--- a/06-学生侧材料/讲义/3-物理化学/化学动力学计算建模-超级充实版（自学完整）.docx
+++ b/06-学生侧材料/讲义/3-物理化学/化学动力学计算建模-超级充实版（自学完整）.docx
@@ -6862,13 +6862,13 @@
         <w:rPr>
           <w:rFonts w:hint="eastAsia" w:ascii="Times New Roman" w:hAnsi="Times New Roman" w:eastAsia="Times New Roman" w:cs="Times New Roman"/>
         </w:rPr>
-        <w:t>/</w:t>
-      </w:r>
-      <w:r>
-        <w:rPr>
-          <w:rFonts w:hint="eastAsia" w:ascii="Times New Roman" w:hAnsi="Times New Roman" w:eastAsia="FangSong" w:cs="Times New Roman"/>
-        </w:rPr>
-        <w:t>化学原理</w:t>
+        <w:t>/4-</w:t>
+      </w:r>
+      <w:r>
+        <w:rPr>
+          <w:rFonts w:hint="eastAsia" w:ascii="Times New Roman" w:hAnsi="Times New Roman" w:eastAsia="FangSong" w:cs="Times New Roman"/>
+        </w:rPr>
+        <w:t>分析化学</w:t>
       </w:r>
       <w:r>
         <w:rPr>
@@ -26169,7 +26169,7 @@
           <w:b/>
           <w:bCs/>
         </w:rPr>
-        <w:t>明显不是常数</w:t>
+        <w:t>并非常数</w:t>
       </w:r>
       <w:r>
         <w:rPr>
@@ -26463,7 +26463,7 @@
         <w:rPr>
           <w:rFonts w:hint="eastAsia" w:ascii="Times New Roman" w:hAnsi="Times New Roman" w:eastAsia="FangSong" w:cs="Times New Roman"/>
         </w:rPr>
-        <w:t>截距同样非常数</w:t>
+        <w:t>截距同样并非常数</w:t>
       </w:r>
       <w:r>
         <w:rPr>
@@ -26825,7 +26825,7 @@
         <w:rPr>
           <w:rFonts w:hint="eastAsia" w:ascii="Times New Roman" w:hAnsi="Times New Roman" w:eastAsia="FangSong" w:cs="Times New Roman"/>
         </w:rPr>
-        <w:t>证明截距均非常数</w:t>
+        <w:t>证明截距均并非常数</w:t>
       </w:r>
       <w:r>
         <w:rPr>
@@ -28518,7 +28518,7 @@
               <w:rPr>
                 <w:rFonts w:hint="eastAsia" w:ascii="Times New Roman" w:hAnsi="Times New Roman" w:eastAsia="FangSong" w:cs="Times New Roman"/>
               </w:rPr>
-              <w:t xml:space="preserve">截距非常数</w:t>
+              <w:t xml:space="preserve">截距并非常数</w:t>
             </w:r>
             <w:r>
               <w:rPr>
@@ -62331,7 +62331,7 @@
           <w:b/>
           <w:bCs/>
         </w:rPr>
-        <w:t xml:space="preserve">一句话记忆</w:t>
+        <w:t xml:space="preserve">记忆要点</w:t>
       </w:r>
       <w:r>
         <w:rPr>
@@ -64960,13 +64960,13 @@
         <w:rPr>
           <w:rFonts w:hint="eastAsia" w:ascii="Times New Roman" w:hAnsi="Times New Roman" w:eastAsia="Times New Roman" w:cs="Times New Roman"/>
         </w:rPr>
-        <w:t>/</w:t>
-      </w:r>
-      <w:r>
-        <w:rPr>
-          <w:rFonts w:hint="eastAsia" w:ascii="Times New Roman" w:hAnsi="Times New Roman" w:eastAsia="FangSong" w:cs="Times New Roman"/>
-        </w:rPr>
-        <w:t>化学原理</w:t>
+        <w:t>/3-</w:t>
+      </w:r>
+      <w:r>
+        <w:rPr>
+          <w:rFonts w:hint="eastAsia" w:ascii="Times New Roman" w:hAnsi="Times New Roman" w:eastAsia="FangSong" w:cs="Times New Roman"/>
+        </w:rPr>
+        <w:t>物理化学</w:t>
       </w:r>
       <w:r>
         <w:rPr>
@@ -65101,7 +65101,7 @@
         <w:rPr>
           <w:rFonts w:hint="eastAsia" w:ascii="Times New Roman" w:hAnsi="Times New Roman" w:eastAsia="Times New Roman" w:cs="Times New Roman"/>
         </w:rPr>
-        <w:t>/</w:t>
+        <w:t>/_</w:t>
       </w:r>
       <w:r>
         <w:rPr>
@@ -65206,13 +65206,13 @@
         <w:rPr>
           <w:rFonts w:hint="eastAsia" w:ascii="Times New Roman" w:hAnsi="Times New Roman" w:eastAsia="Times New Roman" w:cs="Times New Roman"/>
         </w:rPr>
-        <w:t>/</w:t>
-      </w:r>
-      <w:r>
-        <w:rPr>
-          <w:rFonts w:hint="eastAsia" w:ascii="Times New Roman" w:hAnsi="Times New Roman" w:eastAsia="FangSong" w:cs="Times New Roman"/>
-        </w:rPr>
-        <w:t>化学原理</w:t>
+        <w:t>/4-</w:t>
+      </w:r>
+      <w:r>
+        <w:rPr>
+          <w:rFonts w:hint="eastAsia" w:ascii="Times New Roman" w:hAnsi="Times New Roman" w:eastAsia="FangSong" w:cs="Times New Roman"/>
+        </w:rPr>
+        <w:t>分析化学</w:t>
       </w:r>
       <w:r>
         <w:rPr>

--- a/06-学生侧材料/讲义/3-物理化学/化学动力学计算建模-超级充实版（自学完整）.docx
+++ b/06-学生侧材料/讲义/3-物理化学/化学动力学计算建模-超级充实版（自学完整）.docx
@@ -28923,6 +28923,12 @@
       </w:pPr>
       <w:r>
         <w:rPr>
+          <w:rFonts w:ascii="Times New Roman" w:hAnsi="Times New Roman" w:eastAsia="Times New Roman" w:cs="Times New Roman"/>
+        </w:rPr>
+        <w:t xml:space="preserve">6.1 </w:t>
+      </w:r>
+      <w:r>
+        <w:rPr>
           <w:rFonts w:hint="eastAsia" w:ascii="Times New Roman" w:hAnsi="Times New Roman" w:eastAsia="SimHei" w:cs="Times New Roman"/>
         </w:rPr>
         <w:t>基础巩固</w:t>
@@ -28966,9 +28972,15 @@
       </w:r>
       <w:r>
         <w:rPr>
-          <w:rFonts w:hint="eastAsia" w:ascii="Times New Roman" w:hAnsi="Times New Roman" w:eastAsia="Times New Roman" w:cs="Times New Roman"/>
-        </w:rPr>
-        <w:t>（04-</w:t>
+          <w:rFonts w:ascii="Times New Roman" w:hAnsi="Times New Roman" w:eastAsia="Times New Roman" w:cs="Times New Roman"/>
+        </w:rPr>
+        <w:t xml:space="preserve"> </w:t>
+      </w:r>
+      <w:r>
+        <w:rPr>
+          <w:rFonts w:hint="eastAsia" w:ascii="Times New Roman" w:hAnsi="Times New Roman" w:eastAsia="Times New Roman" w:cs="Times New Roman"/>
+        </w:rPr>
+        <w:t>04-</w:t>
       </w:r>
       <w:r>
         <w:rPr>
@@ -29004,624 +29016,7 @@
         <w:rPr>
           <w:rFonts w:hint="eastAsia" w:ascii="Times New Roman" w:hAnsi="Times New Roman" w:eastAsia="Times New Roman" w:cs="Times New Roman"/>
         </w:rPr>
-        <w:t>/07-01）</w:t>
-      </w:r>
-      <w:r>
-        <w:rPr>
-          <w:rFonts w:hint="eastAsia" w:ascii="Times New Roman" w:hAnsi="Times New Roman" w:eastAsia="FangSong" w:cs="Times New Roman"/>
-        </w:rPr>
-        <w:t>反应</w:t>
-      </w:r>
-      <w:r>
-        <w:rPr>
-          <w:rFonts w:ascii="Times New Roman" w:hAnsi="Times New Roman" w:eastAsia="Times New Roman" w:cs="Times New Roman"/>
-        </w:rPr>
-        <w:t xml:space="preserve"> </w:t>
-      </w:r>
-      <m:oMath>
-        <m:oMathPr>
-          <m:ctrlPr>
-            <w:rPr>
-              <w:sz w:val="28"/>
-              <w:szCs w:val="28"/>
-            </w:rPr>
-          </m:ctrlPr>
-        </m:oMathPr>
-        <m:sSub>
-          <m:e>
-            <m:r>
-              <m:rPr>
-                <m:sty m:val="p"/>
-              </m:rPr>
-              <m:t>S</m:t>
-            </m:r>
-          </m:e>
-          <m:sub>
-            <m:r>
-              <m:rPr>
-                <m:sty m:val="p"/>
-              </m:rPr>
-              <m:t>2</m:t>
-            </m:r>
-          </m:sub>
-        </m:sSub>
-        <m:sSubSup>
-          <m:e>
-            <m:r>
-              <m:rPr>
-                <m:sty m:val="p"/>
-              </m:rPr>
-              <m:t>O</m:t>
-            </m:r>
-          </m:e>
-          <m:sub>
-            <m:r>
-              <m:rPr>
-                <m:sty m:val="p"/>
-              </m:rPr>
-              <m:t>8</m:t>
-            </m:r>
-          </m:sub>
-          <m:sup>
-            <m:r>
-              <m:rPr>
-                <m:sty m:val="p"/>
-              </m:rPr>
-              <m:t>2</m:t>
-            </m:r>
-            <m:r>
-              <m:rPr>
-                <m:sty m:val="p"/>
-              </m:rPr>
-              <m:t>−</m:t>
-            </m:r>
-          </m:sup>
-        </m:sSubSup>
-        <m:r>
-          <m:rPr>
-            <m:sty m:val="p"/>
-          </m:rPr>
-          <m:t>+</m:t>
-        </m:r>
-        <m:r>
-          <m:t>3</m:t>
-        </m:r>
-        <m:sSup>
-          <m:e>
-            <m:r>
-              <m:rPr>
-                <m:sty m:val="p"/>
-              </m:rPr>
-              <m:t>I</m:t>
-            </m:r>
-          </m:e>
-          <m:sup>
-            <m:r>
-              <m:rPr>
-                <m:sty m:val="p"/>
-              </m:rPr>
-              <m:t>−</m:t>
-            </m:r>
-          </m:sup>
-        </m:sSup>
-        <m:r>
-          <m:rPr>
-            <m:sty m:val="p"/>
-          </m:rPr>
-          <m:t>→</m:t>
-        </m:r>
-        <m:r>
-          <m:t>2</m:t>
-        </m:r>
-        <m:r>
-          <m:rPr>
-            <m:sty m:val="p"/>
-          </m:rPr>
-          <m:t>S</m:t>
-        </m:r>
-        <m:sSubSup>
-          <m:e>
-            <m:r>
-              <m:rPr>
-                <m:sty m:val="p"/>
-              </m:rPr>
-              <m:t>O</m:t>
-            </m:r>
-          </m:e>
-          <m:sub>
-            <m:r>
-              <m:rPr>
-                <m:sty m:val="p"/>
-              </m:rPr>
-              <m:t>4</m:t>
-            </m:r>
-          </m:sub>
-          <m:sup>
-            <m:r>
-              <m:rPr>
-                <m:sty m:val="p"/>
-              </m:rPr>
-              <m:t>2</m:t>
-            </m:r>
-            <m:r>
-              <m:rPr>
-                <m:sty m:val="p"/>
-              </m:rPr>
-              <m:t>−</m:t>
-            </m:r>
-          </m:sup>
-        </m:sSubSup>
-        <m:r>
-          <m:rPr>
-            <m:sty m:val="p"/>
-          </m:rPr>
-          <m:t>+</m:t>
-        </m:r>
-        <m:sSubSup>
-          <m:e>
-            <m:r>
-              <m:rPr>
-                <m:sty m:val="p"/>
-              </m:rPr>
-              <m:t>I</m:t>
-            </m:r>
-          </m:e>
-          <m:sub>
-            <m:r>
-              <m:rPr>
-                <m:sty m:val="p"/>
-              </m:rPr>
-              <m:t>3</m:t>
-            </m:r>
-          </m:sub>
-          <m:sup>
-            <m:r>
-              <m:rPr>
-                <m:sty m:val="p"/>
-              </m:rPr>
-              <m:t>−</m:t>
-            </m:r>
-          </m:sup>
-        </m:sSubSup>
-      </m:oMath>
-      <w:r>
-        <w:rPr>
-          <w:rFonts w:hint="eastAsia" w:ascii="Times New Roman" w:hAnsi="Times New Roman" w:eastAsia="Times New Roman" w:cs="Times New Roman"/>
-        </w:rPr>
-        <w:t>，</w:t>
-      </w:r>
-      <w:r>
-        <w:rPr>
-          <w:rFonts w:hint="eastAsia" w:ascii="Times New Roman" w:hAnsi="Times New Roman" w:eastAsia="FangSong" w:cs="Times New Roman"/>
-        </w:rPr>
-        <w:t>当</w:t>
-      </w:r>
-      <w:r>
-        <w:rPr>
-          <w:rFonts w:ascii="Times New Roman" w:hAnsi="Times New Roman" w:eastAsia="Times New Roman" w:cs="Times New Roman"/>
-        </w:rPr>
-        <w:t xml:space="preserve"> </w:t>
-      </w:r>
-      <m:oMath>
-        <m:oMathPr>
-          <m:ctrlPr>
-            <w:rPr>
-              <w:sz w:val="28"/>
-              <w:szCs w:val="28"/>
-            </w:rPr>
-          </m:ctrlPr>
-        </m:oMathPr>
-        <m:r>
-          <m:rPr>
-            <m:sty m:val="p"/>
-          </m:rPr>
-          <m:t>−</m:t>
-        </m:r>
-        <m:f>
-          <m:fPr>
-            <m:type m:val="bar"/>
-          </m:fPr>
-          <m:num>
-            <m:r>
-              <m:t>d</m:t>
-            </m:r>
-            <m:r>
-              <m:t>c</m:t>
-            </m:r>
-            <m:r>
-              <m:rPr>
-                <m:sty m:val="p"/>
-              </m:rPr>
-              <m:t>(</m:t>
-            </m:r>
-            <m:sSub>
-              <m:e>
-                <m:r>
-                  <m:rPr>
-                    <m:sty m:val="p"/>
-                  </m:rPr>
-                  <m:t>S</m:t>
-                </m:r>
-              </m:e>
-              <m:sub>
-                <m:r>
-                  <m:rPr>
-                    <m:sty m:val="p"/>
-                  </m:rPr>
-                  <m:t>2</m:t>
-                </m:r>
-              </m:sub>
-            </m:sSub>
-            <m:sSubSup>
-              <m:e>
-                <m:r>
-                  <m:rPr>
-                    <m:sty m:val="p"/>
-                  </m:rPr>
-                  <m:t>O</m:t>
-                </m:r>
-              </m:e>
-              <m:sub>
-                <m:r>
-                  <m:rPr>
-                    <m:sty m:val="p"/>
-                  </m:rPr>
-                  <m:t>8</m:t>
-                </m:r>
-              </m:sub>
-              <m:sup>
-                <m:r>
-                  <m:rPr>
-                    <m:sty m:val="p"/>
-                  </m:rPr>
-                  <m:t>2</m:t>
-                </m:r>
-                <m:r>
-                  <m:rPr>
-                    <m:sty m:val="p"/>
-                  </m:rPr>
-                  <m:t>−</m:t>
-                </m:r>
-              </m:sup>
-            </m:sSubSup>
-            <m:r>
-              <m:rPr>
-                <m:sty m:val="p"/>
-              </m:rPr>
-              <m:t>)</m:t>
-            </m:r>
-          </m:num>
-          <m:den>
-            <m:r>
-              <m:t>d</m:t>
-            </m:r>
-            <m:r>
-              <m:t>t</m:t>
-            </m:r>
-          </m:den>
-        </m:f>
-        <m:r>
-          <m:rPr>
-            <m:sty m:val="p"/>
-          </m:rPr>
-          <m:t>=</m:t>
-        </m:r>
-        <m:r>
-          <m:t>2.0</m:t>
-        </m:r>
-        <m:r>
-          <m:rPr>
-            <m:sty m:val="p"/>
-          </m:rPr>
-          <m:t>×</m:t>
-        </m:r>
-        <m:sSup>
-          <m:e>
-            <m:r>
-              <m:t>10</m:t>
-            </m:r>
-          </m:e>
-          <m:sup>
-            <m:r>
-              <m:rPr>
-                <m:sty m:val="p"/>
-              </m:rPr>
-              <m:t>−</m:t>
-            </m:r>
-            <m:r>
-              <m:t>3</m:t>
-            </m:r>
-          </m:sup>
-        </m:sSup>
-        <m:r>
-          <m:t> </m:t>
-        </m:r>
-        <m:r>
-          <m:rPr>
-            <m:sty m:val="p"/>
-          </m:rPr>
-          <m:t>m</m:t>
-        </m:r>
-        <m:r>
-          <m:rPr>
-            <m:sty m:val="p"/>
-          </m:rPr>
-          <m:t>o</m:t>
-        </m:r>
-        <m:r>
-          <m:rPr>
-            <m:sty m:val="p"/>
-          </m:rPr>
-          <m:t>l</m:t>
-        </m:r>
-        <m:r>
-          <m:rPr>
-            <m:sty m:val="p"/>
-          </m:rPr>
-          <m:t> </m:t>
-        </m:r>
-        <m:r>
-          <m:rPr>
-            <m:sty m:val="p"/>
-          </m:rPr>
-          <m:t>d</m:t>
-        </m:r>
-        <m:sSup>
-          <m:e>
-            <m:r>
-              <m:rPr>
-                <m:sty m:val="p"/>
-              </m:rPr>
-              <m:t>m</m:t>
-            </m:r>
-          </m:e>
-          <m:sup>
-            <m:r>
-              <m:rPr>
-                <m:sty m:val="p"/>
-              </m:rPr>
-              <m:t>−</m:t>
-            </m:r>
-            <m:r>
-              <m:rPr>
-                <m:sty m:val="p"/>
-              </m:rPr>
-              <m:t>3</m:t>
-            </m:r>
-          </m:sup>
-        </m:sSup>
-        <m:r>
-          <m:rPr>
-            <m:sty m:val="p"/>
-          </m:rPr>
-          <m:t> </m:t>
-        </m:r>
-        <m:sSup>
-          <m:e>
-            <m:r>
-              <m:rPr>
-                <m:sty m:val="p"/>
-              </m:rPr>
-              <m:t>s</m:t>
-            </m:r>
-          </m:e>
-          <m:sup>
-            <m:r>
-              <m:rPr>
-                <m:sty m:val="p"/>
-              </m:rPr>
-              <m:t>−</m:t>
-            </m:r>
-            <m:r>
-              <m:rPr>
-                <m:sty m:val="p"/>
-              </m:rPr>
-              <m:t>1</m:t>
-            </m:r>
-          </m:sup>
-        </m:sSup>
-      </m:oMath>
-      <w:r>
-        <w:rPr>
-          <w:rFonts w:ascii="Times New Roman" w:hAnsi="Times New Roman" w:eastAsia="Times New Roman" w:cs="Times New Roman"/>
-        </w:rPr>
-        <w:t xml:space="preserve"> </w:t>
-      </w:r>
-      <w:r>
-        <w:rPr>
-          <w:rFonts w:hint="eastAsia" w:ascii="Times New Roman" w:hAnsi="Times New Roman" w:eastAsia="FangSong" w:cs="Times New Roman"/>
-        </w:rPr>
-        <w:t>时</w:t>
-      </w:r>
-      <w:r>
-        <w:rPr>
-          <w:rFonts w:hint="eastAsia" w:ascii="Times New Roman" w:hAnsi="Times New Roman" w:eastAsia="Times New Roman" w:cs="Times New Roman"/>
-        </w:rPr>
-        <w:t>，</w:t>
-      </w:r>
-      <w:r>
-        <w:rPr>
-          <w:rFonts w:hint="eastAsia" w:ascii="Times New Roman" w:hAnsi="Times New Roman" w:eastAsia="FangSong" w:cs="Times New Roman"/>
-        </w:rPr>
-        <w:t>求</w:t>
-      </w:r>
-      <w:r>
-        <w:rPr>
-          <w:rFonts w:ascii="Times New Roman" w:hAnsi="Times New Roman" w:eastAsia="Times New Roman" w:cs="Times New Roman"/>
-        </w:rPr>
-        <w:t xml:space="preserve"> </w:t>
-      </w:r>
-      <m:oMath>
-        <m:oMathPr>
-          <m:ctrlPr>
-            <w:rPr>
-              <w:sz w:val="28"/>
-              <w:szCs w:val="28"/>
-            </w:rPr>
-          </m:ctrlPr>
-        </m:oMathPr>
-        <m:r>
-          <m:rPr>
-            <m:sty m:val="p"/>
-          </m:rPr>
-          <m:t>−</m:t>
-        </m:r>
-        <m:f>
-          <m:fPr>
-            <m:type m:val="bar"/>
-          </m:fPr>
-          <m:num>
-            <m:r>
-              <m:t>d</m:t>
-            </m:r>
-            <m:r>
-              <m:t>c</m:t>
-            </m:r>
-            <m:r>
-              <m:rPr>
-                <m:sty m:val="p"/>
-              </m:rPr>
-              <m:t>(</m:t>
-            </m:r>
-            <m:sSup>
-              <m:e>
-                <m:r>
-                  <m:rPr>
-                    <m:sty m:val="p"/>
-                  </m:rPr>
-                  <m:t>I</m:t>
-                </m:r>
-              </m:e>
-              <m:sup>
-                <m:r>
-                  <m:rPr>
-                    <m:sty m:val="p"/>
-                  </m:rPr>
-                  <m:t>−</m:t>
-                </m:r>
-              </m:sup>
-            </m:sSup>
-            <m:r>
-              <m:rPr>
-                <m:sty m:val="p"/>
-              </m:rPr>
-              <m:t>)</m:t>
-            </m:r>
-          </m:num>
-          <m:den>
-            <m:r>
-              <m:t>d</m:t>
-            </m:r>
-            <m:r>
-              <m:t>t</m:t>
-            </m:r>
-          </m:den>
-        </m:f>
-      </m:oMath>
-      <w:r>
-        <w:rPr>
-          <w:rFonts w:ascii="Times New Roman" w:hAnsi="Times New Roman" w:eastAsia="Times New Roman" w:cs="Times New Roman"/>
-        </w:rPr>
-        <w:t xml:space="preserve"> </w:t>
-      </w:r>
-      <w:r>
-        <w:rPr>
-          <w:rFonts w:hint="eastAsia" w:ascii="Times New Roman" w:hAnsi="Times New Roman" w:eastAsia="FangSong" w:cs="Times New Roman"/>
-        </w:rPr>
-        <w:t xml:space="preserve">与</w:t>
-      </w:r>
-      <w:r>
-        <w:rPr>
-          <w:rFonts w:ascii="Times New Roman" w:hAnsi="Times New Roman" w:eastAsia="Times New Roman" w:cs="Times New Roman"/>
-        </w:rPr>
-        <w:t xml:space="preserve"> </w:t>
-      </w:r>
-      <m:oMath>
-        <m:oMathPr>
-          <m:ctrlPr>
-            <w:rPr>
-              <w:sz w:val="28"/>
-              <w:szCs w:val="28"/>
-            </w:rPr>
-          </m:ctrlPr>
-        </m:oMathPr>
-        <m:f>
-          <m:fPr>
-            <m:type m:val="bar"/>
-          </m:fPr>
-          <m:num>
-            <m:r>
-              <m:t>d</m:t>
-            </m:r>
-            <m:r>
-              <m:t>c</m:t>
-            </m:r>
-            <m:r>
-              <m:rPr>
-                <m:sty m:val="p"/>
-              </m:rPr>
-              <m:t>(</m:t>
-            </m:r>
-            <m:r>
-              <m:rPr>
-                <m:sty m:val="p"/>
-              </m:rPr>
-              <m:t>S</m:t>
-            </m:r>
-            <m:sSubSup>
-              <m:e>
-                <m:r>
-                  <m:rPr>
-                    <m:sty m:val="p"/>
-                  </m:rPr>
-                  <m:t>O</m:t>
-                </m:r>
-              </m:e>
-              <m:sub>
-                <m:r>
-                  <m:rPr>
-                    <m:sty m:val="p"/>
-                  </m:rPr>
-                  <m:t>4</m:t>
-                </m:r>
-              </m:sub>
-              <m:sup>
-                <m:r>
-                  <m:rPr>
-                    <m:sty m:val="p"/>
-                  </m:rPr>
-                  <m:t>2</m:t>
-                </m:r>
-                <m:r>
-                  <m:rPr>
-                    <m:sty m:val="p"/>
-                  </m:rPr>
-                  <m:t>−</m:t>
-                </m:r>
-              </m:sup>
-            </m:sSubSup>
-            <m:r>
-              <m:rPr>
-                <m:sty m:val="p"/>
-              </m:rPr>
-              <m:t>)</m:t>
-            </m:r>
-          </m:num>
-          <m:den>
-            <m:r>
-              <m:t>d</m:t>
-            </m:r>
-            <m:r>
-              <m:t>t</m:t>
-            </m:r>
-          </m:den>
-        </m:f>
-      </m:oMath>
-      <w:r>
-        <w:rPr>
-          <w:rFonts w:ascii="Times New Roman" w:hAnsi="Times New Roman" w:eastAsia="Times New Roman" w:cs="Times New Roman"/>
-        </w:rPr>
-        <w:t xml:space="preserve">。</w:t>
+        <w:t>/07-01</w:t>
       </w:r>
     </w:p>
     <w:p>
@@ -29639,9 +29034,15 @@
       </w:r>
       <w:r>
         <w:rPr>
-          <w:rFonts w:hint="eastAsia" w:ascii="Times New Roman" w:hAnsi="Times New Roman" w:eastAsia="Times New Roman" w:cs="Times New Roman"/>
-        </w:rPr>
-        <w:t>（04-</w:t>
+          <w:rFonts w:ascii="Times New Roman" w:hAnsi="Times New Roman" w:eastAsia="Times New Roman" w:cs="Times New Roman"/>
+        </w:rPr>
+        <w:t xml:space="preserve"> </w:t>
+      </w:r>
+      <w:r>
+        <w:rPr>
+          <w:rFonts w:hint="eastAsia" w:ascii="Times New Roman" w:hAnsi="Times New Roman" w:eastAsia="Times New Roman" w:cs="Times New Roman"/>
+        </w:rPr>
+        <w:t>04-</w:t>
       </w:r>
       <w:r>
         <w:rPr>
@@ -29677,216 +29078,7 @@
         <w:rPr>
           <w:rFonts w:hint="eastAsia" w:ascii="Times New Roman" w:hAnsi="Times New Roman" w:eastAsia="Times New Roman" w:cs="Times New Roman"/>
         </w:rPr>
-        <w:t>/07-02）</w:t>
-      </w:r>
-      <m:oMath>
-        <m:sSub>
-          <m:e>
-            <m:r>
-              <m:rPr>
-                <m:sty m:val="p"/>
-              </m:rPr>
-              <m:t>N</m:t>
-            </m:r>
-          </m:e>
-          <m:sub>
-            <m:r>
-              <m:rPr>
-                <m:sty m:val="p"/>
-              </m:rPr>
-              <m:t>2</m:t>
-            </m:r>
-          </m:sub>
-        </m:sSub>
-        <m:sSub>
-          <m:e>
-            <m:r>
-              <m:rPr>
-                <m:sty m:val="p"/>
-              </m:rPr>
-              <m:t>O</m:t>
-            </m:r>
-          </m:e>
-          <m:sub>
-            <m:r>
-              <m:rPr>
-                <m:sty m:val="p"/>
-              </m:rPr>
-              <m:t>5</m:t>
-            </m:r>
-          </m:sub>
-        </m:sSub>
-      </m:oMath>
-      <w:r>
-        <w:rPr>
-          <w:rFonts w:ascii="Times New Roman" w:hAnsi="Times New Roman" w:eastAsia="Times New Roman" w:cs="Times New Roman"/>
-        </w:rPr>
-        <w:t xml:space="preserve"> </w:t>
-      </w:r>
-      <w:r>
-        <w:rPr>
-          <w:rFonts w:hint="eastAsia" w:ascii="Times New Roman" w:hAnsi="Times New Roman" w:eastAsia="FangSong" w:cs="Times New Roman"/>
-        </w:rPr>
-        <w:t xml:space="preserve">分解</w:t>
-      </w:r>
-      <w:r>
-        <w:rPr>
-          <w:rFonts w:ascii="Times New Roman" w:hAnsi="Times New Roman" w:eastAsia="Times New Roman" w:cs="Times New Roman"/>
-        </w:rPr>
-        <w:t xml:space="preserve"> </w:t>
-      </w:r>
-      <m:oMath>
-        <m:oMathPr>
-          <m:ctrlPr>
-            <w:rPr>
-              <w:sz w:val="28"/>
-              <w:szCs w:val="28"/>
-            </w:rPr>
-          </m:ctrlPr>
-        </m:oMathPr>
-        <m:r>
-          <m:t>2</m:t>
-        </m:r>
-        <m:sSub>
-          <m:e>
-            <m:r>
-              <m:rPr>
-                <m:sty m:val="p"/>
-              </m:rPr>
-              <m:t>N</m:t>
-            </m:r>
-          </m:e>
-          <m:sub>
-            <m:r>
-              <m:rPr>
-                <m:sty m:val="p"/>
-              </m:rPr>
-              <m:t>2</m:t>
-            </m:r>
-          </m:sub>
-        </m:sSub>
-        <m:sSub>
-          <m:e>
-            <m:r>
-              <m:rPr>
-                <m:sty m:val="p"/>
-              </m:rPr>
-              <m:t>O</m:t>
-            </m:r>
-          </m:e>
-          <m:sub>
-            <m:r>
-              <m:rPr>
-                <m:sty m:val="p"/>
-              </m:rPr>
-              <m:t>5</m:t>
-            </m:r>
-          </m:sub>
-        </m:sSub>
-        <m:r>
-          <m:rPr>
-            <m:sty m:val="p"/>
-          </m:rPr>
-          <m:t>→</m:t>
-        </m:r>
-        <m:r>
-          <m:t>4</m:t>
-        </m:r>
-        <m:r>
-          <m:rPr>
-            <m:sty m:val="p"/>
-          </m:rPr>
-          <m:t>N</m:t>
-        </m:r>
-        <m:sSub>
-          <m:e>
-            <m:r>
-              <m:rPr>
-                <m:sty m:val="p"/>
-              </m:rPr>
-              <m:t>O</m:t>
-            </m:r>
-          </m:e>
-          <m:sub>
-            <m:r>
-              <m:rPr>
-                <m:sty m:val="p"/>
-              </m:rPr>
-              <m:t>2</m:t>
-            </m:r>
-          </m:sub>
-        </m:sSub>
-        <m:r>
-          <m:rPr>
-            <m:sty m:val="p"/>
-          </m:rPr>
-          <m:t>+</m:t>
-        </m:r>
-        <m:sSub>
-          <m:e>
-            <m:r>
-              <m:rPr>
-                <m:sty m:val="p"/>
-              </m:rPr>
-              <m:t>O</m:t>
-            </m:r>
-          </m:e>
-          <m:sub>
-            <m:r>
-              <m:rPr>
-                <m:sty m:val="p"/>
-              </m:rPr>
-              <m:t>2</m:t>
-            </m:r>
-          </m:sub>
-        </m:sSub>
-      </m:oMath>
-      <w:r>
-        <w:rPr>
-          <w:rFonts w:hint="eastAsia" w:ascii="Times New Roman" w:hAnsi="Times New Roman" w:eastAsia="Times New Roman" w:cs="Times New Roman"/>
-        </w:rPr>
-        <w:t xml:space="preserve">，</w:t>
-      </w:r>
-      <m:oMath>
-        <m:sSup>
-          <m:e>
-            <m:r>
-              <m:t>67</m:t>
-            </m:r>
-          </m:e>
-          <m:sup>
-            <m:r>
-              <m:rPr>
-                <m:sty m:val="p"/>
-              </m:rPr>
-              <m:t>∘</m:t>
-            </m:r>
-          </m:sup>
-        </m:sSup>
-        <m:r>
-          <m:rPr>
-            <m:sty m:val="p"/>
-          </m:rPr>
-          <m:t>C</m:t>
-        </m:r>
-      </m:oMath>
-      <w:r>
-        <w:rPr>
-          <w:rFonts w:ascii="Times New Roman" w:hAnsi="Times New Roman" w:eastAsia="Times New Roman" w:cs="Times New Roman"/>
-        </w:rPr>
-        <w:t xml:space="preserve"> </w:t>
-      </w:r>
-      <w:r>
-        <w:rPr>
-          <w:rFonts w:hint="eastAsia" w:ascii="Times New Roman" w:hAnsi="Times New Roman" w:eastAsia="FangSong" w:cs="Times New Roman"/>
-        </w:rPr>
-        <w:t>下数据</w:t>
-      </w:r>
-      <w:r>
-        <w:rPr>
-          <w:rFonts w:hint="eastAsia" w:ascii="Times New Roman" w:hAnsi="Times New Roman" w:eastAsia="Times New Roman" w:cs="Times New Roman"/>
-        </w:rPr>
-        <w:t>：</w:t>
+        <w:t>/07-02</w:t>
       </w:r>
     </w:p>
     <w:tbl>
@@ -30548,9 +29740,15 @@
       </w:r>
       <w:r>
         <w:rPr>
-          <w:rFonts w:hint="eastAsia" w:ascii="Times New Roman" w:hAnsi="Times New Roman" w:eastAsia="Times New Roman" w:cs="Times New Roman"/>
-        </w:rPr>
-        <w:t>（04-</w:t>
+          <w:rFonts w:ascii="Times New Roman" w:hAnsi="Times New Roman" w:eastAsia="Times New Roman" w:cs="Times New Roman"/>
+        </w:rPr>
+        <w:t xml:space="preserve"> </w:t>
+      </w:r>
+      <w:r>
+        <w:rPr>
+          <w:rFonts w:hint="eastAsia" w:ascii="Times New Roman" w:hAnsi="Times New Roman" w:eastAsia="Times New Roman" w:cs="Times New Roman"/>
+        </w:rPr>
+        <w:t>04-</w:t>
       </w:r>
       <w:r>
         <w:rPr>
@@ -30586,447 +29784,7 @@
         <w:rPr>
           <w:rFonts w:hint="eastAsia" w:ascii="Times New Roman" w:hAnsi="Times New Roman" w:eastAsia="Times New Roman" w:cs="Times New Roman"/>
         </w:rPr>
-        <w:t>/07-03）</w:t>
-      </w:r>
-      <m:oMath>
-        <m:sSup>
-          <m:e>
-            <m:r>
-              <m:t>320</m:t>
-            </m:r>
-          </m:e>
-          <m:sup>
-            <m:r>
-              <m:rPr>
-                <m:sty m:val="p"/>
-              </m:rPr>
-              <m:t>∘</m:t>
-            </m:r>
-          </m:sup>
-        </m:sSup>
-        <m:r>
-          <m:rPr>
-            <m:sty m:val="p"/>
-          </m:rPr>
-          <m:t>C</m:t>
-        </m:r>
-      </m:oMath>
-      <w:r>
-        <w:rPr>
-          <w:rFonts w:ascii="Times New Roman" w:hAnsi="Times New Roman" w:eastAsia="Times New Roman" w:cs="Times New Roman"/>
-        </w:rPr>
-        <w:t xml:space="preserve"> </w:t>
-      </w:r>
-      <w:r>
-        <w:rPr>
-          <w:rFonts w:hint="eastAsia" w:ascii="Times New Roman" w:hAnsi="Times New Roman" w:eastAsia="FangSong" w:cs="Times New Roman"/>
-        </w:rPr>
-        <w:t xml:space="preserve">下</w:t>
-      </w:r>
-      <w:r>
-        <w:rPr>
-          <w:rFonts w:ascii="Times New Roman" w:hAnsi="Times New Roman" w:eastAsia="Times New Roman" w:cs="Times New Roman"/>
-        </w:rPr>
-        <w:t xml:space="preserve"> </w:t>
-      </w:r>
-      <m:oMath>
-        <m:oMathPr>
-          <m:ctrlPr>
-            <w:rPr>
-              <w:sz w:val="28"/>
-              <w:szCs w:val="28"/>
-            </w:rPr>
-          </m:ctrlPr>
-        </m:oMathPr>
-        <m:r>
-          <m:rPr>
-            <m:sty m:val="p"/>
-          </m:rPr>
-          <m:t>S</m:t>
-        </m:r>
-        <m:sSub>
-          <m:e>
-            <m:r>
-              <m:rPr>
-                <m:sty m:val="p"/>
-              </m:rPr>
-              <m:t>O</m:t>
-            </m:r>
-          </m:e>
-          <m:sub>
-            <m:r>
-              <m:rPr>
-                <m:sty m:val="p"/>
-              </m:rPr>
-              <m:t>2</m:t>
-            </m:r>
-          </m:sub>
-        </m:sSub>
-        <m:r>
-          <m:rPr>
-            <m:sty m:val="p"/>
-          </m:rPr>
-          <m:t>C</m:t>
-        </m:r>
-        <m:sSub>
-          <m:e>
-            <m:r>
-              <m:rPr>
-                <m:sty m:val="p"/>
-              </m:rPr>
-              <m:t>l</m:t>
-            </m:r>
-          </m:e>
-          <m:sub>
-            <m:r>
-              <m:rPr>
-                <m:sty m:val="p"/>
-              </m:rPr>
-              <m:t>2</m:t>
-            </m:r>
-          </m:sub>
-        </m:sSub>
-        <m:r>
-          <m:rPr>
-            <m:sty m:val="p"/>
-          </m:rPr>
-          <m:t>(</m:t>
-        </m:r>
-        <m:r>
-          <m:rPr>
-            <m:sty m:val="p"/>
-          </m:rPr>
-          <m:t>g</m:t>
-        </m:r>
-        <m:r>
-          <m:rPr>
-            <m:sty m:val="p"/>
-          </m:rPr>
-          <m:t>)</m:t>
-        </m:r>
-        <m:r>
-          <m:rPr>
-            <m:sty m:val="p"/>
-          </m:rPr>
-          <m:t>→</m:t>
-        </m:r>
-        <m:r>
-          <m:rPr>
-            <m:sty m:val="p"/>
-          </m:rPr>
-          <m:t>S</m:t>
-        </m:r>
-        <m:sSub>
-          <m:e>
-            <m:r>
-              <m:rPr>
-                <m:sty m:val="p"/>
-              </m:rPr>
-              <m:t>O</m:t>
-            </m:r>
-          </m:e>
-          <m:sub>
-            <m:r>
-              <m:rPr>
-                <m:sty m:val="p"/>
-              </m:rPr>
-              <m:t>2</m:t>
-            </m:r>
-          </m:sub>
-        </m:sSub>
-        <m:r>
-          <m:rPr>
-            <m:sty m:val="p"/>
-          </m:rPr>
-          <m:t>(</m:t>
-        </m:r>
-        <m:r>
-          <m:rPr>
-            <m:sty m:val="p"/>
-          </m:rPr>
-          <m:t>g</m:t>
-        </m:r>
-        <m:r>
-          <m:rPr>
-            <m:sty m:val="p"/>
-          </m:rPr>
-          <m:t>)</m:t>
-        </m:r>
-        <m:r>
-          <m:rPr>
-            <m:sty m:val="p"/>
-          </m:rPr>
-          <m:t>+</m:t>
-        </m:r>
-        <m:r>
-          <m:rPr>
-            <m:sty m:val="p"/>
-          </m:rPr>
-          <m:t>C</m:t>
-        </m:r>
-        <m:sSub>
-          <m:e>
-            <m:r>
-              <m:rPr>
-                <m:sty m:val="p"/>
-              </m:rPr>
-              <m:t>l</m:t>
-            </m:r>
-          </m:e>
-          <m:sub>
-            <m:r>
-              <m:rPr>
-                <m:sty m:val="p"/>
-              </m:rPr>
-              <m:t>2</m:t>
-            </m:r>
-          </m:sub>
-        </m:sSub>
-        <m:r>
-          <m:rPr>
-            <m:sty m:val="p"/>
-          </m:rPr>
-          <m:t>(</m:t>
-        </m:r>
-        <m:r>
-          <m:rPr>
-            <m:sty m:val="p"/>
-          </m:rPr>
-          <m:t>g</m:t>
-        </m:r>
-        <m:r>
-          <m:rPr>
-            <m:sty m:val="p"/>
-          </m:rPr>
-          <m:t>)</m:t>
-        </m:r>
-      </m:oMath>
-      <w:r>
-        <w:rPr>
-          <w:rFonts w:ascii="Times New Roman" w:hAnsi="Times New Roman" w:eastAsia="Times New Roman" w:cs="Times New Roman"/>
-        </w:rPr>
-        <w:t xml:space="preserve"> </w:t>
-      </w:r>
-      <w:r>
-        <w:rPr>
-          <w:rFonts w:hint="eastAsia" w:ascii="Times New Roman" w:hAnsi="Times New Roman" w:eastAsia="FangSong" w:cs="Times New Roman"/>
-        </w:rPr>
-        <w:t>为一级反应</w:t>
-      </w:r>
-      <w:r>
-        <w:rPr>
-          <w:rFonts w:hint="eastAsia" w:ascii="Times New Roman" w:hAnsi="Times New Roman" w:eastAsia="Times New Roman" w:cs="Times New Roman"/>
-        </w:rPr>
-        <w:t>，</w:t>
-      </w:r>
-      <m:oMath>
-        <m:oMathPr>
-          <m:ctrlPr>
-            <w:rPr>
-              <w:sz w:val="28"/>
-              <w:szCs w:val="28"/>
-            </w:rPr>
-          </m:ctrlPr>
-        </m:oMathPr>
-        <m:r>
-          <m:t>k</m:t>
-        </m:r>
-        <m:r>
-          <m:rPr>
-            <m:sty m:val="p"/>
-          </m:rPr>
-          <m:t>=</m:t>
-        </m:r>
-        <m:r>
-          <m:t>2.2</m:t>
-        </m:r>
-        <m:r>
-          <m:rPr>
-            <m:sty m:val="p"/>
-          </m:rPr>
-          <m:t>×</m:t>
-        </m:r>
-        <m:sSup>
-          <m:e>
-            <m:r>
-              <m:t>10</m:t>
-            </m:r>
-          </m:e>
-          <m:sup>
-            <m:r>
-              <m:rPr>
-                <m:sty m:val="p"/>
-              </m:rPr>
-              <m:t>−</m:t>
-            </m:r>
-            <m:r>
-              <m:t>5</m:t>
-            </m:r>
-          </m:sup>
-        </m:sSup>
-        <m:r>
-          <m:t> </m:t>
-        </m:r>
-        <m:sSup>
-          <m:e>
-            <m:r>
-              <m:rPr>
-                <m:sty m:val="p"/>
-              </m:rPr>
-              <m:t>s</m:t>
-            </m:r>
-          </m:e>
-          <m:sup>
-            <m:r>
-              <m:rPr>
-                <m:sty m:val="p"/>
-              </m:rPr>
-              <m:t>−</m:t>
-            </m:r>
-            <m:r>
-              <m:rPr>
-                <m:sty m:val="p"/>
-              </m:rPr>
-              <m:t>1</m:t>
-            </m:r>
-          </m:sup>
-        </m:sSup>
-      </m:oMath>
-      <w:r>
-        <w:rPr>
-          <w:rFonts w:hint="eastAsia" w:ascii="Times New Roman" w:hAnsi="Times New Roman" w:eastAsia="Times New Roman" w:cs="Times New Roman"/>
-        </w:rPr>
-        <w:t>。</w:t>
-      </w:r>
-      <w:r>
-        <w:rPr>
-          <w:rFonts w:hint="eastAsia" w:ascii="Times New Roman" w:hAnsi="Times New Roman" w:eastAsia="FangSong" w:cs="Times New Roman"/>
-        </w:rPr>
-        <w:t>求</w:t>
-      </w:r>
-      <w:r>
-        <w:rPr>
-          <w:rFonts w:hint="eastAsia" w:ascii="Times New Roman" w:hAnsi="Times New Roman" w:eastAsia="Times New Roman" w:cs="Times New Roman"/>
-        </w:rPr>
-        <w:t>：(1)</w:t>
-      </w:r>
-      <w:r>
-        <w:rPr>
-          <w:rFonts w:ascii="Times New Roman" w:hAnsi="Times New Roman" w:eastAsia="Times New Roman" w:cs="Times New Roman"/>
-        </w:rPr>
-        <w:t xml:space="preserve"> 10.0 g</w:t>
-      </w:r>
-      <w:r>
-        <w:rPr>
-          <w:rFonts w:ascii="Times New Roman" w:hAnsi="Times New Roman" w:eastAsia="Times New Roman" w:cs="Times New Roman"/>
-        </w:rPr>
-        <w:t xml:space="preserve"> </w:t>
-      </w:r>
-      <m:oMath>
-        <m:oMathPr>
-          <m:ctrlPr>
-            <w:rPr>
-              <w:sz w:val="28"/>
-              <w:szCs w:val="28"/>
-            </w:rPr>
-          </m:ctrlPr>
-        </m:oMathPr>
-        <m:r>
-          <m:rPr>
-            <m:sty m:val="p"/>
-          </m:rPr>
-          <m:t>S</m:t>
-        </m:r>
-        <m:sSub>
-          <m:e>
-            <m:r>
-              <m:rPr>
-                <m:sty m:val="p"/>
-              </m:rPr>
-              <m:t>O</m:t>
-            </m:r>
-          </m:e>
-          <m:sub>
-            <m:r>
-              <m:rPr>
-                <m:sty m:val="p"/>
-              </m:rPr>
-              <m:t>2</m:t>
-            </m:r>
-          </m:sub>
-        </m:sSub>
-        <m:r>
-          <m:rPr>
-            <m:sty m:val="p"/>
-          </m:rPr>
-          <m:t>C</m:t>
-        </m:r>
-        <m:sSub>
-          <m:e>
-            <m:r>
-              <m:rPr>
-                <m:sty m:val="p"/>
-              </m:rPr>
-              <m:t>l</m:t>
-            </m:r>
-          </m:e>
-          <m:sub>
-            <m:r>
-              <m:rPr>
-                <m:sty m:val="p"/>
-              </m:rPr>
-              <m:t>2</m:t>
-            </m:r>
-          </m:sub>
-        </m:sSub>
-      </m:oMath>
-      <w:r>
-        <w:rPr>
-          <w:rFonts w:ascii="Times New Roman" w:hAnsi="Times New Roman" w:eastAsia="Times New Roman" w:cs="Times New Roman"/>
-        </w:rPr>
-        <w:t xml:space="preserve"> </w:t>
-      </w:r>
-      <w:r>
-        <w:rPr>
-          <w:rFonts w:hint="eastAsia" w:ascii="Times New Roman" w:hAnsi="Times New Roman" w:eastAsia="FangSong" w:cs="Times New Roman"/>
-        </w:rPr>
-        <w:t>分解一半需多久</w:t>
-      </w:r>
-      <w:r>
-        <w:rPr>
-          <w:rFonts w:hint="eastAsia" w:ascii="Times New Roman" w:hAnsi="Times New Roman" w:eastAsia="Times New Roman" w:cs="Times New Roman"/>
-        </w:rPr>
-        <w:t>；(2)</w:t>
-      </w:r>
-      <w:r>
-        <w:rPr>
-          <w:rFonts w:ascii="Times New Roman" w:hAnsi="Times New Roman" w:eastAsia="Times New Roman" w:cs="Times New Roman"/>
-        </w:rPr>
-        <w:t xml:space="preserve"> 2.00 g </w:t>
-      </w:r>
-      <w:r>
-        <w:rPr>
-          <w:rFonts w:hint="eastAsia" w:ascii="Times New Roman" w:hAnsi="Times New Roman" w:eastAsia="FangSong" w:cs="Times New Roman"/>
-        </w:rPr>
-        <w:t xml:space="preserve">经</w:t>
-      </w:r>
-      <w:r>
-        <w:rPr>
-          <w:rFonts w:ascii="Times New Roman" w:hAnsi="Times New Roman" w:eastAsia="Times New Roman" w:cs="Times New Roman"/>
-        </w:rPr>
-        <w:t xml:space="preserve"> 2 h </w:t>
-      </w:r>
-      <w:r>
-        <w:rPr>
-          <w:rFonts w:hint="eastAsia" w:ascii="Times New Roman" w:hAnsi="Times New Roman" w:eastAsia="FangSong" w:cs="Times New Roman"/>
-        </w:rPr>
-        <w:t>后剩多少</w:t>
-      </w:r>
-      <w:r>
-        <w:rPr>
-          <w:rFonts w:hint="eastAsia" w:ascii="Times New Roman" w:hAnsi="Times New Roman" w:eastAsia="Times New Roman" w:cs="Times New Roman"/>
-        </w:rPr>
-        <w:t>。</w:t>
+        <w:t>/07-03</w:t>
       </w:r>
     </w:p>
     <w:p>
@@ -31043,9 +29801,15 @@
       </w:r>
       <w:r>
         <w:rPr>
-          <w:rFonts w:hint="eastAsia" w:ascii="Times New Roman" w:hAnsi="Times New Roman" w:eastAsia="Times New Roman" w:cs="Times New Roman"/>
-        </w:rPr>
-        <w:t>（04-</w:t>
+          <w:rFonts w:ascii="Times New Roman" w:hAnsi="Times New Roman" w:eastAsia="Times New Roman" w:cs="Times New Roman"/>
+        </w:rPr>
+        <w:t xml:space="preserve"> </w:t>
+      </w:r>
+      <w:r>
+        <w:rPr>
+          <w:rFonts w:hint="eastAsia" w:ascii="Times New Roman" w:hAnsi="Times New Roman" w:eastAsia="Times New Roman" w:cs="Times New Roman"/>
+        </w:rPr>
+        <w:t>04-</w:t>
       </w:r>
       <w:r>
         <w:rPr>
@@ -31081,200 +29845,7 @@
         <w:rPr>
           <w:rFonts w:hint="eastAsia" w:ascii="Times New Roman" w:hAnsi="Times New Roman" w:eastAsia="Times New Roman" w:cs="Times New Roman"/>
         </w:rPr>
-        <w:t>/07-04）</w:t>
-      </w:r>
-      <m:oMath>
-        <m:sSup>
-          <m:e>
-            <m:r>
-              <m:t>​</m:t>
-            </m:r>
-          </m:e>
-          <m:sup>
-            <m:r>
-              <m:t>14</m:t>
-            </m:r>
-          </m:sup>
-        </m:sSup>
-        <m:r>
-          <m:rPr>
-            <m:sty m:val="p"/>
-          </m:rPr>
-          <m:t>C</m:t>
-        </m:r>
-      </m:oMath>
-      <w:r>
-        <w:rPr>
-          <w:rFonts w:ascii="Times New Roman" w:hAnsi="Times New Roman" w:eastAsia="Times New Roman" w:cs="Times New Roman"/>
-        </w:rPr>
-        <w:t xml:space="preserve"> </w:t>
-      </w:r>
-      <w:r>
-        <w:rPr>
-          <w:rFonts w:hint="eastAsia" w:ascii="Times New Roman" w:hAnsi="Times New Roman" w:eastAsia="FangSong" w:cs="Times New Roman"/>
-        </w:rPr>
-        <w:t xml:space="preserve">的</w:t>
-      </w:r>
-      <w:r>
-        <w:rPr>
-          <w:rFonts w:ascii="Times New Roman" w:hAnsi="Times New Roman" w:eastAsia="Times New Roman" w:cs="Times New Roman"/>
-        </w:rPr>
-        <w:t xml:space="preserve"> </w:t>
-      </w:r>
-      <m:oMath>
-        <m:oMathPr>
-          <m:ctrlPr>
-            <w:rPr>
-              <w:sz w:val="28"/>
-              <w:szCs w:val="28"/>
-            </w:rPr>
-          </m:ctrlPr>
-        </m:oMathPr>
-        <m:sSub>
-          <m:e>
-            <m:r>
-              <m:t>t</m:t>
-            </m:r>
-          </m:e>
-          <m:sub>
-            <m:r>
-              <m:t>1</m:t>
-            </m:r>
-            <m:r>
-              <m:rPr>
-                <m:sty m:val="p"/>
-              </m:rPr>
-              <m:t>/</m:t>
-            </m:r>
-            <m:r>
-              <m:t>2</m:t>
-            </m:r>
-          </m:sub>
-        </m:sSub>
-        <m:r>
-          <m:rPr>
-            <m:sty m:val="p"/>
-          </m:rPr>
-          <m:t>=</m:t>
-        </m:r>
-        <m:r>
-          <m:t>5730</m:t>
-        </m:r>
-      </m:oMath>
-      <w:r>
-        <w:rPr>
-          <w:rFonts w:ascii="Times New Roman" w:hAnsi="Times New Roman" w:eastAsia="Times New Roman" w:cs="Times New Roman"/>
-        </w:rPr>
-        <w:t xml:space="preserve"> </w:t>
-      </w:r>
-      <w:r>
-        <w:rPr>
-          <w:rFonts w:hint="eastAsia" w:ascii="Times New Roman" w:hAnsi="Times New Roman" w:eastAsia="Times New Roman" w:cs="Times New Roman"/>
-        </w:rPr>
-        <w:t>a。</w:t>
-      </w:r>
-      <w:r>
-        <w:rPr>
-          <w:rFonts w:hint="eastAsia" w:ascii="Times New Roman" w:hAnsi="Times New Roman" w:eastAsia="FangSong" w:cs="Times New Roman"/>
-        </w:rPr>
-        <w:t>周口店山顶洞遗址斑鹿骨化石的</w:t>
-      </w:r>
-      <w:r>
-        <w:rPr>
-          <w:rFonts w:ascii="Times New Roman" w:hAnsi="Times New Roman" w:eastAsia="Times New Roman" w:cs="Times New Roman"/>
-        </w:rPr>
-        <w:t xml:space="preserve"> </w:t>
-      </w:r>
-      <m:oMath>
-        <m:oMathPr>
-          <m:ctrlPr>
-            <w:rPr>
-              <w:sz w:val="28"/>
-              <w:szCs w:val="28"/>
-            </w:rPr>
-          </m:ctrlPr>
-        </m:oMathPr>
-        <m:sSup>
-          <m:e>
-            <m:r>
-              <m:t>​</m:t>
-            </m:r>
-          </m:e>
-          <m:sup>
-            <m:r>
-              <m:t>14</m:t>
-            </m:r>
-          </m:sup>
-        </m:sSup>
-        <m:r>
-          <m:rPr>
-            <m:sty m:val="p"/>
-          </m:rPr>
-          <m:t>C</m:t>
-        </m:r>
-        <m:sSup>
-          <m:e>
-            <m:r>
-              <m:rPr>
-                <m:sty m:val="p"/>
-              </m:rPr>
-              <m:t>/</m:t>
-            </m:r>
-          </m:e>
-          <m:sup>
-            <m:r>
-              <m:t>12</m:t>
-            </m:r>
-          </m:sup>
-        </m:sSup>
-        <m:r>
-          <m:rPr>
-            <m:sty m:val="p"/>
-          </m:rPr>
-          <m:t>C</m:t>
-        </m:r>
-      </m:oMath>
-      <w:r>
-        <w:rPr>
-          <w:rFonts w:ascii="Times New Roman" w:hAnsi="Times New Roman" w:eastAsia="Times New Roman" w:cs="Times New Roman"/>
-        </w:rPr>
-        <w:t xml:space="preserve"> </w:t>
-      </w:r>
-      <w:r>
-        <w:rPr>
-          <w:rFonts w:hint="eastAsia" w:ascii="Times New Roman" w:hAnsi="Times New Roman" w:eastAsia="FangSong" w:cs="Times New Roman"/>
-        </w:rPr>
-        <w:t xml:space="preserve">是现今活体的</w:t>
-      </w:r>
-      <w:r>
-        <w:rPr>
-          <w:rFonts w:ascii="Times New Roman" w:hAnsi="Times New Roman" w:eastAsia="Times New Roman" w:cs="Times New Roman"/>
-        </w:rPr>
-        <w:t xml:space="preserve"> 0.109 </w:t>
-      </w:r>
-      <w:r>
-        <w:rPr>
-          <w:rFonts w:hint="eastAsia" w:ascii="Times New Roman" w:hAnsi="Times New Roman" w:eastAsia="FangSong" w:cs="Times New Roman"/>
-        </w:rPr>
-        <w:t>倍</w:t>
-      </w:r>
-      <w:r>
-        <w:rPr>
-          <w:rFonts w:hint="eastAsia" w:ascii="Times New Roman" w:hAnsi="Times New Roman" w:eastAsia="Times New Roman" w:cs="Times New Roman"/>
-        </w:rPr>
-        <w:t>，</w:t>
-      </w:r>
-      <w:r>
-        <w:rPr>
-          <w:rFonts w:hint="eastAsia" w:ascii="Times New Roman" w:hAnsi="Times New Roman" w:eastAsia="FangSong" w:cs="Times New Roman"/>
-        </w:rPr>
-        <w:t>估算化石年龄</w:t>
-      </w:r>
-      <w:r>
-        <w:rPr>
-          <w:rFonts w:hint="eastAsia" w:ascii="Times New Roman" w:hAnsi="Times New Roman" w:eastAsia="Times New Roman" w:cs="Times New Roman"/>
-        </w:rPr>
-        <w:t>。</w:t>
+        <w:t>/07-04</w:t>
       </w:r>
     </w:p>
     <w:p>
@@ -31292,9 +29863,15 @@
       </w:r>
       <w:r>
         <w:rPr>
-          <w:rFonts w:hint="eastAsia" w:ascii="Times New Roman" w:hAnsi="Times New Roman" w:eastAsia="Times New Roman" w:cs="Times New Roman"/>
-        </w:rPr>
-        <w:t>（04-</w:t>
+          <w:rFonts w:ascii="Times New Roman" w:hAnsi="Times New Roman" w:eastAsia="Times New Roman" w:cs="Times New Roman"/>
+        </w:rPr>
+        <w:t xml:space="preserve"> </w:t>
+      </w:r>
+      <w:r>
+        <w:rPr>
+          <w:rFonts w:hint="eastAsia" w:ascii="Times New Roman" w:hAnsi="Times New Roman" w:eastAsia="Times New Roman" w:cs="Times New Roman"/>
+        </w:rPr>
+        <w:t>04-</w:t>
       </w:r>
       <w:r>
         <w:rPr>
@@ -31330,19 +29907,7 @@
         <w:rPr>
           <w:rFonts w:hint="eastAsia" w:ascii="Times New Roman" w:hAnsi="Times New Roman" w:eastAsia="Times New Roman" w:cs="Times New Roman"/>
         </w:rPr>
-        <w:t>/07-05）</w:t>
-      </w:r>
-      <w:r>
-        <w:rPr>
-          <w:rFonts w:hint="eastAsia" w:ascii="Times New Roman" w:hAnsi="Times New Roman" w:eastAsia="FangSong" w:cs="Times New Roman"/>
-        </w:rPr>
-        <w:t>酶催化反应测得</w:t>
-      </w:r>
-      <w:r>
-        <w:rPr>
-          <w:rFonts w:hint="eastAsia" w:ascii="Times New Roman" w:hAnsi="Times New Roman" w:eastAsia="Times New Roman" w:cs="Times New Roman"/>
-        </w:rPr>
-        <w:t>：</w:t>
+        <w:t>/07-05</w:t>
       </w:r>
     </w:p>
     <w:tbl>
@@ -31828,9 +30393,15 @@
       </w:r>
       <w:r>
         <w:rPr>
-          <w:rFonts w:hint="eastAsia" w:ascii="Times New Roman" w:hAnsi="Times New Roman" w:eastAsia="Times New Roman" w:cs="Times New Roman"/>
-        </w:rPr>
-        <w:t>（04-</w:t>
+          <w:rFonts w:ascii="Times New Roman" w:hAnsi="Times New Roman" w:eastAsia="Times New Roman" w:cs="Times New Roman"/>
+        </w:rPr>
+        <w:t xml:space="preserve"> </w:t>
+      </w:r>
+      <w:r>
+        <w:rPr>
+          <w:rFonts w:hint="eastAsia" w:ascii="Times New Roman" w:hAnsi="Times New Roman" w:eastAsia="Times New Roman" w:cs="Times New Roman"/>
+        </w:rPr>
+        <w:t>04-</w:t>
       </w:r>
       <w:r>
         <w:rPr>
@@ -31897,83 +30468,6 @@
           <w:rFonts w:hint="eastAsia" w:ascii="Times New Roman" w:hAnsi="Times New Roman" w:eastAsia="FangSong" w:cs="Times New Roman"/>
         </w:rPr>
         <w:t>初始速率法求级数</w:t>
-      </w:r>
-      <w:r>
-        <w:rPr>
-          <w:rFonts w:hint="eastAsia" w:ascii="Times New Roman" w:hAnsi="Times New Roman" w:eastAsia="Times New Roman" w:cs="Times New Roman"/>
-        </w:rPr>
-        <w:t>）</w:t>
-      </w:r>
-      <w:r>
-        <w:rPr>
-          <w:rFonts w:hint="eastAsia" w:ascii="Times New Roman" w:hAnsi="Times New Roman" w:eastAsia="FangSong" w:cs="Times New Roman"/>
-        </w:rPr>
-        <w:t>反应</w:t>
-      </w:r>
-      <w:r>
-        <w:rPr>
-          <w:rFonts w:ascii="Times New Roman" w:hAnsi="Times New Roman" w:eastAsia="Times New Roman" w:cs="Times New Roman"/>
-        </w:rPr>
-        <w:t xml:space="preserve"> </w:t>
-      </w:r>
-      <m:oMath>
-        <m:r>
-          <m:t>2</m:t>
-        </m:r>
-        <m:r>
-          <m:rPr>
-            <m:sty m:val="p"/>
-          </m:rPr>
-          <m:t>A</m:t>
-        </m:r>
-        <m:r>
-          <m:rPr>
-            <m:sty m:val="p"/>
-          </m:rPr>
-          <m:t>+</m:t>
-        </m:r>
-        <m:r>
-          <m:rPr>
-            <m:sty m:val="p"/>
-          </m:rPr>
-          <m:t>B</m:t>
-        </m:r>
-        <m:r>
-          <m:rPr>
-            <m:sty m:val="p"/>
-          </m:rPr>
-          <m:t>→</m:t>
-        </m:r>
-      </m:oMath>
-      <w:r>
-        <w:rPr>
-          <w:rFonts w:ascii="Times New Roman" w:hAnsi="Times New Roman" w:eastAsia="Times New Roman" w:cs="Times New Roman"/>
-        </w:rPr>
-        <w:t xml:space="preserve"> </w:t>
-      </w:r>
-      <w:r>
-        <w:rPr>
-          <w:rFonts w:hint="eastAsia" w:ascii="Times New Roman" w:hAnsi="Times New Roman" w:eastAsia="FangSong" w:cs="Times New Roman"/>
-        </w:rPr>
-        <w:t>产物</w:t>
-      </w:r>
-      <w:r>
-        <w:rPr>
-          <w:rFonts w:hint="eastAsia" w:ascii="Times New Roman" w:hAnsi="Times New Roman" w:eastAsia="Times New Roman" w:cs="Times New Roman"/>
-        </w:rPr>
-        <w:t>，</w:t>
-      </w:r>
-      <w:r>
-        <w:rPr>
-          <w:rFonts w:hint="eastAsia" w:ascii="Times New Roman" w:hAnsi="Times New Roman" w:eastAsia="FangSong" w:cs="Times New Roman"/>
-        </w:rPr>
-        <w:t>三组初始速率</w:t>
-      </w:r>
-      <w:r>
-        <w:rPr>
-          <w:rFonts w:hint="eastAsia" w:ascii="Times New Roman" w:hAnsi="Times New Roman" w:eastAsia="Times New Roman" w:cs="Times New Roman"/>
-        </w:rPr>
-        <w:t>：</w:t>
       </w:r>
     </w:p>
     <w:tbl>
@@ -32550,9 +31044,15 @@
       </w:r>
       <w:r>
         <w:rPr>
-          <w:rFonts w:hint="eastAsia" w:ascii="Times New Roman" w:hAnsi="Times New Roman" w:eastAsia="Times New Roman" w:cs="Times New Roman"/>
-        </w:rPr>
-        <w:t>（04-</w:t>
+          <w:rFonts w:ascii="Times New Roman" w:hAnsi="Times New Roman" w:eastAsia="Times New Roman" w:cs="Times New Roman"/>
+        </w:rPr>
+        <w:t xml:space="preserve"> </w:t>
+      </w:r>
+      <w:r>
+        <w:rPr>
+          <w:rFonts w:hint="eastAsia" w:ascii="Times New Roman" w:hAnsi="Times New Roman" w:eastAsia="Times New Roman" w:cs="Times New Roman"/>
+        </w:rPr>
+        <w:t>04-</w:t>
       </w:r>
       <w:r>
         <w:rPr>
@@ -32619,262 +31119,6 @@
           <w:rFonts w:hint="eastAsia" w:ascii="Times New Roman" w:hAnsi="Times New Roman" w:eastAsia="FangSong" w:cs="Times New Roman"/>
         </w:rPr>
         <w:t>求活化能</w:t>
-      </w:r>
-      <w:r>
-        <w:rPr>
-          <w:rFonts w:hint="eastAsia" w:ascii="Times New Roman" w:hAnsi="Times New Roman" w:eastAsia="Times New Roman" w:cs="Times New Roman"/>
-        </w:rPr>
-        <w:t>）</w:t>
-      </w:r>
-      <w:r>
-        <w:rPr>
-          <w:rFonts w:hint="eastAsia" w:ascii="Times New Roman" w:hAnsi="Times New Roman" w:eastAsia="FangSong" w:cs="Times New Roman"/>
-        </w:rPr>
-        <w:t>某级反应</w:t>
-      </w:r>
-      <w:r>
-        <w:rPr>
-          <w:rFonts w:ascii="Times New Roman" w:hAnsi="Times New Roman" w:eastAsia="Times New Roman" w:cs="Times New Roman"/>
-        </w:rPr>
-        <w:t xml:space="preserve"> 300 K </w:t>
-      </w:r>
-      <w:r>
-        <w:rPr>
-          <w:rFonts w:hint="eastAsia" w:ascii="Times New Roman" w:hAnsi="Times New Roman" w:eastAsia="FangSong" w:cs="Times New Roman"/>
-        </w:rPr>
-        <w:t xml:space="preserve">时</w:t>
-      </w:r>
-      <w:r>
-        <w:rPr>
-          <w:rFonts w:ascii="Times New Roman" w:hAnsi="Times New Roman" w:eastAsia="Times New Roman" w:cs="Times New Roman"/>
-        </w:rPr>
-        <w:t xml:space="preserve"> </w:t>
-      </w:r>
-      <m:oMath>
-        <m:oMathPr>
-          <m:ctrlPr>
-            <w:rPr>
-              <w:sz w:val="28"/>
-              <w:szCs w:val="28"/>
-            </w:rPr>
-          </m:ctrlPr>
-        </m:oMathPr>
-        <m:sSub>
-          <m:e>
-            <m:r>
-              <m:t>k</m:t>
-            </m:r>
-          </m:e>
-          <m:sub>
-            <m:r>
-              <m:t>1</m:t>
-            </m:r>
-          </m:sub>
-        </m:sSub>
-        <m:r>
-          <m:rPr>
-            <m:sty m:val="p"/>
-          </m:rPr>
-          <m:t>=</m:t>
-        </m:r>
-        <m:r>
-          <m:t>2.0</m:t>
-        </m:r>
-        <m:r>
-          <m:rPr>
-            <m:sty m:val="p"/>
-          </m:rPr>
-          <m:t>×</m:t>
-        </m:r>
-        <m:sSup>
-          <m:e>
-            <m:r>
-              <m:t>10</m:t>
-            </m:r>
-          </m:e>
-          <m:sup>
-            <m:r>
-              <m:rPr>
-                <m:sty m:val="p"/>
-              </m:rPr>
-              <m:t>−</m:t>
-            </m:r>
-            <m:r>
-              <m:t>3</m:t>
-            </m:r>
-          </m:sup>
-        </m:sSup>
-        <m:r>
-          <m:t> </m:t>
-        </m:r>
-        <m:sSup>
-          <m:e>
-            <m:r>
-              <m:rPr>
-                <m:sty m:val="p"/>
-              </m:rPr>
-              <m:t>s</m:t>
-            </m:r>
-          </m:e>
-          <m:sup>
-            <m:r>
-              <m:rPr>
-                <m:sty m:val="p"/>
-              </m:rPr>
-              <m:t>−</m:t>
-            </m:r>
-            <m:r>
-              <m:rPr>
-                <m:sty m:val="p"/>
-              </m:rPr>
-              <m:t>1</m:t>
-            </m:r>
-          </m:sup>
-        </m:sSup>
-      </m:oMath>
-      <w:r>
-        <w:rPr>
-          <w:rFonts w:hint="eastAsia" w:ascii="Times New Roman" w:hAnsi="Times New Roman" w:eastAsia="Times New Roman" w:cs="Times New Roman"/>
-        </w:rPr>
-        <w:t xml:space="preserve">，320</w:t>
-      </w:r>
-      <w:r>
-        <w:rPr>
-          <w:rFonts w:ascii="Times New Roman" w:hAnsi="Times New Roman" w:eastAsia="Times New Roman" w:cs="Times New Roman"/>
-        </w:rPr>
-        <w:t xml:space="preserve"> K </w:t>
-      </w:r>
-      <w:r>
-        <w:rPr>
-          <w:rFonts w:hint="eastAsia" w:ascii="Times New Roman" w:hAnsi="Times New Roman" w:eastAsia="FangSong" w:cs="Times New Roman"/>
-        </w:rPr>
-        <w:t xml:space="preserve">时</w:t>
-      </w:r>
-      <w:r>
-        <w:rPr>
-          <w:rFonts w:ascii="Times New Roman" w:hAnsi="Times New Roman" w:eastAsia="Times New Roman" w:cs="Times New Roman"/>
-        </w:rPr>
-        <w:t xml:space="preserve"> </w:t>
-      </w:r>
-      <m:oMath>
-        <m:oMathPr>
-          <m:ctrlPr>
-            <w:rPr>
-              <w:sz w:val="28"/>
-              <w:szCs w:val="28"/>
-            </w:rPr>
-          </m:ctrlPr>
-        </m:oMathPr>
-        <m:sSub>
-          <m:e>
-            <m:r>
-              <m:t>k</m:t>
-            </m:r>
-          </m:e>
-          <m:sub>
-            <m:r>
-              <m:t>2</m:t>
-            </m:r>
-          </m:sub>
-        </m:sSub>
-        <m:r>
-          <m:rPr>
-            <m:sty m:val="p"/>
-          </m:rPr>
-          <m:t>=</m:t>
-        </m:r>
-        <m:r>
-          <m:t>8.0</m:t>
-        </m:r>
-        <m:r>
-          <m:rPr>
-            <m:sty m:val="p"/>
-          </m:rPr>
-          <m:t>×</m:t>
-        </m:r>
-        <m:sSup>
-          <m:e>
-            <m:r>
-              <m:t>10</m:t>
-            </m:r>
-          </m:e>
-          <m:sup>
-            <m:r>
-              <m:rPr>
-                <m:sty m:val="p"/>
-              </m:rPr>
-              <m:t>−</m:t>
-            </m:r>
-            <m:r>
-              <m:t>3</m:t>
-            </m:r>
-          </m:sup>
-        </m:sSup>
-        <m:r>
-          <m:t> </m:t>
-        </m:r>
-        <m:sSup>
-          <m:e>
-            <m:r>
-              <m:rPr>
-                <m:sty m:val="p"/>
-              </m:rPr>
-              <m:t>s</m:t>
-            </m:r>
-          </m:e>
-          <m:sup>
-            <m:r>
-              <m:rPr>
-                <m:sty m:val="p"/>
-              </m:rPr>
-              <m:t>−</m:t>
-            </m:r>
-            <m:r>
-              <m:rPr>
-                <m:sty m:val="p"/>
-              </m:rPr>
-              <m:t>1</m:t>
-            </m:r>
-          </m:sup>
-        </m:sSup>
-      </m:oMath>
-      <w:r>
-        <w:rPr>
-          <w:rFonts w:hint="eastAsia" w:ascii="Times New Roman" w:hAnsi="Times New Roman" w:eastAsia="Times New Roman" w:cs="Times New Roman"/>
-        </w:rPr>
-        <w:t>。</w:t>
-      </w:r>
-      <w:r>
-        <w:rPr>
-          <w:rFonts w:hint="eastAsia" w:ascii="Times New Roman" w:hAnsi="Times New Roman" w:eastAsia="FangSong" w:cs="Times New Roman"/>
-        </w:rPr>
-        <w:t>求</w:t>
-      </w:r>
-      <w:r>
-        <w:rPr>
-          <w:rFonts w:ascii="Times New Roman" w:hAnsi="Times New Roman" w:eastAsia="Times New Roman" w:cs="Times New Roman"/>
-        </w:rPr>
-        <w:t xml:space="preserve"> </w:t>
-      </w:r>
-      <m:oMath>
-        <m:sSub>
-          <m:e>
-            <m:r>
-              <m:t>E</m:t>
-            </m:r>
-          </m:e>
-          <m:sub>
-            <m:r>
-              <m:t>a</m:t>
-            </m:r>
-          </m:sub>
-        </m:sSub>
-      </m:oMath>
-      <w:r>
-        <w:rPr>
-          <w:rFonts w:ascii="Times New Roman" w:hAnsi="Times New Roman" w:eastAsia="Times New Roman" w:cs="Times New Roman"/>
-        </w:rPr>
-        <w:t xml:space="preserve">。</w:t>
       </w:r>
     </w:p>
     <w:p>
@@ -32891,9 +31135,15 @@
       </w:r>
       <w:r>
         <w:rPr>
-          <w:rFonts w:hint="eastAsia" w:ascii="Times New Roman" w:hAnsi="Times New Roman" w:eastAsia="Times New Roman" w:cs="Times New Roman"/>
-        </w:rPr>
-        <w:t>（04-</w:t>
+          <w:rFonts w:ascii="Times New Roman" w:hAnsi="Times New Roman" w:eastAsia="Times New Roman" w:cs="Times New Roman"/>
+        </w:rPr>
+        <w:t xml:space="preserve"> </w:t>
+      </w:r>
+      <w:r>
+        <w:rPr>
+          <w:rFonts w:hint="eastAsia" w:ascii="Times New Roman" w:hAnsi="Times New Roman" w:eastAsia="Times New Roman" w:cs="Times New Roman"/>
+        </w:rPr>
+        <w:t>04-</w:t>
       </w:r>
       <w:r>
         <w:rPr>
@@ -33001,223 +31251,7 @@
         <w:rPr>
           <w:rFonts w:hint="eastAsia" w:ascii="Times New Roman" w:hAnsi="Times New Roman" w:eastAsia="FangSong" w:cs="Times New Roman"/>
         </w:rPr>
-        <w:t>题</w:t>
-      </w:r>
-      <w:r>
-        <w:rPr>
-          <w:rFonts w:hint="eastAsia" w:ascii="Times New Roman" w:hAnsi="Times New Roman" w:eastAsia="Times New Roman" w:cs="Times New Roman"/>
-        </w:rPr>
-        <w:t>）</w:t>
-      </w:r>
-      <m:oMath>
-        <m:sSub>
-          <m:e>
-            <m:r>
-              <m:rPr>
-                <m:sty m:val="p"/>
-              </m:rPr>
-              <m:t>H</m:t>
-            </m:r>
-          </m:e>
-          <m:sub>
-            <m:r>
-              <m:rPr>
-                <m:sty m:val="p"/>
-              </m:rPr>
-              <m:t>2</m:t>
-            </m:r>
-          </m:sub>
-        </m:sSub>
-        <m:sSub>
-          <m:e>
-            <m:r>
-              <m:rPr>
-                <m:sty m:val="p"/>
-              </m:rPr>
-              <m:t>O</m:t>
-            </m:r>
-          </m:e>
-          <m:sub>
-            <m:r>
-              <m:rPr>
-                <m:sty m:val="p"/>
-              </m:rPr>
-              <m:t>2</m:t>
-            </m:r>
-          </m:sub>
-        </m:sSub>
-      </m:oMath>
-      <w:r>
-        <w:rPr>
-          <w:rFonts w:ascii="Times New Roman" w:hAnsi="Times New Roman" w:eastAsia="Times New Roman" w:cs="Times New Roman"/>
-        </w:rPr>
-        <w:t xml:space="preserve"> </w:t>
-      </w:r>
-      <w:r>
-        <w:rPr>
-          <w:rFonts w:hint="eastAsia" w:ascii="Times New Roman" w:hAnsi="Times New Roman" w:eastAsia="FangSong" w:cs="Times New Roman"/>
-        </w:rPr>
-        <w:t>催化分解为一级反应</w:t>
-      </w:r>
-      <w:r>
-        <w:rPr>
-          <w:rFonts w:hint="eastAsia" w:ascii="Times New Roman" w:hAnsi="Times New Roman" w:eastAsia="Times New Roman" w:cs="Times New Roman"/>
-        </w:rPr>
-        <w:t>，</w:t>
-      </w:r>
-      <w:r>
-        <w:rPr>
-          <w:rFonts w:hint="eastAsia" w:ascii="Times New Roman" w:hAnsi="Times New Roman" w:eastAsia="FangSong" w:cs="Times New Roman"/>
-        </w:rPr>
-        <w:t>恒温恒压下用量气管测不同时刻</w:t>
-      </w:r>
-      <w:r>
-        <w:rPr>
-          <w:rFonts w:ascii="Times New Roman" w:hAnsi="Times New Roman" w:eastAsia="Times New Roman" w:cs="Times New Roman"/>
-        </w:rPr>
-        <w:t xml:space="preserve"> </w:t>
-      </w:r>
-      <m:oMath>
-        <m:sSub>
-          <m:e>
-            <m:r>
-              <m:rPr>
-                <m:sty m:val="p"/>
-              </m:rPr>
-              <m:t>O</m:t>
-            </m:r>
-          </m:e>
-          <m:sub>
-            <m:r>
-              <m:rPr>
-                <m:sty m:val="p"/>
-              </m:rPr>
-              <m:t>2</m:t>
-            </m:r>
-          </m:sub>
-        </m:sSub>
-      </m:oMath>
-      <w:r>
-        <w:rPr>
-          <w:rFonts w:ascii="Times New Roman" w:hAnsi="Times New Roman" w:eastAsia="Times New Roman" w:cs="Times New Roman"/>
-        </w:rPr>
-        <w:t xml:space="preserve"> </w:t>
-      </w:r>
-      <w:r>
-        <w:rPr>
-          <w:rFonts w:hint="eastAsia" w:ascii="Times New Roman" w:hAnsi="Times New Roman" w:eastAsia="FangSong" w:cs="Times New Roman"/>
-        </w:rPr>
-        <w:t xml:space="preserve">体积</w:t>
-      </w:r>
-      <w:r>
-        <w:rPr>
-          <w:rFonts w:ascii="Times New Roman" w:hAnsi="Times New Roman" w:eastAsia="Times New Roman" w:cs="Times New Roman"/>
-        </w:rPr>
-        <w:t xml:space="preserve"> </w:t>
-      </w:r>
-      <m:oMath>
-        <m:r>
-          <m:t>V</m:t>
-        </m:r>
-      </m:oMath>
-      <w:r>
-        <w:rPr>
-          <w:rFonts w:hint="eastAsia" w:ascii="Times New Roman" w:hAnsi="Times New Roman" w:eastAsia="Times New Roman" w:cs="Times New Roman"/>
-        </w:rPr>
-        <w:t>。</w:t>
-      </w:r>
-      <w:r>
-        <w:rPr>
-          <w:rFonts w:hint="eastAsia" w:ascii="Times New Roman" w:hAnsi="Times New Roman" w:eastAsia="FangSong" w:cs="Times New Roman"/>
-        </w:rPr>
-        <w:t>推导</w:t>
-      </w:r>
-      <w:r>
-        <w:rPr>
-          <w:rFonts w:ascii="Times New Roman" w:hAnsi="Times New Roman" w:eastAsia="Times New Roman" w:cs="Times New Roman"/>
-        </w:rPr>
-        <w:t xml:space="preserve"> </w:t>
-      </w:r>
-      <m:oMath>
-        <m:r>
-          <m:t>k</m:t>
-        </m:r>
-      </m:oMath>
-      <w:r>
-        <w:rPr>
-          <w:rFonts w:ascii="Times New Roman" w:hAnsi="Times New Roman" w:eastAsia="Times New Roman" w:cs="Times New Roman"/>
-        </w:rPr>
-        <w:t xml:space="preserve"> </w:t>
-      </w:r>
-      <w:r>
-        <w:rPr>
-          <w:rFonts w:hint="eastAsia" w:ascii="Times New Roman" w:hAnsi="Times New Roman" w:eastAsia="FangSong" w:cs="Times New Roman"/>
-        </w:rPr>
-        <w:t xml:space="preserve">与</w:t>
-      </w:r>
-      <w:r>
-        <w:rPr>
-          <w:rFonts w:ascii="Times New Roman" w:hAnsi="Times New Roman" w:eastAsia="Times New Roman" w:cs="Times New Roman"/>
-        </w:rPr>
-        <w:t xml:space="preserve"> </w:t>
-      </w:r>
-      <m:oMath>
-        <m:r>
-          <m:t>V</m:t>
-        </m:r>
-      </m:oMath>
-      <w:r>
-        <w:rPr>
-          <w:rFonts w:ascii="Times New Roman" w:hAnsi="Times New Roman" w:eastAsia="Times New Roman" w:cs="Times New Roman"/>
-        </w:rPr>
-        <w:t xml:space="preserve"> </w:t>
-      </w:r>
-      <w:r>
-        <w:rPr>
-          <w:rFonts w:hint="eastAsia" w:ascii="Times New Roman" w:hAnsi="Times New Roman" w:eastAsia="FangSong" w:cs="Times New Roman"/>
-        </w:rPr>
-        <w:t>的关系式</w:t>
-      </w:r>
-      <w:r>
-        <w:rPr>
-          <w:rFonts w:hint="eastAsia" w:ascii="Times New Roman" w:hAnsi="Times New Roman" w:eastAsia="Times New Roman" w:cs="Times New Roman"/>
-        </w:rPr>
-        <w:t>（</w:t>
-      </w:r>
-      <m:oMath>
-        <m:sSub>
-          <m:e>
-            <m:r>
-              <m:t>V</m:t>
-            </m:r>
-          </m:e>
-          <m:sub>
-            <m:r>
-              <m:rPr>
-                <m:sty m:val="p"/>
-              </m:rPr>
-              <m:t>∞</m:t>
-            </m:r>
-          </m:sub>
-        </m:sSub>
-      </m:oMath>
-      <w:r>
-        <w:rPr>
-          <w:rFonts w:ascii="Times New Roman" w:hAnsi="Times New Roman" w:eastAsia="Times New Roman" w:cs="Times New Roman"/>
-        </w:rPr>
-        <w:t xml:space="preserve"> </w:t>
-      </w:r>
-      <w:r>
-        <w:rPr>
-          <w:rFonts w:hint="eastAsia" w:ascii="Times New Roman" w:hAnsi="Times New Roman" w:eastAsia="FangSong" w:cs="Times New Roman"/>
-        </w:rPr>
-        <w:t>为反应完全时的体积</w:t>
-      </w:r>
-      <w:r>
-        <w:rPr>
-          <w:rFonts w:hint="eastAsia" w:ascii="Times New Roman" w:hAnsi="Times New Roman" w:eastAsia="Times New Roman" w:cs="Times New Roman"/>
-        </w:rPr>
-        <w:t>）。</w:t>
+        <w:t xml:space="preserve">题</w:t>
       </w:r>
     </w:p>
     <w:p>
@@ -33234,9 +31268,15 @@
       </w:r>
       <w:r>
         <w:rPr>
-          <w:rFonts w:hint="eastAsia" w:ascii="Times New Roman" w:hAnsi="Times New Roman" w:eastAsia="Times New Roman" w:cs="Times New Roman"/>
-        </w:rPr>
-        <w:t>（</w:t>
+          <w:rFonts w:ascii="Times New Roman" w:hAnsi="Times New Roman" w:eastAsia="Times New Roman" w:cs="Times New Roman"/>
+        </w:rPr>
+        <w:t xml:space="preserve"> </w:t>
+      </w:r>
+      <w:r>
+        <w:rPr>
+          <w:rFonts w:hint="eastAsia" w:ascii="Times New Roman" w:hAnsi="Times New Roman" w:eastAsia="Times New Roman" w:cs="Times New Roman"/>
+        </w:rPr>
+        <w:t>[</w:t>
       </w:r>
       <w:r>
         <w:rPr>
@@ -33272,573 +31312,7 @@
         <w:rPr>
           <w:rFonts w:hint="eastAsia" w:ascii="Times New Roman" w:hAnsi="Times New Roman" w:eastAsia="Times New Roman" w:cs="Times New Roman"/>
         </w:rPr>
-        <w:t>）</w:t>
-      </w:r>
-      <m:oMath>
-        <m:sSup>
-          <m:e>
-            <m:r>
-              <m:t>40</m:t>
-            </m:r>
-          </m:e>
-          <m:sup>
-            <m:r>
-              <m:rPr>
-                <m:sty m:val="p"/>
-              </m:rPr>
-              <m:t>∘</m:t>
-            </m:r>
-          </m:sup>
-        </m:sSup>
-        <m:r>
-          <m:rPr>
-            <m:sty m:val="p"/>
-          </m:rPr>
-          <m:t>C</m:t>
-        </m:r>
-      </m:oMath>
-      <w:r>
-        <w:rPr>
-          <w:rFonts w:ascii="Times New Roman" w:hAnsi="Times New Roman" w:eastAsia="Times New Roman" w:cs="Times New Roman"/>
-        </w:rPr>
-        <w:t xml:space="preserve"> </w:t>
-      </w:r>
-      <w:r>
-        <w:rPr>
-          <w:rFonts w:hint="eastAsia" w:ascii="Times New Roman" w:hAnsi="Times New Roman" w:eastAsia="FangSong" w:cs="Times New Roman"/>
-        </w:rPr>
-        <w:t xml:space="preserve">时</w:t>
-      </w:r>
-      <w:r>
-        <w:rPr>
-          <w:rFonts w:ascii="Times New Roman" w:hAnsi="Times New Roman" w:eastAsia="Times New Roman" w:cs="Times New Roman"/>
-        </w:rPr>
-        <w:t xml:space="preserve"> </w:t>
-      </w:r>
-      <m:oMath>
-        <m:sSub>
-          <m:e>
-            <m:r>
-              <m:rPr>
-                <m:sty m:val="p"/>
-              </m:rPr>
-              <m:t>N</m:t>
-            </m:r>
-          </m:e>
-          <m:sub>
-            <m:r>
-              <m:rPr>
-                <m:sty m:val="p"/>
-              </m:rPr>
-              <m:t>2</m:t>
-            </m:r>
-          </m:sub>
-        </m:sSub>
-        <m:sSub>
-          <m:e>
-            <m:r>
-              <m:rPr>
-                <m:sty m:val="p"/>
-              </m:rPr>
-              <m:t>O</m:t>
-            </m:r>
-          </m:e>
-          <m:sub>
-            <m:r>
-              <m:rPr>
-                <m:sty m:val="p"/>
-              </m:rPr>
-              <m:t>5</m:t>
-            </m:r>
-          </m:sub>
-        </m:sSub>
-      </m:oMath>
-      <w:r>
-        <w:rPr>
-          <w:rFonts w:ascii="Times New Roman" w:hAnsi="Times New Roman" w:eastAsia="Times New Roman" w:cs="Times New Roman"/>
-        </w:rPr>
-        <w:t xml:space="preserve"> </w:t>
-      </w:r>
-      <w:r>
-        <w:rPr>
-          <w:rFonts w:hint="eastAsia" w:ascii="Times New Roman" w:hAnsi="Times New Roman" w:eastAsia="FangSong" w:cs="Times New Roman"/>
-        </w:rPr>
-        <w:t xml:space="preserve">在</w:t>
-      </w:r>
-      <w:r>
-        <w:rPr>
-          <w:rFonts w:ascii="Times New Roman" w:hAnsi="Times New Roman" w:eastAsia="Times New Roman" w:cs="Times New Roman"/>
-        </w:rPr>
-        <w:t xml:space="preserve"> </w:t>
-      </w:r>
-      <m:oMath>
-        <m:r>
-          <m:rPr>
-            <m:sty m:val="p"/>
-          </m:rPr>
-          <m:t>C</m:t>
-        </m:r>
-        <m:r>
-          <m:rPr>
-            <m:sty m:val="p"/>
-          </m:rPr>
-          <m:t>C</m:t>
-        </m:r>
-        <m:sSub>
-          <m:e>
-            <m:r>
-              <m:rPr>
-                <m:sty m:val="p"/>
-              </m:rPr>
-              <m:t>l</m:t>
-            </m:r>
-          </m:e>
-          <m:sub>
-            <m:r>
-              <m:rPr>
-                <m:sty m:val="p"/>
-              </m:rPr>
-              <m:t>4</m:t>
-            </m:r>
-          </m:sub>
-        </m:sSub>
-      </m:oMath>
-      <w:r>
-        <w:rPr>
-          <w:rFonts w:ascii="Times New Roman" w:hAnsi="Times New Roman" w:eastAsia="Times New Roman" w:cs="Times New Roman"/>
-        </w:rPr>
-        <w:t xml:space="preserve"> </w:t>
-      </w:r>
-      <w:r>
-        <w:rPr>
-          <w:rFonts w:hint="eastAsia" w:ascii="Times New Roman" w:hAnsi="Times New Roman" w:eastAsia="FangSong" w:cs="Times New Roman"/>
-        </w:rPr>
-        <w:t>中分解为一级反应</w:t>
-      </w:r>
-      <w:r>
-        <w:rPr>
-          <w:rFonts w:hint="eastAsia" w:ascii="Times New Roman" w:hAnsi="Times New Roman" w:eastAsia="Times New Roman" w:cs="Times New Roman"/>
-        </w:rPr>
-        <w:t>，</w:t>
-      </w:r>
-      <w:r>
-        <w:rPr>
-          <w:rFonts w:hint="eastAsia" w:ascii="Times New Roman" w:hAnsi="Times New Roman" w:eastAsia="FangSong" w:cs="Times New Roman"/>
-        </w:rPr>
-        <w:t>初速率</w:t>
-      </w:r>
-      <w:r>
-        <w:rPr>
-          <w:rFonts w:ascii="Times New Roman" w:hAnsi="Times New Roman" w:eastAsia="Times New Roman" w:cs="Times New Roman"/>
-        </w:rPr>
-        <w:t xml:space="preserve"> </w:t>
-      </w:r>
-      <m:oMath>
-        <m:oMathPr>
-          <m:ctrlPr>
-            <w:rPr>
-              <w:sz w:val="28"/>
-              <w:szCs w:val="28"/>
-            </w:rPr>
-          </m:ctrlPr>
-        </m:oMathPr>
-        <m:sSub>
-          <m:e>
-            <m:r>
-              <m:t>v</m:t>
-            </m:r>
-          </m:e>
-          <m:sub>
-            <m:r>
-              <m:t>0</m:t>
-            </m:r>
-          </m:sub>
-        </m:sSub>
-        <m:r>
-          <m:rPr>
-            <m:sty m:val="p"/>
-          </m:rPr>
-          <m:t>=</m:t>
-        </m:r>
-        <m:r>
-          <m:t>1.00</m:t>
-        </m:r>
-        <m:r>
-          <m:rPr>
-            <m:sty m:val="p"/>
-          </m:rPr>
-          <m:t>×</m:t>
-        </m:r>
-        <m:sSup>
-          <m:e>
-            <m:r>
-              <m:t>10</m:t>
-            </m:r>
-          </m:e>
-          <m:sup>
-            <m:r>
-              <m:rPr>
-                <m:sty m:val="p"/>
-              </m:rPr>
-              <m:t>−</m:t>
-            </m:r>
-            <m:r>
-              <m:t>5</m:t>
-            </m:r>
-          </m:sup>
-        </m:sSup>
-        <m:r>
-          <m:t> </m:t>
-        </m:r>
-        <m:r>
-          <m:rPr>
-            <m:sty m:val="p"/>
-          </m:rPr>
-          <m:t>m</m:t>
-        </m:r>
-        <m:r>
-          <m:rPr>
-            <m:sty m:val="p"/>
-          </m:rPr>
-          <m:t>o</m:t>
-        </m:r>
-        <m:r>
-          <m:rPr>
-            <m:sty m:val="p"/>
-          </m:rPr>
-          <m:t>l</m:t>
-        </m:r>
-        <m:r>
-          <m:rPr>
-            <m:sty m:val="p"/>
-          </m:rPr>
-          <m:t> </m:t>
-        </m:r>
-        <m:r>
-          <m:rPr>
-            <m:sty m:val="p"/>
-          </m:rPr>
-          <m:t>d</m:t>
-        </m:r>
-        <m:sSup>
-          <m:e>
-            <m:r>
-              <m:rPr>
-                <m:sty m:val="p"/>
-              </m:rPr>
-              <m:t>m</m:t>
-            </m:r>
-          </m:e>
-          <m:sup>
-            <m:r>
-              <m:rPr>
-                <m:sty m:val="p"/>
-              </m:rPr>
-              <m:t>−</m:t>
-            </m:r>
-            <m:r>
-              <m:rPr>
-                <m:sty m:val="p"/>
-              </m:rPr>
-              <m:t>3</m:t>
-            </m:r>
-          </m:sup>
-        </m:sSup>
-        <m:r>
-          <m:rPr>
-            <m:sty m:val="p"/>
-          </m:rPr>
-          <m:t> </m:t>
-        </m:r>
-        <m:sSup>
-          <m:e>
-            <m:r>
-              <m:rPr>
-                <m:sty m:val="p"/>
-              </m:rPr>
-              <m:t>s</m:t>
-            </m:r>
-          </m:e>
-          <m:sup>
-            <m:r>
-              <m:rPr>
-                <m:sty m:val="p"/>
-              </m:rPr>
-              <m:t>−</m:t>
-            </m:r>
-            <m:r>
-              <m:rPr>
-                <m:sty m:val="p"/>
-              </m:rPr>
-              <m:t>1</m:t>
-            </m:r>
-          </m:sup>
-        </m:sSup>
-      </m:oMath>
-      <w:r>
-        <w:rPr>
-          <w:rFonts w:hint="eastAsia" w:ascii="Times New Roman" w:hAnsi="Times New Roman" w:eastAsia="Times New Roman" w:cs="Times New Roman"/>
-        </w:rPr>
-        <w:t xml:space="preserve">，1</w:t>
-      </w:r>
-      <w:r>
-        <w:rPr>
-          <w:rFonts w:ascii="Times New Roman" w:hAnsi="Times New Roman" w:eastAsia="Times New Roman" w:cs="Times New Roman"/>
-        </w:rPr>
-        <w:t xml:space="preserve"> h </w:t>
-      </w:r>
-      <w:r>
-        <w:rPr>
-          <w:rFonts w:hint="eastAsia" w:ascii="Times New Roman" w:hAnsi="Times New Roman" w:eastAsia="FangSong" w:cs="Times New Roman"/>
-        </w:rPr>
-        <w:t xml:space="preserve">后</w:t>
-      </w:r>
-      <w:r>
-        <w:rPr>
-          <w:rFonts w:ascii="Times New Roman" w:hAnsi="Times New Roman" w:eastAsia="Times New Roman" w:cs="Times New Roman"/>
-        </w:rPr>
-        <w:t xml:space="preserve"> </w:t>
-      </w:r>
-      <m:oMath>
-        <m:oMathPr>
-          <m:ctrlPr>
-            <w:rPr>
-              <w:sz w:val="28"/>
-              <w:szCs w:val="28"/>
-            </w:rPr>
-          </m:ctrlPr>
-        </m:oMathPr>
-        <m:r>
-          <m:t>v</m:t>
-        </m:r>
-        <m:r>
-          <m:rPr>
-            <m:sty m:val="p"/>
-          </m:rPr>
-          <m:t>=</m:t>
-        </m:r>
-        <m:r>
-          <m:t>3.26</m:t>
-        </m:r>
-        <m:r>
-          <m:rPr>
-            <m:sty m:val="p"/>
-          </m:rPr>
-          <m:t>×</m:t>
-        </m:r>
-        <m:sSup>
-          <m:e>
-            <m:r>
-              <m:t>10</m:t>
-            </m:r>
-          </m:e>
-          <m:sup>
-            <m:r>
-              <m:rPr>
-                <m:sty m:val="p"/>
-              </m:rPr>
-              <m:t>−</m:t>
-            </m:r>
-            <m:r>
-              <m:t>6</m:t>
-            </m:r>
-          </m:sup>
-        </m:sSup>
-        <m:r>
-          <m:t> </m:t>
-        </m:r>
-        <m:r>
-          <m:rPr>
-            <m:sty m:val="p"/>
-          </m:rPr>
-          <m:t>m</m:t>
-        </m:r>
-        <m:r>
-          <m:rPr>
-            <m:sty m:val="p"/>
-          </m:rPr>
-          <m:t>o</m:t>
-        </m:r>
-        <m:r>
-          <m:rPr>
-            <m:sty m:val="p"/>
-          </m:rPr>
-          <m:t>l</m:t>
-        </m:r>
-        <m:r>
-          <m:rPr>
-            <m:sty m:val="p"/>
-          </m:rPr>
-          <m:t> </m:t>
-        </m:r>
-        <m:r>
-          <m:rPr>
-            <m:sty m:val="p"/>
-          </m:rPr>
-          <m:t>d</m:t>
-        </m:r>
-        <m:sSup>
-          <m:e>
-            <m:r>
-              <m:rPr>
-                <m:sty m:val="p"/>
-              </m:rPr>
-              <m:t>m</m:t>
-            </m:r>
-          </m:e>
-          <m:sup>
-            <m:r>
-              <m:rPr>
-                <m:sty m:val="p"/>
-              </m:rPr>
-              <m:t>−</m:t>
-            </m:r>
-            <m:r>
-              <m:rPr>
-                <m:sty m:val="p"/>
-              </m:rPr>
-              <m:t>3</m:t>
-            </m:r>
-          </m:sup>
-        </m:sSup>
-        <m:r>
-          <m:rPr>
-            <m:sty m:val="p"/>
-          </m:rPr>
-          <m:t> </m:t>
-        </m:r>
-        <m:sSup>
-          <m:e>
-            <m:r>
-              <m:rPr>
-                <m:sty m:val="p"/>
-              </m:rPr>
-              <m:t>s</m:t>
-            </m:r>
-          </m:e>
-          <m:sup>
-            <m:r>
-              <m:rPr>
-                <m:sty m:val="p"/>
-              </m:rPr>
-              <m:t>−</m:t>
-            </m:r>
-            <m:r>
-              <m:rPr>
-                <m:sty m:val="p"/>
-              </m:rPr>
-              <m:t>1</m:t>
-            </m:r>
-          </m:sup>
-        </m:sSup>
-      </m:oMath>
-      <w:r>
-        <w:rPr>
-          <w:rFonts w:hint="eastAsia" w:ascii="Times New Roman" w:hAnsi="Times New Roman" w:eastAsia="Times New Roman" w:cs="Times New Roman"/>
-        </w:rPr>
-        <w:t>。</w:t>
-      </w:r>
-      <w:r>
-        <w:rPr>
-          <w:rFonts w:hint="eastAsia" w:ascii="Times New Roman" w:hAnsi="Times New Roman" w:eastAsia="FangSong" w:cs="Times New Roman"/>
-        </w:rPr>
-        <w:t>求</w:t>
-      </w:r>
-      <w:r>
-        <w:rPr>
-          <w:rFonts w:hint="eastAsia" w:ascii="Times New Roman" w:hAnsi="Times New Roman" w:eastAsia="Times New Roman" w:cs="Times New Roman"/>
-        </w:rPr>
-        <w:t>：(1)</w:t>
-      </w:r>
-      <w:r>
-        <w:rPr>
-          <w:rFonts w:ascii="Times New Roman" w:hAnsi="Times New Roman" w:eastAsia="Times New Roman" w:cs="Times New Roman"/>
-        </w:rPr>
-        <w:t xml:space="preserve"> </w:t>
-      </w:r>
-      <m:oMath>
-        <m:r>
-          <m:t>k</m:t>
-        </m:r>
-      </m:oMath>
-      <w:r>
-        <w:rPr>
-          <w:rFonts w:hint="eastAsia" w:ascii="Times New Roman" w:hAnsi="Times New Roman" w:eastAsia="Times New Roman" w:cs="Times New Roman"/>
-        </w:rPr>
-        <w:t xml:space="preserve">；(2)</w:t>
-      </w:r>
-      <w:r>
-        <w:rPr>
-          <w:rFonts w:ascii="Times New Roman" w:hAnsi="Times New Roman" w:eastAsia="Times New Roman" w:cs="Times New Roman"/>
-        </w:rPr>
-        <w:t xml:space="preserve"> </w:t>
-      </w:r>
-      <m:oMath>
-        <m:sSub>
-          <m:e>
-            <m:r>
-              <m:t>t</m:t>
-            </m:r>
-          </m:e>
-          <m:sub>
-            <m:r>
-              <m:t>1</m:t>
-            </m:r>
-            <m:r>
-              <m:rPr>
-                <m:sty m:val="p"/>
-              </m:rPr>
-              <m:t>/</m:t>
-            </m:r>
-            <m:r>
-              <m:t>2</m:t>
-            </m:r>
-          </m:sub>
-        </m:sSub>
-      </m:oMath>
-      <w:r>
-        <w:rPr>
-          <w:rFonts w:hint="eastAsia" w:ascii="Times New Roman" w:hAnsi="Times New Roman" w:eastAsia="Times New Roman" w:cs="Times New Roman"/>
-        </w:rPr>
-        <w:t xml:space="preserve">；(3)</w:t>
-      </w:r>
-      <w:r>
-        <w:rPr>
-          <w:rFonts w:ascii="Times New Roman" w:hAnsi="Times New Roman" w:eastAsia="Times New Roman" w:cs="Times New Roman"/>
-        </w:rPr>
-        <w:t xml:space="preserve"> </w:t>
-      </w:r>
-      <w:r>
-        <w:rPr>
-          <w:rFonts w:hint="eastAsia" w:ascii="Times New Roman" w:hAnsi="Times New Roman" w:eastAsia="FangSong" w:cs="Times New Roman"/>
-        </w:rPr>
-        <w:t xml:space="preserve">初始浓度</w:t>
-      </w:r>
-      <w:r>
-        <w:rPr>
-          <w:rFonts w:ascii="Times New Roman" w:hAnsi="Times New Roman" w:eastAsia="Times New Roman" w:cs="Times New Roman"/>
-        </w:rPr>
-        <w:t xml:space="preserve"> </w:t>
-      </w:r>
-      <m:oMath>
-        <m:sSub>
-          <m:e>
-            <m:r>
-              <m:t>c</m:t>
-            </m:r>
-          </m:e>
-          <m:sub>
-            <m:r>
-              <m:t>0</m:t>
-            </m:r>
-          </m:sub>
-        </m:sSub>
-      </m:oMath>
-      <w:r>
-        <w:rPr>
-          <w:rFonts w:ascii="Times New Roman" w:hAnsi="Times New Roman" w:eastAsia="Times New Roman" w:cs="Times New Roman"/>
-        </w:rPr>
-        <w:t xml:space="preserve">。</w:t>
+        <w:t>]</w:t>
       </w:r>
     </w:p>
     <w:p>
@@ -33856,9 +31330,15 @@
       </w:r>
       <w:r>
         <w:rPr>
-          <w:rFonts w:hint="eastAsia" w:ascii="Times New Roman" w:hAnsi="Times New Roman" w:eastAsia="Times New Roman" w:cs="Times New Roman"/>
-        </w:rPr>
-        <w:t>（</w:t>
+          <w:rFonts w:ascii="Times New Roman" w:hAnsi="Times New Roman" w:eastAsia="Times New Roman" w:cs="Times New Roman"/>
+        </w:rPr>
+        <w:t xml:space="preserve"> </w:t>
+      </w:r>
+      <w:r>
+        <w:rPr>
+          <w:rFonts w:hint="eastAsia" w:ascii="Times New Roman" w:hAnsi="Times New Roman" w:eastAsia="Times New Roman" w:cs="Times New Roman"/>
+        </w:rPr>
+        <w:t>[</w:t>
       </w:r>
       <w:r>
         <w:rPr>
@@ -33894,25 +31374,7 @@
         <w:rPr>
           <w:rFonts w:hint="eastAsia" w:ascii="Times New Roman" w:hAnsi="Times New Roman" w:eastAsia="Times New Roman" w:cs="Times New Roman"/>
         </w:rPr>
-        <w:t>）1100</w:t>
-      </w:r>
-      <w:r>
-        <w:rPr>
-          <w:rFonts w:ascii="Times New Roman" w:hAnsi="Times New Roman" w:eastAsia="Times New Roman" w:cs="Times New Roman"/>
-        </w:rPr>
-        <w:t xml:space="preserve"> K </w:t>
-      </w:r>
-      <w:r>
-        <w:rPr>
-          <w:rFonts w:hint="eastAsia" w:ascii="Times New Roman" w:hAnsi="Times New Roman" w:eastAsia="FangSong" w:cs="Times New Roman"/>
-        </w:rPr>
-        <w:t>时氨在钨丝上分解</w:t>
-      </w:r>
-      <w:r>
-        <w:rPr>
-          <w:rFonts w:hint="eastAsia" w:ascii="Times New Roman" w:hAnsi="Times New Roman" w:eastAsia="Times New Roman" w:cs="Times New Roman"/>
-        </w:rPr>
-        <w:t>：</w:t>
+        <w:t>]</w:t>
       </w:r>
     </w:p>
     <w:tbl>
@@ -34217,6 +31679,12 @@
       </w:pPr>
       <w:r>
         <w:rPr>
+          <w:rFonts w:ascii="Times New Roman" w:hAnsi="Times New Roman" w:eastAsia="Times New Roman" w:cs="Times New Roman"/>
+        </w:rPr>
+        <w:t xml:space="preserve">6.2 </w:t>
+      </w:r>
+      <w:r>
+        <w:rPr>
           <w:rFonts w:hint="eastAsia" w:ascii="Times New Roman" w:hAnsi="Times New Roman" w:eastAsia="SimHei" w:cs="Times New Roman"/>
         </w:rPr>
         <w:t>竞赛入门</w:t>
@@ -34261,9 +31729,15 @@
       </w:r>
       <w:r>
         <w:rPr>
-          <w:rFonts w:hint="eastAsia" w:ascii="Times New Roman" w:hAnsi="Times New Roman" w:eastAsia="Times New Roman" w:cs="Times New Roman"/>
-        </w:rPr>
-        <w:t>（04-</w:t>
+          <w:rFonts w:ascii="Times New Roman" w:hAnsi="Times New Roman" w:eastAsia="Times New Roman" w:cs="Times New Roman"/>
+        </w:rPr>
+        <w:t xml:space="preserve"> </w:t>
+      </w:r>
+      <w:r>
+        <w:rPr>
+          <w:rFonts w:hint="eastAsia" w:ascii="Times New Roman" w:hAnsi="Times New Roman" w:eastAsia="Times New Roman" w:cs="Times New Roman"/>
+        </w:rPr>
+        <w:t>04-</w:t>
       </w:r>
       <w:r>
         <w:rPr>
@@ -34299,259 +31773,7 @@
         <w:rPr>
           <w:rFonts w:hint="eastAsia" w:ascii="Times New Roman" w:hAnsi="Times New Roman" w:eastAsia="Times New Roman" w:cs="Times New Roman"/>
         </w:rPr>
-        <w:t>/07-06）</w:t>
-      </w:r>
-      <m:oMath>
-        <m:sSup>
-          <m:e>
-            <m:r>
-              <m:t>504</m:t>
-            </m:r>
-          </m:e>
-          <m:sup>
-            <m:r>
-              <m:rPr>
-                <m:sty m:val="p"/>
-              </m:rPr>
-              <m:t>∘</m:t>
-            </m:r>
-          </m:sup>
-        </m:sSup>
-        <m:r>
-          <m:rPr>
-            <m:sty m:val="p"/>
-          </m:rPr>
-          <m:t>C</m:t>
-        </m:r>
-      </m:oMath>
-      <w:r>
-        <w:rPr>
-          <w:rFonts w:ascii="Times New Roman" w:hAnsi="Times New Roman" w:eastAsia="Times New Roman" w:cs="Times New Roman"/>
-        </w:rPr>
-        <w:t xml:space="preserve"> </w:t>
-      </w:r>
-      <w:r>
-        <w:rPr>
-          <w:rFonts w:hint="eastAsia" w:ascii="Times New Roman" w:hAnsi="Times New Roman" w:eastAsia="FangSong" w:cs="Times New Roman"/>
-        </w:rPr>
-        <w:t xml:space="preserve">密闭容器中二甲醚分解</w:t>
-      </w:r>
-      <w:r>
-        <w:rPr>
-          <w:rFonts w:ascii="Times New Roman" w:hAnsi="Times New Roman" w:eastAsia="Times New Roman" w:cs="Times New Roman"/>
-        </w:rPr>
-        <w:t xml:space="preserve"> </w:t>
-      </w:r>
-      <m:oMath>
-        <m:oMathPr>
-          <m:ctrlPr>
-            <w:rPr>
-              <w:sz w:val="28"/>
-              <w:szCs w:val="28"/>
-            </w:rPr>
-          </m:ctrlPr>
-        </m:oMathPr>
-        <m:r>
-          <m:rPr>
-            <m:sty m:val="p"/>
-          </m:rPr>
-          <m:t>(</m:t>
-        </m:r>
-        <m:r>
-          <m:rPr>
-            <m:sty m:val="p"/>
-          </m:rPr>
-          <m:t>C</m:t>
-        </m:r>
-        <m:sSub>
-          <m:e>
-            <m:r>
-              <m:rPr>
-                <m:sty m:val="p"/>
-              </m:rPr>
-              <m:t>H</m:t>
-            </m:r>
-          </m:e>
-          <m:sub>
-            <m:r>
-              <m:rPr>
-                <m:sty m:val="p"/>
-              </m:rPr>
-              <m:t>3</m:t>
-            </m:r>
-          </m:sub>
-        </m:sSub>
-        <m:sSub>
-          <m:e>
-            <m:r>
-              <m:rPr>
-                <m:sty m:val="p"/>
-              </m:rPr>
-              <m:t>)</m:t>
-            </m:r>
-          </m:e>
-          <m:sub>
-            <m:r>
-              <m:t>2</m:t>
-            </m:r>
-          </m:sub>
-        </m:sSub>
-        <m:r>
-          <m:rPr>
-            <m:sty m:val="p"/>
-          </m:rPr>
-          <m:t>O</m:t>
-        </m:r>
-        <m:r>
-          <m:rPr>
-            <m:sty m:val="p"/>
-          </m:rPr>
-          <m:t>(</m:t>
-        </m:r>
-        <m:r>
-          <m:rPr>
-            <m:sty m:val="p"/>
-          </m:rPr>
-          <m:t>g</m:t>
-        </m:r>
-        <m:r>
-          <m:rPr>
-            <m:sty m:val="p"/>
-          </m:rPr>
-          <m:t>)</m:t>
-        </m:r>
-        <m:r>
-          <m:rPr>
-            <m:sty m:val="p"/>
-          </m:rPr>
-          <m:t>→</m:t>
-        </m:r>
-        <m:r>
-          <m:rPr>
-            <m:sty m:val="p"/>
-          </m:rPr>
-          <m:t>C</m:t>
-        </m:r>
-        <m:sSub>
-          <m:e>
-            <m:r>
-              <m:rPr>
-                <m:sty m:val="p"/>
-              </m:rPr>
-              <m:t>H</m:t>
-            </m:r>
-          </m:e>
-          <m:sub>
-            <m:r>
-              <m:rPr>
-                <m:sty m:val="p"/>
-              </m:rPr>
-              <m:t>4</m:t>
-            </m:r>
-          </m:sub>
-        </m:sSub>
-        <m:r>
-          <m:rPr>
-            <m:sty m:val="p"/>
-          </m:rPr>
-          <m:t>(</m:t>
-        </m:r>
-        <m:r>
-          <m:rPr>
-            <m:sty m:val="p"/>
-          </m:rPr>
-          <m:t>g</m:t>
-        </m:r>
-        <m:r>
-          <m:rPr>
-            <m:sty m:val="p"/>
-          </m:rPr>
-          <m:t>)</m:t>
-        </m:r>
-        <m:r>
-          <m:rPr>
-            <m:sty m:val="p"/>
-          </m:rPr>
-          <m:t>+</m:t>
-        </m:r>
-        <m:sSub>
-          <m:e>
-            <m:r>
-              <m:rPr>
-                <m:sty m:val="p"/>
-              </m:rPr>
-              <m:t>H</m:t>
-            </m:r>
-          </m:e>
-          <m:sub>
-            <m:r>
-              <m:rPr>
-                <m:sty m:val="p"/>
-              </m:rPr>
-              <m:t>2</m:t>
-            </m:r>
-          </m:sub>
-        </m:sSub>
-        <m:r>
-          <m:rPr>
-            <m:sty m:val="p"/>
-          </m:rPr>
-          <m:t>(</m:t>
-        </m:r>
-        <m:r>
-          <m:rPr>
-            <m:sty m:val="p"/>
-          </m:rPr>
-          <m:t>g</m:t>
-        </m:r>
-        <m:r>
-          <m:rPr>
-            <m:sty m:val="p"/>
-          </m:rPr>
-          <m:t>)</m:t>
-        </m:r>
-        <m:r>
-          <m:rPr>
-            <m:sty m:val="p"/>
-          </m:rPr>
-          <m:t>+</m:t>
-        </m:r>
-        <m:r>
-          <m:rPr>
-            <m:sty m:val="p"/>
-          </m:rPr>
-          <m:t>C</m:t>
-        </m:r>
-        <m:r>
-          <m:rPr>
-            <m:sty m:val="p"/>
-          </m:rPr>
-          <m:t>O</m:t>
-        </m:r>
-        <m:r>
-          <m:rPr>
-            <m:sty m:val="p"/>
-          </m:rPr>
-          <m:t>(</m:t>
-        </m:r>
-        <m:r>
-          <m:rPr>
-            <m:sty m:val="p"/>
-          </m:rPr>
-          <m:t>g</m:t>
-        </m:r>
-        <m:r>
-          <m:rPr>
-            <m:sty m:val="p"/>
-          </m:rPr>
-          <m:t>)</m:t>
-        </m:r>
-      </m:oMath>
-      <w:r>
-        <w:rPr>
-          <w:rFonts w:hint="eastAsia" w:ascii="Times New Roman" w:hAnsi="Times New Roman" w:eastAsia="Times New Roman" w:cs="Times New Roman"/>
-        </w:rPr>
-        <w:t xml:space="preserve">：</w:t>
+        <w:t>/07-06</w:t>
       </w:r>
     </w:p>
     <w:tbl>
@@ -34907,9 +32129,15 @@
       </w:r>
       <w:r>
         <w:rPr>
-          <w:rFonts w:hint="eastAsia" w:ascii="Times New Roman" w:hAnsi="Times New Roman" w:eastAsia="Times New Roman" w:cs="Times New Roman"/>
-        </w:rPr>
-        <w:t>（04-</w:t>
+          <w:rFonts w:ascii="Times New Roman" w:hAnsi="Times New Roman" w:eastAsia="Times New Roman" w:cs="Times New Roman"/>
+        </w:rPr>
+        <w:t xml:space="preserve"> </w:t>
+      </w:r>
+      <w:r>
+        <w:rPr>
+          <w:rFonts w:hint="eastAsia" w:ascii="Times New Roman" w:hAnsi="Times New Roman" w:eastAsia="Times New Roman" w:cs="Times New Roman"/>
+        </w:rPr>
+        <w:t>04-</w:t>
       </w:r>
       <w:r>
         <w:rPr>
@@ -35017,164 +32245,7 @@
         <w:rPr>
           <w:rFonts w:hint="eastAsia" w:ascii="Times New Roman" w:hAnsi="Times New Roman" w:eastAsia="FangSong" w:cs="Times New Roman"/>
         </w:rPr>
-        <w:t>题</w:t>
-      </w:r>
-      <w:r>
-        <w:rPr>
-          <w:rFonts w:hint="eastAsia" w:ascii="Times New Roman" w:hAnsi="Times New Roman" w:eastAsia="Times New Roman" w:cs="Times New Roman"/>
-        </w:rPr>
-        <w:t>）</w:t>
-      </w:r>
-      <m:oMath>
-        <m:r>
-          <m:rPr>
-            <m:sty m:val="p"/>
-          </m:rPr>
-          <m:t>A</m:t>
-        </m:r>
-        <m:r>
-          <m:rPr>
-            <m:sty m:val="p"/>
-          </m:rPr>
-          <m:t>+</m:t>
-        </m:r>
-        <m:r>
-          <m:rPr>
-            <m:sty m:val="p"/>
-          </m:rPr>
-          <m:t>B</m:t>
-        </m:r>
-        <m:r>
-          <m:rPr>
-            <m:sty m:val="p"/>
-          </m:rPr>
-          <m:t>=</m:t>
-        </m:r>
-        <m:r>
-          <m:rPr>
-            <m:sty m:val="p"/>
-          </m:rPr>
-          <m:t>C</m:t>
-        </m:r>
-      </m:oMath>
-      <w:r>
-        <w:rPr>
-          <w:rFonts w:hint="eastAsia" w:ascii="Times New Roman" w:hAnsi="Times New Roman" w:eastAsia="Times New Roman" w:cs="Times New Roman"/>
-        </w:rPr>
-        <w:t>，</w:t>
-      </w:r>
-      <w:r>
-        <w:rPr>
-          <w:rFonts w:hint="eastAsia" w:ascii="Times New Roman" w:hAnsi="Times New Roman" w:eastAsia="FangSong" w:cs="Times New Roman"/>
-        </w:rPr>
-        <w:t>速率方程</w:t>
-      </w:r>
-      <w:r>
-        <w:rPr>
-          <w:rFonts w:ascii="Times New Roman" w:hAnsi="Times New Roman" w:eastAsia="Times New Roman" w:cs="Times New Roman"/>
-        </w:rPr>
-        <w:t xml:space="preserve"> </w:t>
-      </w:r>
-      <m:oMath>
-        <m:oMathPr>
-          <m:ctrlPr>
-            <w:rPr>
-              <w:sz w:val="28"/>
-              <w:szCs w:val="28"/>
-            </w:rPr>
-          </m:ctrlPr>
-        </m:oMathPr>
-        <m:r>
-          <m:rPr>
-            <m:sty m:val="p"/>
-          </m:rPr>
-          <m:t>−</m:t>
-        </m:r>
-        <m:r>
-          <m:t>d</m:t>
-        </m:r>
-        <m:sSub>
-          <m:e>
-            <m:r>
-              <m:t>c</m:t>
-            </m:r>
-          </m:e>
-          <m:sub>
-            <m:r>
-              <m:rPr>
-                <m:sty m:val="p"/>
-              </m:rPr>
-              <m:t>A</m:t>
-            </m:r>
-          </m:sub>
-        </m:sSub>
-        <m:r>
-          <m:rPr>
-            <m:sty m:val="p"/>
-          </m:rPr>
-          <m:t>/</m:t>
-        </m:r>
-        <m:r>
-          <m:t>d</m:t>
-        </m:r>
-        <m:r>
-          <m:t>t</m:t>
-        </m:r>
-        <m:r>
-          <m:rPr>
-            <m:sty m:val="p"/>
-          </m:rPr>
-          <m:t>=</m:t>
-        </m:r>
-        <m:r>
-          <m:t>k</m:t>
-        </m:r>
-        <m:sSubSup>
-          <m:e>
-            <m:r>
-              <m:t>c</m:t>
-            </m:r>
-          </m:e>
-          <m:sub>
-            <m:r>
-              <m:rPr>
-                <m:sty m:val="p"/>
-              </m:rPr>
-              <m:t>A</m:t>
-            </m:r>
-          </m:sub>
-          <m:sup>
-            <m:r>
-              <m:t>α</m:t>
-            </m:r>
-          </m:sup>
-        </m:sSubSup>
-        <m:sSubSup>
-          <m:e>
-            <m:r>
-              <m:t>c</m:t>
-            </m:r>
-          </m:e>
-          <m:sub>
-            <m:r>
-              <m:rPr>
-                <m:sty m:val="p"/>
-              </m:rPr>
-              <m:t>B</m:t>
-            </m:r>
-          </m:sub>
-          <m:sup>
-            <m:r>
-              <m:t>β</m:t>
-            </m:r>
-          </m:sup>
-        </m:sSubSup>
-      </m:oMath>
-      <w:r>
-        <w:rPr>
-          <w:rFonts w:hint="eastAsia" w:ascii="Times New Roman" w:hAnsi="Times New Roman" w:eastAsia="Times New Roman" w:cs="Times New Roman"/>
-        </w:rPr>
-        <w:t xml:space="preserve">：</w:t>
+        <w:t xml:space="preserve">题</w:t>
       </w:r>
     </w:p>
     <w:tbl>
@@ -35747,9 +32818,15 @@
       </w:r>
       <w:r>
         <w:rPr>
-          <w:rFonts w:hint="eastAsia" w:ascii="Times New Roman" w:hAnsi="Times New Roman" w:eastAsia="Times New Roman" w:cs="Times New Roman"/>
-        </w:rPr>
-        <w:t>（</w:t>
+          <w:rFonts w:ascii="Times New Roman" w:hAnsi="Times New Roman" w:eastAsia="Times New Roman" w:cs="Times New Roman"/>
+        </w:rPr>
+        <w:t xml:space="preserve"> </w:t>
+      </w:r>
+      <w:r>
+        <w:rPr>
+          <w:rFonts w:hint="eastAsia" w:ascii="Times New Roman" w:hAnsi="Times New Roman" w:eastAsia="Times New Roman" w:cs="Times New Roman"/>
+        </w:rPr>
+        <w:t>[</w:t>
       </w:r>
       <w:r>
         <w:rPr>
@@ -35785,19 +32862,173 @@
         <w:rPr>
           <w:rFonts w:hint="eastAsia" w:ascii="Times New Roman" w:hAnsi="Times New Roman" w:eastAsia="Times New Roman" w:cs="Times New Roman"/>
         </w:rPr>
-        <w:t>）</w:t>
-      </w:r>
-      <w:r>
-        <w:rPr>
-          <w:rFonts w:hint="eastAsia" w:ascii="Times New Roman" w:hAnsi="Times New Roman" w:eastAsia="FangSong" w:cs="Times New Roman"/>
-        </w:rPr>
-        <w:t>一级平行反应</w:t>
-      </w:r>
-      <w:r>
-        <w:rPr>
-          <w:rFonts w:hint="eastAsia" w:ascii="Times New Roman" w:hAnsi="Times New Roman" w:eastAsia="Times New Roman" w:cs="Times New Roman"/>
-        </w:rPr>
-        <w:t>：</w:t>
+        <w:t>]</w:t>
+      </w:r>
+      <w:r>
+        <w:rPr>
+          <w:rFonts w:ascii="Times New Roman" w:hAnsi="Times New Roman" w:eastAsia="Times New Roman" w:cs="Times New Roman"/>
+        </w:rPr>
+        <w:t xml:space="preserve"> </w:t>
+      </w:r>
+      <w:r>
+        <w:rPr>
+          <w:rFonts w:ascii="Times New Roman" w:hAnsi="Times New Roman" w:eastAsia="Times New Roman" w:cs="Times New Roman"/>
+        </w:rPr>
+        <w:t xml:space="preserve">(1) 300 K </w:t>
+      </w:r>
+      <w:r>
+        <w:rPr>
+          <w:rFonts w:hint="eastAsia" w:ascii="Times New Roman" w:hAnsi="Times New Roman" w:eastAsia="FangSong" w:cs="Times New Roman"/>
+        </w:rPr>
+        <w:t xml:space="preserve">时</w:t>
+      </w:r>
+      <w:r>
+        <w:rPr>
+          <w:rFonts w:ascii="Times New Roman" w:hAnsi="Times New Roman" w:eastAsia="Times New Roman" w:cs="Times New Roman"/>
+        </w:rPr>
+        <w:t xml:space="preserve"> </w:t>
+      </w:r>
+      <m:oMath>
+        <m:sSub>
+          <m:e>
+            <m:r>
+              <m:t>k</m:t>
+            </m:r>
+          </m:e>
+          <m:sub>
+            <m:r>
+              <m:t>1</m:t>
+            </m:r>
+          </m:sub>
+        </m:sSub>
+        <m:r>
+          <m:rPr>
+            <m:sty m:val="p"/>
+          </m:rPr>
+          <m:t>/</m:t>
+        </m:r>
+        <m:sSub>
+          <m:e>
+            <m:r>
+              <m:t>k</m:t>
+            </m:r>
+          </m:e>
+          <m:sub>
+            <m:r>
+              <m:t>2</m:t>
+            </m:r>
+          </m:sub>
+        </m:sSub>
+      </m:oMath>
+      <w:r>
+        <w:rPr>
+          <w:rFonts w:hint="eastAsia" w:ascii="Times New Roman" w:hAnsi="Times New Roman" w:eastAsia="Times New Roman" w:cs="Times New Roman"/>
+        </w:rPr>
+        <w:t xml:space="preserve">；(2)</w:t>
+      </w:r>
+      <w:r>
+        <w:rPr>
+          <w:rFonts w:ascii="Times New Roman" w:hAnsi="Times New Roman" w:eastAsia="Times New Roman" w:cs="Times New Roman"/>
+        </w:rPr>
+        <w:t xml:space="preserve"> 500 K </w:t>
+      </w:r>
+      <w:r>
+        <w:rPr>
+          <w:rFonts w:hint="eastAsia" w:ascii="Times New Roman" w:hAnsi="Times New Roman" w:eastAsia="FangSong" w:cs="Times New Roman"/>
+        </w:rPr>
+        <w:t xml:space="preserve">时</w:t>
+      </w:r>
+      <w:r>
+        <w:rPr>
+          <w:rFonts w:ascii="Times New Roman" w:hAnsi="Times New Roman" w:eastAsia="Times New Roman" w:cs="Times New Roman"/>
+        </w:rPr>
+        <w:t xml:space="preserve"> </w:t>
+      </w:r>
+      <m:oMath>
+        <m:sSub>
+          <m:e>
+            <m:r>
+              <m:t>k</m:t>
+            </m:r>
+          </m:e>
+          <m:sub>
+            <m:r>
+              <m:t>1</m:t>
+            </m:r>
+          </m:sub>
+        </m:sSub>
+        <m:r>
+          <m:rPr>
+            <m:sty m:val="p"/>
+          </m:rPr>
+          <m:t>/</m:t>
+        </m:r>
+        <m:sSub>
+          <m:e>
+            <m:r>
+              <m:t>k</m:t>
+            </m:r>
+          </m:e>
+          <m:sub>
+            <m:r>
+              <m:t>2</m:t>
+            </m:r>
+          </m:sub>
+        </m:sSub>
+      </m:oMath>
+      <w:r>
+        <w:rPr>
+          <w:rFonts w:hint="eastAsia" w:ascii="Times New Roman" w:hAnsi="Times New Roman" w:eastAsia="Times New Roman" w:cs="Times New Roman"/>
+        </w:rPr>
+        <w:t xml:space="preserve">；(3)</w:t>
+      </w:r>
+      <w:r>
+        <w:rPr>
+          <w:rFonts w:ascii="Times New Roman" w:hAnsi="Times New Roman" w:eastAsia="Times New Roman" w:cs="Times New Roman"/>
+        </w:rPr>
+        <w:t xml:space="preserve"> </w:t>
+      </w:r>
+      <w:r>
+        <w:rPr>
+          <w:rFonts w:hint="eastAsia" w:ascii="Times New Roman" w:hAnsi="Times New Roman" w:eastAsia="FangSong" w:cs="Times New Roman"/>
+        </w:rPr>
+        <w:t xml:space="preserve">由</w:t>
+      </w:r>
+      <w:r>
+        <w:rPr>
+          <w:rFonts w:ascii="Times New Roman" w:hAnsi="Times New Roman" w:eastAsia="Times New Roman" w:cs="Times New Roman"/>
+        </w:rPr>
+        <w:t xml:space="preserve"> 300 K </w:t>
+      </w:r>
+      <w:r>
+        <w:rPr>
+          <w:rFonts w:hint="eastAsia" w:ascii="Times New Roman" w:hAnsi="Times New Roman" w:eastAsia="FangSong" w:cs="Times New Roman"/>
+        </w:rPr>
+        <w:t xml:space="preserve">升到</w:t>
+      </w:r>
+      <w:r>
+        <w:rPr>
+          <w:rFonts w:ascii="Times New Roman" w:hAnsi="Times New Roman" w:eastAsia="Times New Roman" w:cs="Times New Roman"/>
+        </w:rPr>
+        <w:t xml:space="preserve"> 500 </w:t>
+      </w:r>
+      <w:r>
+        <w:rPr>
+          <w:rFonts w:hint="eastAsia" w:ascii="Times New Roman" w:hAnsi="Times New Roman" w:eastAsia="Times New Roman" w:cs="Times New Roman"/>
+        </w:rPr>
+        <w:t>K，</w:t>
+      </w:r>
+      <w:r>
+        <w:rPr>
+          <w:rFonts w:hint="eastAsia" w:ascii="Times New Roman" w:hAnsi="Times New Roman" w:eastAsia="FangSong" w:cs="Times New Roman"/>
+        </w:rPr>
+        <w:t>产物比</w:t>
+      </w:r>
+      <w:r>
+        <w:rPr>
+          <w:rFonts w:ascii="Times New Roman" w:hAnsi="Times New Roman" w:eastAsia="Times New Roman" w:cs="Times New Roman"/>
+        </w:rPr>
+        <w:t xml:space="preserve"> </w:t>
       </w:r>
       <m:oMath>
         <m:oMathPr>
@@ -35808,400 +33039,6 @@
             </w:rPr>
           </m:ctrlPr>
         </m:oMathPr>
-        <m:sSub>
-          <m:e>
-            <m:r>
-              <m:t>E</m:t>
-            </m:r>
-          </m:e>
-          <m:sub>
-            <m:r>
-              <m:t>a</m:t>
-            </m:r>
-            <m:r>
-              <m:t>1</m:t>
-            </m:r>
-          </m:sub>
-        </m:sSub>
-        <m:r>
-          <m:rPr>
-            <m:sty m:val="p"/>
-          </m:rPr>
-          <m:t>=</m:t>
-        </m:r>
-        <m:r>
-          <m:t>108.8</m:t>
-        </m:r>
-      </m:oMath>
-      <w:r>
-        <w:rPr>
-          <w:rFonts w:ascii="Times New Roman" w:hAnsi="Times New Roman" w:eastAsia="Times New Roman" w:cs="Times New Roman"/>
-        </w:rPr>
-        <w:t xml:space="preserve">、</w:t>
-      </w:r>
-      <m:oMath>
-        <m:oMathPr>
-          <m:ctrlPr>
-            <w:rPr>
-              <w:sz w:val="28"/>
-              <w:szCs w:val="28"/>
-            </w:rPr>
-          </m:ctrlPr>
-        </m:oMathPr>
-        <m:sSub>
-          <m:e>
-            <m:r>
-              <m:t>E</m:t>
-            </m:r>
-          </m:e>
-          <m:sub>
-            <m:r>
-              <m:t>a</m:t>
-            </m:r>
-            <m:r>
-              <m:t>2</m:t>
-            </m:r>
-          </m:sub>
-        </m:sSub>
-        <m:r>
-          <m:rPr>
-            <m:sty m:val="p"/>
-          </m:rPr>
-          <m:t>=</m:t>
-        </m:r>
-        <m:r>
-          <m:t>83.68</m:t>
-        </m:r>
-        <m:r>
-          <m:t> </m:t>
-        </m:r>
-        <m:r>
-          <m:rPr>
-            <m:sty m:val="p"/>
-          </m:rPr>
-          <m:t>k</m:t>
-        </m:r>
-        <m:r>
-          <m:rPr>
-            <m:sty m:val="p"/>
-          </m:rPr>
-          <m:t>J</m:t>
-        </m:r>
-        <m:r>
-          <m:rPr>
-            <m:sty m:val="p"/>
-          </m:rPr>
-          <m:t> </m:t>
-        </m:r>
-        <m:r>
-          <m:rPr>
-            <m:sty m:val="p"/>
-          </m:rPr>
-          <m:t>m</m:t>
-        </m:r>
-        <m:r>
-          <m:rPr>
-            <m:sty m:val="p"/>
-          </m:rPr>
-          <m:t>o</m:t>
-        </m:r>
-        <m:sSup>
-          <m:e>
-            <m:r>
-              <m:rPr>
-                <m:sty m:val="p"/>
-              </m:rPr>
-              <m:t>l</m:t>
-            </m:r>
-          </m:e>
-          <m:sup>
-            <m:r>
-              <m:rPr>
-                <m:sty m:val="p"/>
-              </m:rPr>
-              <m:t>−</m:t>
-            </m:r>
-            <m:r>
-              <m:rPr>
-                <m:sty m:val="p"/>
-              </m:rPr>
-              <m:t>1</m:t>
-            </m:r>
-          </m:sup>
-        </m:sSup>
-      </m:oMath>
-      <w:r>
-        <w:rPr>
-          <w:rFonts w:hint="eastAsia" w:ascii="Times New Roman" w:hAnsi="Times New Roman" w:eastAsia="Times New Roman" w:cs="Times New Roman"/>
-        </w:rPr>
-        <w:t xml:space="preserve">，</w:t>
-      </w:r>
-      <m:oMath>
-        <m:oMathPr>
-          <m:ctrlPr>
-            <w:rPr>
-              <w:sz w:val="28"/>
-              <w:szCs w:val="28"/>
-            </w:rPr>
-          </m:ctrlPr>
-        </m:oMathPr>
-        <m:sSub>
-          <m:e>
-            <m:r>
-              <m:t>A</m:t>
-            </m:r>
-          </m:e>
-          <m:sub>
-            <m:r>
-              <m:t>1</m:t>
-            </m:r>
-          </m:sub>
-        </m:sSub>
-        <m:r>
-          <m:rPr>
-            <m:sty m:val="p"/>
-          </m:rPr>
-          <m:t>=</m:t>
-        </m:r>
-        <m:sSub>
-          <m:e>
-            <m:r>
-              <m:t>A</m:t>
-            </m:r>
-          </m:e>
-          <m:sub>
-            <m:r>
-              <m:t>2</m:t>
-            </m:r>
-          </m:sub>
-        </m:sSub>
-        <m:r>
-          <m:rPr>
-            <m:sty m:val="p"/>
-          </m:rPr>
-          <m:t>=</m:t>
-        </m:r>
-        <m:sSup>
-          <m:e>
-            <m:r>
-              <m:t>10</m:t>
-            </m:r>
-          </m:e>
-          <m:sup>
-            <m:r>
-              <m:t>13</m:t>
-            </m:r>
-          </m:sup>
-        </m:sSup>
-        <m:r>
-          <m:t> </m:t>
-        </m:r>
-        <m:sSup>
-          <m:e>
-            <m:r>
-              <m:rPr>
-                <m:sty m:val="p"/>
-              </m:rPr>
-              <m:t>s</m:t>
-            </m:r>
-          </m:e>
-          <m:sup>
-            <m:r>
-              <m:rPr>
-                <m:sty m:val="p"/>
-              </m:rPr>
-              <m:t>−</m:t>
-            </m:r>
-            <m:r>
-              <m:rPr>
-                <m:sty m:val="p"/>
-              </m:rPr>
-              <m:t>1</m:t>
-            </m:r>
-          </m:sup>
-        </m:sSup>
-      </m:oMath>
-      <w:r>
-        <w:rPr>
-          <w:rFonts w:ascii="Times New Roman" w:hAnsi="Times New Roman" w:eastAsia="Times New Roman" w:cs="Times New Roman"/>
-        </w:rPr>
-        <w:t xml:space="preserve">。</w:t>
-      </w:r>
-      <w:r>
-        <w:rPr>
-          <w:rFonts w:ascii="Times New Roman" w:hAnsi="Times New Roman" w:eastAsia="Times New Roman" w:cs="Times New Roman"/>
-        </w:rPr>
-        <w:t xml:space="preserve"> </w:t>
-      </w:r>
-      <w:r>
-        <w:rPr>
-          <w:rFonts w:ascii="Times New Roman" w:hAnsi="Times New Roman" w:eastAsia="Times New Roman" w:cs="Times New Roman"/>
-        </w:rPr>
-        <w:t xml:space="preserve">(1) 300 K </w:t>
-      </w:r>
-      <w:r>
-        <w:rPr>
-          <w:rFonts w:hint="eastAsia" w:ascii="Times New Roman" w:hAnsi="Times New Roman" w:eastAsia="FangSong" w:cs="Times New Roman"/>
-        </w:rPr>
-        <w:t xml:space="preserve">时</w:t>
-      </w:r>
-      <w:r>
-        <w:rPr>
-          <w:rFonts w:ascii="Times New Roman" w:hAnsi="Times New Roman" w:eastAsia="Times New Roman" w:cs="Times New Roman"/>
-        </w:rPr>
-        <w:t xml:space="preserve"> </w:t>
-      </w:r>
-      <m:oMath>
-        <m:sSub>
-          <m:e>
-            <m:r>
-              <m:t>k</m:t>
-            </m:r>
-          </m:e>
-          <m:sub>
-            <m:r>
-              <m:t>1</m:t>
-            </m:r>
-          </m:sub>
-        </m:sSub>
-        <m:r>
-          <m:rPr>
-            <m:sty m:val="p"/>
-          </m:rPr>
-          <m:t>/</m:t>
-        </m:r>
-        <m:sSub>
-          <m:e>
-            <m:r>
-              <m:t>k</m:t>
-            </m:r>
-          </m:e>
-          <m:sub>
-            <m:r>
-              <m:t>2</m:t>
-            </m:r>
-          </m:sub>
-        </m:sSub>
-      </m:oMath>
-      <w:r>
-        <w:rPr>
-          <w:rFonts w:hint="eastAsia" w:ascii="Times New Roman" w:hAnsi="Times New Roman" w:eastAsia="Times New Roman" w:cs="Times New Roman"/>
-        </w:rPr>
-        <w:t xml:space="preserve">；(2)</w:t>
-      </w:r>
-      <w:r>
-        <w:rPr>
-          <w:rFonts w:ascii="Times New Roman" w:hAnsi="Times New Roman" w:eastAsia="Times New Roman" w:cs="Times New Roman"/>
-        </w:rPr>
-        <w:t xml:space="preserve"> 500 K </w:t>
-      </w:r>
-      <w:r>
-        <w:rPr>
-          <w:rFonts w:hint="eastAsia" w:ascii="Times New Roman" w:hAnsi="Times New Roman" w:eastAsia="FangSong" w:cs="Times New Roman"/>
-        </w:rPr>
-        <w:t xml:space="preserve">时</w:t>
-      </w:r>
-      <w:r>
-        <w:rPr>
-          <w:rFonts w:ascii="Times New Roman" w:hAnsi="Times New Roman" w:eastAsia="Times New Roman" w:cs="Times New Roman"/>
-        </w:rPr>
-        <w:t xml:space="preserve"> </w:t>
-      </w:r>
-      <m:oMath>
-        <m:sSub>
-          <m:e>
-            <m:r>
-              <m:t>k</m:t>
-            </m:r>
-          </m:e>
-          <m:sub>
-            <m:r>
-              <m:t>1</m:t>
-            </m:r>
-          </m:sub>
-        </m:sSub>
-        <m:r>
-          <m:rPr>
-            <m:sty m:val="p"/>
-          </m:rPr>
-          <m:t>/</m:t>
-        </m:r>
-        <m:sSub>
-          <m:e>
-            <m:r>
-              <m:t>k</m:t>
-            </m:r>
-          </m:e>
-          <m:sub>
-            <m:r>
-              <m:t>2</m:t>
-            </m:r>
-          </m:sub>
-        </m:sSub>
-      </m:oMath>
-      <w:r>
-        <w:rPr>
-          <w:rFonts w:hint="eastAsia" w:ascii="Times New Roman" w:hAnsi="Times New Roman" w:eastAsia="Times New Roman" w:cs="Times New Roman"/>
-        </w:rPr>
-        <w:t xml:space="preserve">；(3)</w:t>
-      </w:r>
-      <w:r>
-        <w:rPr>
-          <w:rFonts w:ascii="Times New Roman" w:hAnsi="Times New Roman" w:eastAsia="Times New Roman" w:cs="Times New Roman"/>
-        </w:rPr>
-        <w:t xml:space="preserve"> </w:t>
-      </w:r>
-      <w:r>
-        <w:rPr>
-          <w:rFonts w:hint="eastAsia" w:ascii="Times New Roman" w:hAnsi="Times New Roman" w:eastAsia="FangSong" w:cs="Times New Roman"/>
-        </w:rPr>
-        <w:t xml:space="preserve">由</w:t>
-      </w:r>
-      <w:r>
-        <w:rPr>
-          <w:rFonts w:ascii="Times New Roman" w:hAnsi="Times New Roman" w:eastAsia="Times New Roman" w:cs="Times New Roman"/>
-        </w:rPr>
-        <w:t xml:space="preserve"> 300 K </w:t>
-      </w:r>
-      <w:r>
-        <w:rPr>
-          <w:rFonts w:hint="eastAsia" w:ascii="Times New Roman" w:hAnsi="Times New Roman" w:eastAsia="FangSong" w:cs="Times New Roman"/>
-        </w:rPr>
-        <w:t xml:space="preserve">升到</w:t>
-      </w:r>
-      <w:r>
-        <w:rPr>
-          <w:rFonts w:ascii="Times New Roman" w:hAnsi="Times New Roman" w:eastAsia="Times New Roman" w:cs="Times New Roman"/>
-        </w:rPr>
-        <w:t xml:space="preserve"> 500 </w:t>
-      </w:r>
-      <w:r>
-        <w:rPr>
-          <w:rFonts w:hint="eastAsia" w:ascii="Times New Roman" w:hAnsi="Times New Roman" w:eastAsia="Times New Roman" w:cs="Times New Roman"/>
-        </w:rPr>
-        <w:t>K，</w:t>
-      </w:r>
-      <w:r>
-        <w:rPr>
-          <w:rFonts w:hint="eastAsia" w:ascii="Times New Roman" w:hAnsi="Times New Roman" w:eastAsia="FangSong" w:cs="Times New Roman"/>
-        </w:rPr>
-        <w:t>产物比</w:t>
-      </w:r>
-      <w:r>
-        <w:rPr>
-          <w:rFonts w:ascii="Times New Roman" w:hAnsi="Times New Roman" w:eastAsia="Times New Roman" w:cs="Times New Roman"/>
-        </w:rPr>
-        <w:t xml:space="preserve"> </w:t>
-      </w:r>
-      <m:oMath>
-        <m:oMathPr>
-          <m:ctrlPr>
-            <w:rPr>
-              <w:sz w:val="28"/>
-              <w:szCs w:val="28"/>
-            </w:rPr>
-          </m:ctrlPr>
-        </m:oMathPr>
         <m:r>
           <m:rPr>
             <m:sty m:val="p"/>
@@ -36278,9 +33115,15 @@
       </w:r>
       <w:r>
         <w:rPr>
-          <w:rFonts w:hint="eastAsia" w:ascii="Times New Roman" w:hAnsi="Times New Roman" w:eastAsia="Times New Roman" w:cs="Times New Roman"/>
-        </w:rPr>
-        <w:t>（</w:t>
+          <w:rFonts w:ascii="Times New Roman" w:hAnsi="Times New Roman" w:eastAsia="Times New Roman" w:cs="Times New Roman"/>
+        </w:rPr>
+        <w:t xml:space="preserve"> </w:t>
+      </w:r>
+      <w:r>
+        <w:rPr>
+          <w:rFonts w:hint="eastAsia" w:ascii="Times New Roman" w:hAnsi="Times New Roman" w:eastAsia="Times New Roman" w:cs="Times New Roman"/>
+        </w:rPr>
+        <w:t>[</w:t>
       </w:r>
       <w:r>
         <w:rPr>
@@ -36316,600 +33159,7 @@
         <w:rPr>
           <w:rFonts w:hint="eastAsia" w:ascii="Times New Roman" w:hAnsi="Times New Roman" w:eastAsia="Times New Roman" w:cs="Times New Roman"/>
         </w:rPr>
-        <w:t>）</w:t>
-      </w:r>
-      <m:oMath>
-        <m:oMathPr>
-          <m:ctrlPr>
-            <w:rPr>
-              <w:sz w:val="28"/>
-              <w:szCs w:val="28"/>
-            </w:rPr>
-          </m:ctrlPr>
-        </m:oMathPr>
-        <m:sSub>
-          <m:e>
-            <m:r>
-              <m:rPr>
-                <m:sty m:val="p"/>
-              </m:rPr>
-              <m:t>C</m:t>
-            </m:r>
-          </m:e>
-          <m:sub>
-            <m:r>
-              <m:rPr>
-                <m:sty m:val="p"/>
-              </m:rPr>
-              <m:t>2</m:t>
-            </m:r>
-          </m:sub>
-        </m:sSub>
-        <m:sSub>
-          <m:e>
-            <m:r>
-              <m:rPr>
-                <m:sty m:val="p"/>
-              </m:rPr>
-              <m:t>H</m:t>
-            </m:r>
-          </m:e>
-          <m:sub>
-            <m:r>
-              <m:rPr>
-                <m:sty m:val="p"/>
-              </m:rPr>
-              <m:t>6</m:t>
-            </m:r>
-          </m:sub>
-        </m:sSub>
-        <m:r>
-          <m:rPr>
-            <m:sty m:val="p"/>
-          </m:rPr>
-          <m:t>+</m:t>
-        </m:r>
-        <m:sSub>
-          <m:e>
-            <m:r>
-              <m:rPr>
-                <m:sty m:val="p"/>
-              </m:rPr>
-              <m:t>H</m:t>
-            </m:r>
-          </m:e>
-          <m:sub>
-            <m:r>
-              <m:rPr>
-                <m:sty m:val="p"/>
-              </m:rPr>
-              <m:t>2</m:t>
-            </m:r>
-          </m:sub>
-        </m:sSub>
-        <m:r>
-          <m:rPr>
-            <m:sty m:val="p"/>
-          </m:rPr>
-          <m:t>→</m:t>
-        </m:r>
-        <m:r>
-          <m:t>2</m:t>
-        </m:r>
-        <m:r>
-          <m:rPr>
-            <m:sty m:val="p"/>
-          </m:rPr>
-          <m:t>C</m:t>
-        </m:r>
-        <m:sSub>
-          <m:e>
-            <m:r>
-              <m:rPr>
-                <m:sty m:val="p"/>
-              </m:rPr>
-              <m:t>H</m:t>
-            </m:r>
-          </m:e>
-          <m:sub>
-            <m:r>
-              <m:rPr>
-                <m:sty m:val="p"/>
-              </m:rPr>
-              <m:t>4</m:t>
-            </m:r>
-          </m:sub>
-        </m:sSub>
-      </m:oMath>
-      <w:r>
-        <w:rPr>
-          <w:rFonts w:ascii="Times New Roman" w:hAnsi="Times New Roman" w:eastAsia="Times New Roman" w:cs="Times New Roman"/>
-        </w:rPr>
-        <w:t xml:space="preserve"> </w:t>
-      </w:r>
-      <w:r>
-        <w:rPr>
-          <w:rFonts w:hint="eastAsia" w:ascii="Times New Roman" w:hAnsi="Times New Roman" w:eastAsia="FangSong" w:cs="Times New Roman"/>
-        </w:rPr>
-        <w:t>机理</w:t>
-      </w:r>
-      <w:r>
-        <w:rPr>
-          <w:rFonts w:hint="eastAsia" w:ascii="Times New Roman" w:hAnsi="Times New Roman" w:eastAsia="Times New Roman" w:cs="Times New Roman"/>
-        </w:rPr>
-        <w:t>：</w:t>
-      </w:r>
-      <m:oMath>
-        <m:oMathPr>
-          <m:ctrlPr>
-            <w:rPr>
-              <w:sz w:val="28"/>
-              <w:szCs w:val="28"/>
-            </w:rPr>
-          </m:ctrlPr>
-        </m:oMathPr>
-        <m:sSub>
-          <m:e>
-            <m:r>
-              <m:rPr>
-                <m:sty m:val="p"/>
-              </m:rPr>
-              <m:t>C</m:t>
-            </m:r>
-          </m:e>
-          <m:sub>
-            <m:r>
-              <m:rPr>
-                <m:sty m:val="p"/>
-              </m:rPr>
-              <m:t>2</m:t>
-            </m:r>
-          </m:sub>
-        </m:sSub>
-        <m:sSub>
-          <m:e>
-            <m:r>
-              <m:rPr>
-                <m:sty m:val="p"/>
-              </m:rPr>
-              <m:t>H</m:t>
-            </m:r>
-          </m:e>
-          <m:sub>
-            <m:r>
-              <m:rPr>
-                <m:sty m:val="p"/>
-              </m:rPr>
-              <m:t>6</m:t>
-            </m:r>
-          </m:sub>
-        </m:sSub>
-        <m:limUpp>
-          <m:e>
-            <m:r>
-              <m:rPr>
-                <m:sty m:val="p"/>
-              </m:rPr>
-              <m:t>⇌</m:t>
-            </m:r>
-          </m:e>
-          <m:lim>
-            <m:r>
-              <m:t>K</m:t>
-            </m:r>
-          </m:lim>
-        </m:limUpp>
-        <m:r>
-          <m:t>2</m:t>
-        </m:r>
-        <m:r>
-          <m:rPr>
-            <m:sty m:val="p"/>
-          </m:rPr>
-          <m:t>C</m:t>
-        </m:r>
-        <m:sSub>
-          <m:e>
-            <m:r>
-              <m:rPr>
-                <m:sty m:val="p"/>
-              </m:rPr>
-              <m:t>H</m:t>
-            </m:r>
-          </m:e>
-          <m:sub>
-            <m:r>
-              <m:rPr>
-                <m:sty m:val="p"/>
-              </m:rPr>
-              <m:t>3</m:t>
-            </m:r>
-          </m:sub>
-        </m:sSub>
-        <m:r>
-          <m:rPr>
-            <m:sty m:val="p"/>
-          </m:rPr>
-          <m:t>⋅</m:t>
-        </m:r>
-      </m:oMath>
-      <w:r>
-        <w:rPr>
-          <w:rFonts w:hint="eastAsia" w:ascii="Times New Roman" w:hAnsi="Times New Roman" w:eastAsia="Times New Roman" w:cs="Times New Roman"/>
-        </w:rPr>
-        <w:t xml:space="preserve">；</w:t>
-      </w:r>
-      <m:oMath>
-        <m:oMathPr>
-          <m:ctrlPr>
-            <w:rPr>
-              <w:sz w:val="28"/>
-              <w:szCs w:val="28"/>
-            </w:rPr>
-          </m:ctrlPr>
-        </m:oMathPr>
-        <m:r>
-          <m:rPr>
-            <m:sty m:val="p"/>
-          </m:rPr>
-          <m:t>C</m:t>
-        </m:r>
-        <m:sSub>
-          <m:e>
-            <m:r>
-              <m:rPr>
-                <m:sty m:val="p"/>
-              </m:rPr>
-              <m:t>H</m:t>
-            </m:r>
-          </m:e>
-          <m:sub>
-            <m:r>
-              <m:rPr>
-                <m:sty m:val="p"/>
-              </m:rPr>
-              <m:t>3</m:t>
-            </m:r>
-          </m:sub>
-        </m:sSub>
-        <m:r>
-          <m:rPr>
-            <m:sty m:val="p"/>
-          </m:rPr>
-          <m:t>⋅</m:t>
-        </m:r>
-        <m:r>
-          <m:rPr>
-            <m:sty m:val="p"/>
-          </m:rPr>
-          <m:t>+</m:t>
-        </m:r>
-        <m:sSub>
-          <m:e>
-            <m:r>
-              <m:rPr>
-                <m:sty m:val="p"/>
-              </m:rPr>
-              <m:t>H</m:t>
-            </m:r>
-          </m:e>
-          <m:sub>
-            <m:r>
-              <m:rPr>
-                <m:sty m:val="p"/>
-              </m:rPr>
-              <m:t>2</m:t>
-            </m:r>
-          </m:sub>
-        </m:sSub>
-        <m:limUpp>
-          <m:e>
-            <m:r>
-              <m:rPr>
-                <m:sty m:val="p"/>
-              </m:rPr>
-              <m:t>→</m:t>
-            </m:r>
-          </m:e>
-          <m:lim>
-            <m:sSub>
-              <m:e>
-                <m:r>
-                  <m:t>k</m:t>
-                </m:r>
-              </m:e>
-              <m:sub>
-                <m:r>
-                  <m:t>2</m:t>
-                </m:r>
-              </m:sub>
-            </m:sSub>
-          </m:lim>
-        </m:limUpp>
-        <m:r>
-          <m:rPr>
-            <m:sty m:val="p"/>
-          </m:rPr>
-          <m:t>C</m:t>
-        </m:r>
-        <m:sSub>
-          <m:e>
-            <m:r>
-              <m:rPr>
-                <m:sty m:val="p"/>
-              </m:rPr>
-              <m:t>H</m:t>
-            </m:r>
-          </m:e>
-          <m:sub>
-            <m:r>
-              <m:rPr>
-                <m:sty m:val="p"/>
-              </m:rPr>
-              <m:t>4</m:t>
-            </m:r>
-          </m:sub>
-        </m:sSub>
-        <m:r>
-          <m:rPr>
-            <m:sty m:val="p"/>
-          </m:rPr>
-          <m:t>+</m:t>
-        </m:r>
-        <m:r>
-          <m:rPr>
-            <m:sty m:val="p"/>
-          </m:rPr>
-          <m:t>H</m:t>
-        </m:r>
-        <m:r>
-          <m:rPr>
-            <m:sty m:val="p"/>
-          </m:rPr>
-          <m:t>⋅</m:t>
-        </m:r>
-      </m:oMath>
-      <w:r>
-        <w:rPr>
-          <w:rFonts w:hint="eastAsia" w:ascii="Times New Roman" w:hAnsi="Times New Roman" w:eastAsia="Times New Roman" w:cs="Times New Roman"/>
-        </w:rPr>
-        <w:t xml:space="preserve">；</w:t>
-      </w:r>
-      <m:oMath>
-        <m:oMathPr>
-          <m:ctrlPr>
-            <w:rPr>
-              <w:sz w:val="28"/>
-              <w:szCs w:val="28"/>
-            </w:rPr>
-          </m:ctrlPr>
-        </m:oMathPr>
-        <m:r>
-          <m:rPr>
-            <m:sty m:val="p"/>
-          </m:rPr>
-          <m:t>H</m:t>
-        </m:r>
-        <m:r>
-          <m:rPr>
-            <m:sty m:val="p"/>
-          </m:rPr>
-          <m:t>⋅</m:t>
-        </m:r>
-        <m:r>
-          <m:rPr>
-            <m:sty m:val="p"/>
-          </m:rPr>
-          <m:t>+</m:t>
-        </m:r>
-        <m:sSub>
-          <m:e>
-            <m:r>
-              <m:rPr>
-                <m:sty m:val="p"/>
-              </m:rPr>
-              <m:t>C</m:t>
-            </m:r>
-          </m:e>
-          <m:sub>
-            <m:r>
-              <m:rPr>
-                <m:sty m:val="p"/>
-              </m:rPr>
-              <m:t>2</m:t>
-            </m:r>
-          </m:sub>
-        </m:sSub>
-        <m:sSub>
-          <m:e>
-            <m:r>
-              <m:rPr>
-                <m:sty m:val="p"/>
-              </m:rPr>
-              <m:t>H</m:t>
-            </m:r>
-          </m:e>
-          <m:sub>
-            <m:r>
-              <m:rPr>
-                <m:sty m:val="p"/>
-              </m:rPr>
-              <m:t>6</m:t>
-            </m:r>
-          </m:sub>
-        </m:sSub>
-        <m:limUpp>
-          <m:e>
-            <m:r>
-              <m:rPr>
-                <m:sty m:val="p"/>
-              </m:rPr>
-              <m:t>→</m:t>
-            </m:r>
-          </m:e>
-          <m:lim>
-            <m:sSub>
-              <m:e>
-                <m:r>
-                  <m:t>k</m:t>
-                </m:r>
-              </m:e>
-              <m:sub>
-                <m:r>
-                  <m:t>3</m:t>
-                </m:r>
-              </m:sub>
-            </m:sSub>
-          </m:lim>
-        </m:limUpp>
-        <m:r>
-          <m:rPr>
-            <m:sty m:val="p"/>
-          </m:rPr>
-          <m:t>C</m:t>
-        </m:r>
-        <m:sSub>
-          <m:e>
-            <m:r>
-              <m:rPr>
-                <m:sty m:val="p"/>
-              </m:rPr>
-              <m:t>H</m:t>
-            </m:r>
-          </m:e>
-          <m:sub>
-            <m:r>
-              <m:rPr>
-                <m:sty m:val="p"/>
-              </m:rPr>
-              <m:t>4</m:t>
-            </m:r>
-          </m:sub>
-        </m:sSub>
-        <m:r>
-          <m:rPr>
-            <m:sty m:val="p"/>
-          </m:rPr>
-          <m:t>+</m:t>
-        </m:r>
-        <m:r>
-          <m:rPr>
-            <m:sty m:val="p"/>
-          </m:rPr>
-          <m:t>C</m:t>
-        </m:r>
-        <m:sSub>
-          <m:e>
-            <m:r>
-              <m:rPr>
-                <m:sty m:val="p"/>
-              </m:rPr>
-              <m:t>H</m:t>
-            </m:r>
-          </m:e>
-          <m:sub>
-            <m:r>
-              <m:rPr>
-                <m:sty m:val="p"/>
-              </m:rPr>
-              <m:t>3</m:t>
-            </m:r>
-          </m:sub>
-        </m:sSub>
-        <m:r>
-          <m:rPr>
-            <m:sty m:val="p"/>
-          </m:rPr>
-          <m:t>⋅</m:t>
-        </m:r>
-      </m:oMath>
-      <w:r>
-        <w:rPr>
-          <w:rFonts w:hint="eastAsia" w:ascii="Times New Roman" w:hAnsi="Times New Roman" w:eastAsia="Times New Roman" w:cs="Times New Roman"/>
-        </w:rPr>
-        <w:t>。</w:t>
-      </w:r>
-      <w:r>
-        <w:rPr>
-          <w:rFonts w:hint="eastAsia" w:ascii="Times New Roman" w:hAnsi="Times New Roman" w:eastAsia="FangSong" w:cs="Times New Roman"/>
-        </w:rPr>
-        <w:t>推导</w:t>
-      </w:r>
-      <w:r>
-        <w:rPr>
-          <w:rFonts w:ascii="Times New Roman" w:hAnsi="Times New Roman" w:eastAsia="Times New Roman" w:cs="Times New Roman"/>
-        </w:rPr>
-        <w:t xml:space="preserve"> </w:t>
-      </w:r>
-      <m:oMath>
-        <m:oMathPr>
-          <m:ctrlPr>
-            <w:rPr>
-              <w:sz w:val="28"/>
-              <w:szCs w:val="28"/>
-            </w:rPr>
-          </m:ctrlPr>
-        </m:oMathPr>
-        <m:r>
-          <m:t>d</m:t>
-        </m:r>
-        <m:r>
-          <m:t>c</m:t>
-        </m:r>
-        <m:r>
-          <m:rPr>
-            <m:sty m:val="p"/>
-          </m:rPr>
-          <m:t>(</m:t>
-        </m:r>
-        <m:r>
-          <m:rPr>
-            <m:sty m:val="p"/>
-          </m:rPr>
-          <m:t>C</m:t>
-        </m:r>
-        <m:sSub>
-          <m:e>
-            <m:r>
-              <m:rPr>
-                <m:sty m:val="p"/>
-              </m:rPr>
-              <m:t>H</m:t>
-            </m:r>
-          </m:e>
-          <m:sub>
-            <m:r>
-              <m:rPr>
-                <m:sty m:val="p"/>
-              </m:rPr>
-              <m:t>4</m:t>
-            </m:r>
-          </m:sub>
-        </m:sSub>
-        <m:r>
-          <m:rPr>
-            <m:sty m:val="p"/>
-          </m:rPr>
-          <m:t>)</m:t>
-        </m:r>
-        <m:r>
-          <m:rPr>
-            <m:sty m:val="p"/>
-          </m:rPr>
-          <m:t>/</m:t>
-        </m:r>
-        <m:r>
-          <m:t>d</m:t>
-        </m:r>
-        <m:r>
-          <m:t>t</m:t>
-        </m:r>
-      </m:oMath>
-      <w:r>
-        <w:rPr>
-          <w:rFonts w:ascii="Times New Roman" w:hAnsi="Times New Roman" w:eastAsia="Times New Roman" w:cs="Times New Roman"/>
-        </w:rPr>
-        <w:t xml:space="preserve">。</w:t>
+        <w:t>]</w:t>
       </w:r>
     </w:p>
     <w:p>
@@ -36926,9 +33176,15 @@
       </w:r>
       <w:r>
         <w:rPr>
-          <w:rFonts w:hint="eastAsia" w:ascii="Times New Roman" w:hAnsi="Times New Roman" w:eastAsia="Times New Roman" w:cs="Times New Roman"/>
-        </w:rPr>
-        <w:t>（</w:t>
+          <w:rFonts w:ascii="Times New Roman" w:hAnsi="Times New Roman" w:eastAsia="Times New Roman" w:cs="Times New Roman"/>
+        </w:rPr>
+        <w:t xml:space="preserve"> </w:t>
+      </w:r>
+      <w:r>
+        <w:rPr>
+          <w:rFonts w:hint="eastAsia" w:ascii="Times New Roman" w:hAnsi="Times New Roman" w:eastAsia="Times New Roman" w:cs="Times New Roman"/>
+        </w:rPr>
+        <w:t>[</w:t>
       </w:r>
       <w:r>
         <w:rPr>
@@ -36964,139 +33220,7 @@
         <w:rPr>
           <w:rFonts w:hint="eastAsia" w:ascii="Times New Roman" w:hAnsi="Times New Roman" w:eastAsia="Times New Roman" w:cs="Times New Roman"/>
         </w:rPr>
-        <w:t>）</w:t>
-      </w:r>
-      <m:oMath>
-        <m:oMathPr>
-          <m:ctrlPr>
-            <w:rPr>
-              <w:sz w:val="28"/>
-              <w:szCs w:val="28"/>
-            </w:rPr>
-          </m:ctrlPr>
-        </m:oMathPr>
-        <m:sSub>
-          <m:e>
-            <m:r>
-              <m:rPr>
-                <m:sty m:val="p"/>
-              </m:rPr>
-              <m:t>A</m:t>
-            </m:r>
-          </m:e>
-          <m:sub>
-            <m:r>
-              <m:rPr>
-                <m:sty m:val="p"/>
-              </m:rPr>
-              <m:t>2</m:t>
-            </m:r>
-          </m:sub>
-        </m:sSub>
-        <m:r>
-          <m:rPr>
-            <m:sty m:val="p"/>
-          </m:rPr>
-          <m:t>+</m:t>
-        </m:r>
-        <m:sSub>
-          <m:e>
-            <m:r>
-              <m:rPr>
-                <m:sty m:val="p"/>
-              </m:rPr>
-              <m:t>B</m:t>
-            </m:r>
-          </m:e>
-          <m:sub>
-            <m:r>
-              <m:rPr>
-                <m:sty m:val="p"/>
-              </m:rPr>
-              <m:t>2</m:t>
-            </m:r>
-          </m:sub>
-        </m:sSub>
-        <m:r>
-          <m:rPr>
-            <m:sty m:val="p"/>
-          </m:rPr>
-          <m:t>=</m:t>
-        </m:r>
-        <m:r>
-          <m:t>2</m:t>
-        </m:r>
-        <m:r>
-          <m:rPr>
-            <m:sty m:val="p"/>
-          </m:rPr>
-          <m:t>A</m:t>
-        </m:r>
-        <m:r>
-          <m:rPr>
-            <m:sty m:val="p"/>
-          </m:rPr>
-          <m:t>B</m:t>
-        </m:r>
-      </m:oMath>
-      <w:r>
-        <w:rPr>
-          <w:rFonts w:hint="eastAsia" w:ascii="Times New Roman" w:hAnsi="Times New Roman" w:eastAsia="Times New Roman" w:cs="Times New Roman"/>
-        </w:rPr>
-        <w:t>，</w:t>
-      </w:r>
-      <w:r>
-        <w:rPr>
-          <w:rFonts w:hint="eastAsia" w:ascii="Times New Roman" w:hAnsi="Times New Roman" w:eastAsia="FangSong" w:cs="Times New Roman"/>
-        </w:rPr>
-        <w:t>对下列三种机理分别推导以</w:t>
-      </w:r>
-      <w:r>
-        <w:rPr>
-          <w:rFonts w:ascii="Times New Roman" w:hAnsi="Times New Roman" w:eastAsia="Times New Roman" w:cs="Times New Roman"/>
-        </w:rPr>
-        <w:t xml:space="preserve"> </w:t>
-      </w:r>
-      <m:oMath>
-        <m:sSub>
-          <m:e>
-            <m:r>
-              <m:t>v</m:t>
-            </m:r>
-          </m:e>
-          <m:sub>
-            <m:r>
-              <m:rPr>
-                <m:sty m:val="p"/>
-              </m:rPr>
-              <m:t>A</m:t>
-            </m:r>
-            <m:r>
-              <m:rPr>
-                <m:sty m:val="p"/>
-              </m:rPr>
-              <m:t>B</m:t>
-            </m:r>
-          </m:sub>
-        </m:sSub>
-      </m:oMath>
-      <w:r>
-        <w:rPr>
-          <w:rFonts w:ascii="Times New Roman" w:hAnsi="Times New Roman" w:eastAsia="Times New Roman" w:cs="Times New Roman"/>
-        </w:rPr>
-        <w:t xml:space="preserve"> </w:t>
-      </w:r>
-      <w:r>
-        <w:rPr>
-          <w:rFonts w:hint="eastAsia" w:ascii="Times New Roman" w:hAnsi="Times New Roman" w:eastAsia="FangSong" w:cs="Times New Roman"/>
-        </w:rPr>
-        <w:t>表示的速率方程</w:t>
-      </w:r>
-      <w:r>
-        <w:rPr>
-          <w:rFonts w:hint="eastAsia" w:ascii="Times New Roman" w:hAnsi="Times New Roman" w:eastAsia="Times New Roman" w:cs="Times New Roman"/>
-        </w:rPr>
-        <w:t>：</w:t>
+        <w:t>]</w:t>
       </w:r>
       <w:r>
         <w:rPr>
@@ -37900,9 +34024,15 @@
       </w:r>
       <w:r>
         <w:rPr>
-          <w:rFonts w:hint="eastAsia" w:ascii="Times New Roman" w:hAnsi="Times New Roman" w:eastAsia="Times New Roman" w:cs="Times New Roman"/>
-        </w:rPr>
-        <w:t>（04-</w:t>
+          <w:rFonts w:ascii="Times New Roman" w:hAnsi="Times New Roman" w:eastAsia="Times New Roman" w:cs="Times New Roman"/>
+        </w:rPr>
+        <w:t xml:space="preserve"> </w:t>
+      </w:r>
+      <w:r>
+        <w:rPr>
+          <w:rFonts w:hint="eastAsia" w:ascii="Times New Roman" w:hAnsi="Times New Roman" w:eastAsia="Times New Roman" w:cs="Times New Roman"/>
+        </w:rPr>
+        <w:t>04-</w:t>
       </w:r>
       <w:r>
         <w:rPr>
@@ -37969,288 +34099,6 @@
           <w:rFonts w:hint="eastAsia" w:ascii="Times New Roman" w:hAnsi="Times New Roman" w:eastAsia="FangSong" w:cs="Times New Roman"/>
         </w:rPr>
         <w:t>稳态近似与平衡假设</w:t>
-      </w:r>
-      <w:r>
-        <w:rPr>
-          <w:rFonts w:hint="eastAsia" w:ascii="Times New Roman" w:hAnsi="Times New Roman" w:eastAsia="Times New Roman" w:cs="Times New Roman"/>
-        </w:rPr>
-        <w:t>）</w:t>
-      </w:r>
-      <w:r>
-        <w:rPr>
-          <w:rFonts w:hint="eastAsia" w:ascii="Times New Roman" w:hAnsi="Times New Roman" w:eastAsia="FangSong" w:cs="Times New Roman"/>
-        </w:rPr>
-        <w:t>反应</w:t>
-      </w:r>
-      <w:r>
-        <w:rPr>
-          <w:rFonts w:ascii="Times New Roman" w:hAnsi="Times New Roman" w:eastAsia="Times New Roman" w:cs="Times New Roman"/>
-        </w:rPr>
-        <w:t xml:space="preserve"> </w:t>
-      </w:r>
-      <m:oMath>
-        <m:oMathPr>
-          <m:ctrlPr>
-            <w:rPr>
-              <w:sz w:val="28"/>
-              <w:szCs w:val="28"/>
-            </w:rPr>
-          </m:ctrlPr>
-        </m:oMathPr>
-        <m:r>
-          <m:rPr>
-            <m:sty m:val="p"/>
-          </m:rPr>
-          <m:t>A</m:t>
-        </m:r>
-        <m:r>
-          <m:rPr>
-            <m:sty m:val="p"/>
-          </m:rPr>
-          <m:t>+</m:t>
-        </m:r>
-        <m:r>
-          <m:rPr>
-            <m:sty m:val="p"/>
-          </m:rPr>
-          <m:t>B</m:t>
-        </m:r>
-        <m:r>
-          <m:rPr>
-            <m:sty m:val="p"/>
-          </m:rPr>
-          <m:t>⇌</m:t>
-        </m:r>
-        <m:r>
-          <m:rPr>
-            <m:sty m:val="p"/>
-          </m:rPr>
-          <m:t>A</m:t>
-        </m:r>
-        <m:sSup>
-          <m:e>
-            <m:r>
-              <m:rPr>
-                <m:sty m:val="p"/>
-              </m:rPr>
-              <m:t>B</m:t>
-            </m:r>
-          </m:e>
-          <m:sup>
-            <m:r>
-              <m:rPr>
-                <m:sty m:val="p"/>
-              </m:rPr>
-              <m:t>*</m:t>
-            </m:r>
-          </m:sup>
-        </m:sSup>
-        <m:limUpp>
-          <m:e>
-            <m:r>
-              <m:rPr>
-                <m:sty m:val="p"/>
-              </m:rPr>
-              <m:t>→</m:t>
-            </m:r>
-          </m:e>
-          <m:lim>
-            <m:sSub>
-              <m:e>
-                <m:r>
-                  <m:t>k</m:t>
-                </m:r>
-              </m:e>
-              <m:sub>
-                <m:r>
-                  <m:t>2</m:t>
-                </m:r>
-              </m:sub>
-            </m:sSub>
-          </m:lim>
-        </m:limUpp>
-        <m:r>
-          <m:rPr>
-            <m:sty m:val="p"/>
-          </m:rPr>
-          <m:t>P</m:t>
-        </m:r>
-      </m:oMath>
-      <w:r>
-        <w:rPr>
-          <w:rFonts w:hint="eastAsia" w:ascii="Times New Roman" w:hAnsi="Times New Roman" w:eastAsia="Times New Roman" w:cs="Times New Roman"/>
-        </w:rPr>
-        <w:t>（</w:t>
-      </w:r>
-      <w:r>
-        <w:rPr>
-          <w:rFonts w:hint="eastAsia" w:ascii="Times New Roman" w:hAnsi="Times New Roman" w:eastAsia="FangSong" w:cs="Times New Roman"/>
-        </w:rPr>
-        <w:t>第一步</w:t>
-      </w:r>
-      <w:r>
-        <w:rPr>
-          <w:rFonts w:ascii="Times New Roman" w:hAnsi="Times New Roman" w:eastAsia="Times New Roman" w:cs="Times New Roman"/>
-        </w:rPr>
-        <w:t xml:space="preserve"> </w:t>
-      </w:r>
-      <m:oMath>
-        <m:sSub>
-          <m:e>
-            <m:r>
-              <m:t>k</m:t>
-            </m:r>
-          </m:e>
-          <m:sub>
-            <m:r>
-              <m:t>1</m:t>
-            </m:r>
-          </m:sub>
-        </m:sSub>
-      </m:oMath>
-      <w:r>
-        <w:rPr>
-          <w:rFonts w:ascii="Times New Roman" w:hAnsi="Times New Roman" w:eastAsia="Times New Roman" w:cs="Times New Roman"/>
-        </w:rPr>
-        <w:t xml:space="preserve">、</w:t>
-      </w:r>
-      <m:oMath>
-        <m:sSub>
-          <m:e>
-            <m:r>
-              <m:t>k</m:t>
-            </m:r>
-          </m:e>
-          <m:sub>
-            <m:r>
-              <m:rPr>
-                <m:sty m:val="p"/>
-              </m:rPr>
-              <m:t>−</m:t>
-            </m:r>
-            <m:r>
-              <m:t>1</m:t>
-            </m:r>
-          </m:sub>
-        </m:sSub>
-      </m:oMath>
-      <w:r>
-        <w:rPr>
-          <w:rFonts w:hint="eastAsia" w:ascii="Times New Roman" w:hAnsi="Times New Roman" w:eastAsia="Times New Roman" w:cs="Times New Roman"/>
-        </w:rPr>
-        <w:t>）。</w:t>
-      </w:r>
-      <w:r>
-        <w:rPr>
-          <w:rFonts w:hint="eastAsia" w:ascii="Times New Roman" w:hAnsi="Times New Roman" w:eastAsia="FangSong" w:cs="Times New Roman"/>
-        </w:rPr>
-        <w:t>分别用</w:t>
-      </w:r>
-      <w:r>
-        <w:rPr>
-          <w:rFonts w:ascii="Times New Roman" w:hAnsi="Times New Roman" w:eastAsia="Times New Roman" w:cs="Times New Roman"/>
-        </w:rPr>
-        <w:t xml:space="preserve"> (a) </w:t>
-      </w:r>
-      <w:r>
-        <w:rPr>
-          <w:rFonts w:hint="eastAsia" w:ascii="Times New Roman" w:hAnsi="Times New Roman" w:eastAsia="FangSong" w:cs="Times New Roman"/>
-        </w:rPr>
-        <w:t>平衡假设</w:t>
-      </w:r>
-      <w:r>
-        <w:rPr>
-          <w:rFonts w:hint="eastAsia" w:ascii="Times New Roman" w:hAnsi="Times New Roman" w:eastAsia="Times New Roman" w:cs="Times New Roman"/>
-        </w:rPr>
-        <w:t>（</w:t>
-      </w:r>
-      <m:oMath>
-        <m:oMathPr>
-          <m:ctrlPr>
-            <w:rPr>
-              <w:sz w:val="28"/>
-              <w:szCs w:val="28"/>
-            </w:rPr>
-          </m:ctrlPr>
-        </m:oMathPr>
-        <m:sSub>
-          <m:e>
-            <m:r>
-              <m:t>k</m:t>
-            </m:r>
-          </m:e>
-          <m:sub>
-            <m:r>
-              <m:rPr>
-                <m:sty m:val="p"/>
-              </m:rPr>
-              <m:t>−</m:t>
-            </m:r>
-            <m:r>
-              <m:t>1</m:t>
-            </m:r>
-          </m:sub>
-        </m:sSub>
-        <m:r>
-          <m:rPr>
-            <m:sty m:val="p"/>
-          </m:rPr>
-          <m:t>≫</m:t>
-        </m:r>
-        <m:sSub>
-          <m:e>
-            <m:r>
-              <m:t>k</m:t>
-            </m:r>
-          </m:e>
-          <m:sub>
-            <m:r>
-              <m:t>2</m:t>
-            </m:r>
-          </m:sub>
-        </m:sSub>
-      </m:oMath>
-      <w:r>
-        <w:rPr>
-          <w:rFonts w:hint="eastAsia" w:ascii="Times New Roman" w:hAnsi="Times New Roman" w:eastAsia="Times New Roman" w:cs="Times New Roman"/>
-        </w:rPr>
-        <w:t>）</w:t>
-      </w:r>
-      <w:r>
-        <w:rPr>
-          <w:rFonts w:hint="eastAsia" w:ascii="Times New Roman" w:hAnsi="Times New Roman" w:eastAsia="FangSong" w:cs="Times New Roman"/>
-        </w:rPr>
-        <w:t>与</w:t>
-      </w:r>
-      <w:r>
-        <w:rPr>
-          <w:rFonts w:ascii="Times New Roman" w:hAnsi="Times New Roman" w:eastAsia="Times New Roman" w:cs="Times New Roman"/>
-        </w:rPr>
-        <w:t xml:space="preserve"> (b) </w:t>
-      </w:r>
-      <w:r>
-        <w:rPr>
-          <w:rFonts w:hint="eastAsia" w:ascii="Times New Roman" w:hAnsi="Times New Roman" w:eastAsia="FangSong" w:cs="Times New Roman"/>
-        </w:rPr>
-        <w:t>稳态近似推导速率方程</w:t>
-      </w:r>
-      <w:r>
-        <w:rPr>
-          <w:rFonts w:hint="eastAsia" w:ascii="Times New Roman" w:hAnsi="Times New Roman" w:eastAsia="Times New Roman" w:cs="Times New Roman"/>
-        </w:rPr>
-        <w:t>，</w:t>
-      </w:r>
-      <w:r>
-        <w:rPr>
-          <w:rFonts w:hint="eastAsia" w:ascii="Times New Roman" w:hAnsi="Times New Roman" w:eastAsia="FangSong" w:cs="Times New Roman"/>
-        </w:rPr>
-        <w:t>并说明两者何时一致</w:t>
-      </w:r>
-      <w:r>
-        <w:rPr>
-          <w:rFonts w:hint="eastAsia" w:ascii="Times New Roman" w:hAnsi="Times New Roman" w:eastAsia="Times New Roman" w:cs="Times New Roman"/>
-        </w:rPr>
-        <w:t>。</w:t>
       </w:r>
     </w:p>
     <w:p>
@@ -38267,9 +34115,15 @@
       </w:r>
       <w:r>
         <w:rPr>
-          <w:rFonts w:hint="eastAsia" w:ascii="Times New Roman" w:hAnsi="Times New Roman" w:eastAsia="Times New Roman" w:cs="Times New Roman"/>
-        </w:rPr>
-        <w:t>（04-</w:t>
+          <w:rFonts w:ascii="Times New Roman" w:hAnsi="Times New Roman" w:eastAsia="Times New Roman" w:cs="Times New Roman"/>
+        </w:rPr>
+        <w:t xml:space="preserve"> </w:t>
+      </w:r>
+      <w:r>
+        <w:rPr>
+          <w:rFonts w:hint="eastAsia" w:ascii="Times New Roman" w:hAnsi="Times New Roman" w:eastAsia="Times New Roman" w:cs="Times New Roman"/>
+        </w:rPr>
+        <w:t>04-</w:t>
       </w:r>
       <w:r>
         <w:rPr>
@@ -38360,36 +34214,6 @@
           <w:rFonts w:hint="eastAsia" w:ascii="Times New Roman" w:hAnsi="Times New Roman" w:eastAsia="FangSong" w:cs="Times New Roman"/>
         </w:rPr>
         <w:t>问</w:t>
-      </w:r>
-      <w:r>
-        <w:rPr>
-          <w:rFonts w:hint="eastAsia" w:ascii="Times New Roman" w:hAnsi="Times New Roman" w:eastAsia="Times New Roman" w:cs="Times New Roman"/>
-        </w:rPr>
-        <w:t>）</w:t>
-      </w:r>
-      <w:r>
-        <w:rPr>
-          <w:rFonts w:hint="eastAsia" w:ascii="Times New Roman" w:hAnsi="Times New Roman" w:eastAsia="FangSong" w:cs="Times New Roman"/>
-        </w:rPr>
-        <w:t>依磷脂双层膜的结构特征</w:t>
-      </w:r>
-      <w:r>
-        <w:rPr>
-          <w:rFonts w:hint="eastAsia" w:ascii="Times New Roman" w:hAnsi="Times New Roman" w:eastAsia="Times New Roman" w:cs="Times New Roman"/>
-        </w:rPr>
-        <w:t>，</w:t>
-      </w:r>
-      <w:r>
-        <w:rPr>
-          <w:rFonts w:hint="eastAsia" w:ascii="Times New Roman" w:hAnsi="Times New Roman" w:eastAsia="FangSong" w:cs="Times New Roman"/>
-        </w:rPr>
-        <w:t>解释为什么水溶液中的离子无法自由通过磷脂双层膜</w:t>
-      </w:r>
-      <w:r>
-        <w:rPr>
-          <w:rFonts w:hint="eastAsia" w:ascii="Times New Roman" w:hAnsi="Times New Roman" w:eastAsia="Times New Roman" w:cs="Times New Roman"/>
-        </w:rPr>
-        <w:t>。</w:t>
       </w:r>
     </w:p>
     <w:p>
@@ -38406,9 +34230,15 @@
       </w:r>
       <w:r>
         <w:rPr>
-          <w:rFonts w:hint="eastAsia" w:ascii="Times New Roman" w:hAnsi="Times New Roman" w:eastAsia="Times New Roman" w:cs="Times New Roman"/>
-        </w:rPr>
-        <w:t>（04-</w:t>
+          <w:rFonts w:ascii="Times New Roman" w:hAnsi="Times New Roman" w:eastAsia="Times New Roman" w:cs="Times New Roman"/>
+        </w:rPr>
+        <w:t xml:space="preserve"> </w:t>
+      </w:r>
+      <w:r>
+        <w:rPr>
+          <w:rFonts w:hint="eastAsia" w:ascii="Times New Roman" w:hAnsi="Times New Roman" w:eastAsia="Times New Roman" w:cs="Times New Roman"/>
+        </w:rPr>
+        <w:t>04-</w:t>
       </w:r>
       <w:r>
         <w:rPr>
@@ -38504,67 +34334,7 @@
         <w:rPr>
           <w:rFonts w:ascii="Times New Roman" w:hAnsi="Times New Roman" w:eastAsia="Times New Roman" w:cs="Times New Roman"/>
         </w:rPr>
-        <w:t xml:space="preserve"> </w:t>
-      </w:r>
-      <w:r>
-        <w:rPr>
-          <w:rFonts w:hint="eastAsia" w:ascii="Times New Roman" w:hAnsi="Times New Roman" w:eastAsia="Times New Roman" w:cs="Times New Roman"/>
-        </w:rPr>
-        <w:t xml:space="preserve">5-1）1000</w:t>
-      </w:r>
-      <w:r>
-        <w:rPr>
-          <w:rFonts w:ascii="Times New Roman" w:hAnsi="Times New Roman" w:eastAsia="Times New Roman" w:cs="Times New Roman"/>
-        </w:rPr>
-        <w:t xml:space="preserve"> K </w:t>
-      </w:r>
-      <w:r>
-        <w:rPr>
-          <w:rFonts w:hint="eastAsia" w:ascii="Times New Roman" w:hAnsi="Times New Roman" w:eastAsia="FangSong" w:cs="Times New Roman"/>
-        </w:rPr>
-        <w:t>下丙酮热分解</w:t>
-      </w:r>
-      <w:r>
-        <w:rPr>
-          <w:rFonts w:hint="eastAsia" w:ascii="Times New Roman" w:hAnsi="Times New Roman" w:eastAsia="Times New Roman" w:cs="Times New Roman"/>
-        </w:rPr>
-        <w:t>，</w:t>
-      </w:r>
-      <w:r>
-        <w:rPr>
-          <w:rFonts w:hint="eastAsia" w:ascii="Times New Roman" w:hAnsi="Times New Roman" w:eastAsia="FangSong" w:cs="Times New Roman"/>
-        </w:rPr>
-        <w:t>给出</w:t>
-      </w:r>
-      <w:r>
-        <w:rPr>
-          <w:rFonts w:ascii="Times New Roman" w:hAnsi="Times New Roman" w:eastAsia="Times New Roman" w:cs="Times New Roman"/>
-        </w:rPr>
-        <w:t xml:space="preserve"> 5 </w:t>
-      </w:r>
-      <w:r>
-        <w:rPr>
-          <w:rFonts w:hint="eastAsia" w:ascii="Times New Roman" w:hAnsi="Times New Roman" w:eastAsia="FangSong" w:cs="Times New Roman"/>
-        </w:rPr>
-        <w:t>个基元反应</w:t>
-      </w:r>
-      <w:r>
-        <w:rPr>
-          <w:rFonts w:hint="eastAsia" w:ascii="Times New Roman" w:hAnsi="Times New Roman" w:eastAsia="Times New Roman" w:cs="Times New Roman"/>
-        </w:rPr>
-        <w:t>。</w:t>
-      </w:r>
-      <w:r>
-        <w:rPr>
-          <w:rFonts w:hint="eastAsia" w:ascii="Times New Roman" w:hAnsi="Times New Roman" w:eastAsia="FangSong" w:cs="Times New Roman"/>
-        </w:rPr>
-        <w:t>写出两个平行总反应方程式</w:t>
-      </w:r>
-      <w:r>
-        <w:rPr>
-          <w:rFonts w:hint="eastAsia" w:ascii="Times New Roman" w:hAnsi="Times New Roman" w:eastAsia="Times New Roman" w:cs="Times New Roman"/>
-        </w:rPr>
-        <w:t>。</w:t>
+        <w:t xml:space="preserve"> 5-1</w:t>
       </w:r>
     </w:p>
     <w:p>
@@ -38581,9 +34351,15 @@
       </w:r>
       <w:r>
         <w:rPr>
-          <w:rFonts w:hint="eastAsia" w:ascii="Times New Roman" w:hAnsi="Times New Roman" w:eastAsia="Times New Roman" w:cs="Times New Roman"/>
-        </w:rPr>
-        <w:t>（04-</w:t>
+          <w:rFonts w:ascii="Times New Roman" w:hAnsi="Times New Roman" w:eastAsia="Times New Roman" w:cs="Times New Roman"/>
+        </w:rPr>
+        <w:t xml:space="preserve"> </w:t>
+      </w:r>
+      <w:r>
+        <w:rPr>
+          <w:rFonts w:hint="eastAsia" w:ascii="Times New Roman" w:hAnsi="Times New Roman" w:eastAsia="Times New Roman" w:cs="Times New Roman"/>
+        </w:rPr>
+        <w:t>04-</w:t>
       </w:r>
       <w:r>
         <w:rPr>
@@ -38679,323 +34455,7 @@
         <w:rPr>
           <w:rFonts w:ascii="Times New Roman" w:hAnsi="Times New Roman" w:eastAsia="Times New Roman" w:cs="Times New Roman"/>
         </w:rPr>
-        <w:t xml:space="preserve"> </w:t>
-      </w:r>
-      <w:r>
-        <w:rPr>
-          <w:rFonts w:hint="eastAsia" w:ascii="Times New Roman" w:hAnsi="Times New Roman" w:eastAsia="Times New Roman" w:cs="Times New Roman"/>
-        </w:rPr>
-        <w:t>5-1）</w:t>
-      </w:r>
-      <w:r>
-        <w:rPr>
-          <w:rFonts w:hint="eastAsia" w:ascii="Times New Roman" w:hAnsi="Times New Roman" w:eastAsia="FangSong" w:cs="Times New Roman"/>
-        </w:rPr>
-        <w:t>将</w:t>
-      </w:r>
-      <w:r>
-        <w:rPr>
-          <w:rFonts w:ascii="Times New Roman" w:hAnsi="Times New Roman" w:eastAsia="Times New Roman" w:cs="Times New Roman"/>
-        </w:rPr>
-        <w:t xml:space="preserve"> </w:t>
-      </w:r>
-      <m:oMath>
-        <m:oMathPr>
-          <m:ctrlPr>
-            <w:rPr>
-              <w:sz w:val="28"/>
-              <w:szCs w:val="28"/>
-            </w:rPr>
-          </m:ctrlPr>
-        </m:oMathPr>
-        <m:r>
-          <m:rPr>
-            <m:sty m:val="p"/>
-          </m:rPr>
-          <m:t>R</m:t>
-        </m:r>
-        <m:r>
-          <m:rPr>
-            <m:sty m:val="p"/>
-          </m:rPr>
-          <m:t>i</m:t>
-        </m:r>
-        <m:r>
-          <m:rPr>
-            <m:sty m:val="p"/>
-          </m:rPr>
-          <m:t>b</m:t>
-        </m:r>
-        <m:r>
-          <m:rPr>
-            <m:sty m:val="p"/>
-          </m:rPr>
-          <m:t>O</m:t>
-        </m:r>
-        <m:r>
-          <m:rPr>
-            <m:sty m:val="p"/>
-          </m:rPr>
-          <m:t>(</m:t>
-        </m:r>
-        <m:r>
-          <m:rPr>
-            <m:sty m:val="p"/>
-          </m:rPr>
-          <m:t>a</m:t>
-        </m:r>
-        <m:r>
-          <m:rPr>
-            <m:sty m:val="p"/>
-          </m:rPr>
-          <m:t>q</m:t>
-        </m:r>
-        <m:r>
-          <m:rPr>
-            <m:sty m:val="p"/>
-          </m:rPr>
-          <m:t>)</m:t>
-        </m:r>
-        <m:r>
-          <m:rPr>
-            <m:sty m:val="p"/>
-          </m:rPr>
-          <m:t>+</m:t>
-        </m:r>
-        <m:r>
-          <m:rPr>
-            <m:sty m:val="p"/>
-          </m:rPr>
-          <m:t>C</m:t>
-        </m:r>
-        <m:sSub>
-          <m:e>
-            <m:r>
-              <m:rPr>
-                <m:sty m:val="p"/>
-              </m:rPr>
-              <m:t>H</m:t>
-            </m:r>
-          </m:e>
-          <m:sub>
-            <m:r>
-              <m:rPr>
-                <m:sty m:val="p"/>
-              </m:rPr>
-              <m:t>3</m:t>
-            </m:r>
-          </m:sub>
-        </m:sSub>
-        <m:r>
-          <m:rPr>
-            <m:sty m:val="p"/>
-          </m:rPr>
-          <m:t>C</m:t>
-        </m:r>
-        <m:r>
-          <m:rPr>
-            <m:sty m:val="p"/>
-          </m:rPr>
-          <m:t>H</m:t>
-        </m:r>
-        <m:r>
-          <m:rPr>
-            <m:sty m:val="p"/>
-          </m:rPr>
-          <m:t>O</m:t>
-        </m:r>
-        <m:r>
-          <m:rPr>
-            <m:sty m:val="p"/>
-          </m:rPr>
-          <m:t>(</m:t>
-        </m:r>
-        <m:r>
-          <m:rPr>
-            <m:sty m:val="p"/>
-          </m:rPr>
-          <m:t>a</m:t>
-        </m:r>
-        <m:r>
-          <m:rPr>
-            <m:sty m:val="p"/>
-          </m:rPr>
-          <m:t>q</m:t>
-        </m:r>
-        <m:r>
-          <m:rPr>
-            <m:sty m:val="p"/>
-          </m:rPr>
-          <m:t>)</m:t>
-        </m:r>
-        <m:r>
-          <m:rPr>
-            <m:sty m:val="p"/>
-          </m:rPr>
-          <m:t>⇌</m:t>
-        </m:r>
-        <m:r>
-          <m:rPr>
-            <m:sty m:val="p"/>
-          </m:rPr>
-          <m:t>R</m:t>
-        </m:r>
-        <m:r>
-          <m:rPr>
-            <m:sty m:val="p"/>
-          </m:rPr>
-          <m:t>i</m:t>
-        </m:r>
-        <m:r>
-          <m:rPr>
-            <m:sty m:val="p"/>
-          </m:rPr>
-          <m:t>b</m:t>
-        </m:r>
-        <m:r>
-          <m:rPr>
-            <m:sty m:val="p"/>
-          </m:rPr>
-          <m:t>(</m:t>
-        </m:r>
-        <m:r>
-          <m:rPr>
-            <m:sty m:val="p"/>
-          </m:rPr>
-          <m:t>a</m:t>
-        </m:r>
-        <m:r>
-          <m:rPr>
-            <m:sty m:val="p"/>
-          </m:rPr>
-          <m:t>q</m:t>
-        </m:r>
-        <m:r>
-          <m:rPr>
-            <m:sty m:val="p"/>
-          </m:rPr>
-          <m:t>)</m:t>
-        </m:r>
-        <m:r>
-          <m:rPr>
-            <m:sty m:val="p"/>
-          </m:rPr>
-          <m:t>+</m:t>
-        </m:r>
-        <m:r>
-          <m:rPr>
-            <m:sty m:val="p"/>
-          </m:rPr>
-          <m:t>C</m:t>
-        </m:r>
-        <m:sSub>
-          <m:e>
-            <m:r>
-              <m:rPr>
-                <m:sty m:val="p"/>
-              </m:rPr>
-              <m:t>H</m:t>
-            </m:r>
-          </m:e>
-          <m:sub>
-            <m:r>
-              <m:rPr>
-                <m:sty m:val="p"/>
-              </m:rPr>
-              <m:t>3</m:t>
-            </m:r>
-          </m:sub>
-        </m:sSub>
-        <m:r>
-          <m:rPr>
-            <m:sty m:val="p"/>
-          </m:rPr>
-          <m:t>C</m:t>
-        </m:r>
-        <m:r>
-          <m:rPr>
-            <m:sty m:val="p"/>
-          </m:rPr>
-          <m:t>O</m:t>
-        </m:r>
-        <m:r>
-          <m:rPr>
-            <m:sty m:val="p"/>
-          </m:rPr>
-          <m:t>O</m:t>
-        </m:r>
-        <m:r>
-          <m:rPr>
-            <m:sty m:val="p"/>
-          </m:rPr>
-          <m:t>H</m:t>
-        </m:r>
-        <m:r>
-          <m:rPr>
-            <m:sty m:val="p"/>
-          </m:rPr>
-          <m:t>(</m:t>
-        </m:r>
-        <m:r>
-          <m:rPr>
-            <m:sty m:val="p"/>
-          </m:rPr>
-          <m:t>a</m:t>
-        </m:r>
-        <m:r>
-          <m:rPr>
-            <m:sty m:val="p"/>
-          </m:rPr>
-          <m:t>q</m:t>
-        </m:r>
-        <m:r>
-          <m:rPr>
-            <m:sty m:val="p"/>
-          </m:rPr>
-          <m:t>)</m:t>
-        </m:r>
-      </m:oMath>
-      <w:r>
-        <w:rPr>
-          <w:rFonts w:ascii="Times New Roman" w:hAnsi="Times New Roman" w:eastAsia="Times New Roman" w:cs="Times New Roman"/>
-        </w:rPr>
-        <w:t xml:space="preserve"> </w:t>
-      </w:r>
-      <w:r>
-        <w:rPr>
-          <w:rFonts w:hint="eastAsia" w:ascii="Times New Roman" w:hAnsi="Times New Roman" w:eastAsia="FangSong" w:cs="Times New Roman"/>
-        </w:rPr>
-        <w:t>设计为电池</w:t>
-      </w:r>
-      <w:r>
-        <w:rPr>
-          <w:rFonts w:hint="eastAsia" w:ascii="Times New Roman" w:hAnsi="Times New Roman" w:eastAsia="Times New Roman" w:cs="Times New Roman"/>
-        </w:rPr>
-        <w:t>，</w:t>
-      </w:r>
-      <w:r>
-        <w:rPr>
-          <w:rFonts w:hint="eastAsia" w:ascii="Times New Roman" w:hAnsi="Times New Roman" w:eastAsia="FangSong" w:cs="Times New Roman"/>
-        </w:rPr>
-        <w:t>写出电池表示式与正</w:t>
-      </w:r>
-      <w:r>
-        <w:rPr>
-          <w:rFonts w:hint="eastAsia" w:ascii="Times New Roman" w:hAnsi="Times New Roman" w:eastAsia="Times New Roman" w:cs="Times New Roman"/>
-        </w:rPr>
-        <w:t>、</w:t>
-      </w:r>
-      <w:r>
-        <w:rPr>
-          <w:rFonts w:hint="eastAsia" w:ascii="Times New Roman" w:hAnsi="Times New Roman" w:eastAsia="FangSong" w:cs="Times New Roman"/>
-        </w:rPr>
-        <w:t>负极电极反应</w:t>
-      </w:r>
-      <w:r>
-        <w:rPr>
-          <w:rFonts w:hint="eastAsia" w:ascii="Times New Roman" w:hAnsi="Times New Roman" w:eastAsia="Times New Roman" w:cs="Times New Roman"/>
-        </w:rPr>
-        <w:t>。</w:t>
+        <w:t xml:space="preserve"> 5-1</w:t>
       </w:r>
     </w:p>
     <w:bookmarkEnd w:id="32"/>
@@ -39007,6 +34467,12 @@
       </w:pPr>
       <w:r>
         <w:rPr>
+          <w:rFonts w:ascii="Times New Roman" w:hAnsi="Times New Roman" w:eastAsia="Times New Roman" w:cs="Times New Roman"/>
+        </w:rPr>
+        <w:t xml:space="preserve">6.3 </w:t>
+      </w:r>
+      <w:r>
+        <w:rPr>
           <w:rFonts w:hint="eastAsia" w:ascii="Times New Roman" w:hAnsi="Times New Roman" w:eastAsia="SimHei" w:cs="Times New Roman"/>
         </w:rPr>
         <w:t>真题挑战</w:t>
@@ -39050,9 +34516,15 @@
       </w:r>
       <w:r>
         <w:rPr>
-          <w:rFonts w:hint="eastAsia" w:ascii="Times New Roman" w:hAnsi="Times New Roman" w:eastAsia="Times New Roman" w:cs="Times New Roman"/>
-        </w:rPr>
-        <w:t>（04-</w:t>
+          <w:rFonts w:ascii="Times New Roman" w:hAnsi="Times New Roman" w:eastAsia="Times New Roman" w:cs="Times New Roman"/>
+        </w:rPr>
+        <w:t xml:space="preserve"> </w:t>
+      </w:r>
+      <w:r>
+        <w:rPr>
+          <w:rFonts w:hint="eastAsia" w:ascii="Times New Roman" w:hAnsi="Times New Roman" w:eastAsia="Times New Roman" w:cs="Times New Roman"/>
+        </w:rPr>
+        <w:t>04-</w:t>
       </w:r>
       <w:r>
         <w:rPr>
@@ -39143,230 +34615,6 @@
           <w:rFonts w:hint="eastAsia" w:ascii="Times New Roman" w:hAnsi="Times New Roman" w:eastAsia="FangSong" w:cs="Times New Roman"/>
         </w:rPr>
         <w:t>问</w:t>
-      </w:r>
-      <w:r>
-        <w:rPr>
-          <w:rFonts w:hint="eastAsia" w:ascii="Times New Roman" w:hAnsi="Times New Roman" w:eastAsia="Times New Roman" w:cs="Times New Roman"/>
-        </w:rPr>
-        <w:t>）</w:t>
-      </w:r>
-      <w:r>
-        <w:rPr>
-          <w:rFonts w:hint="eastAsia" w:ascii="Times New Roman" w:hAnsi="Times New Roman" w:eastAsia="FangSong" w:cs="Times New Roman"/>
-        </w:rPr>
-        <w:t>称取</w:t>
-      </w:r>
-      <w:r>
-        <w:rPr>
-          <w:rFonts w:ascii="Times New Roman" w:hAnsi="Times New Roman" w:eastAsia="Times New Roman" w:cs="Times New Roman"/>
-        </w:rPr>
-        <w:t xml:space="preserve"> 725.6 mg </w:t>
-      </w:r>
-      <w:r>
-        <w:rPr>
-          <w:rFonts w:hint="eastAsia" w:ascii="Times New Roman" w:hAnsi="Times New Roman" w:eastAsia="FangSong" w:cs="Times New Roman"/>
-        </w:rPr>
-        <w:t>磷脂分子</w:t>
-      </w:r>
-      <w:r>
-        <w:rPr>
-          <w:rFonts w:hint="eastAsia" w:ascii="Times New Roman" w:hAnsi="Times New Roman" w:eastAsia="Times New Roman" w:cs="Times New Roman"/>
-        </w:rPr>
-        <w:t>（</w:t>
-      </w:r>
-      <w:r>
-        <w:rPr>
-          <w:rFonts w:hint="eastAsia" w:ascii="Times New Roman" w:hAnsi="Times New Roman" w:eastAsia="FangSong" w:cs="Times New Roman"/>
-        </w:rPr>
-        <w:t>式量</w:t>
-      </w:r>
-      <w:r>
-        <w:rPr>
-          <w:rFonts w:ascii="Times New Roman" w:hAnsi="Times New Roman" w:eastAsia="Times New Roman" w:cs="Times New Roman"/>
-        </w:rPr>
-        <w:t xml:space="preserve"> </w:t>
-      </w:r>
-      <w:r>
-        <w:rPr>
-          <w:rFonts w:hint="eastAsia" w:ascii="Times New Roman" w:hAnsi="Times New Roman" w:eastAsia="Times New Roman" w:cs="Times New Roman"/>
-        </w:rPr>
-        <w:t>786.1）</w:t>
-      </w:r>
-      <w:r>
-        <w:rPr>
-          <w:rFonts w:hint="eastAsia" w:ascii="Times New Roman" w:hAnsi="Times New Roman" w:eastAsia="FangSong" w:cs="Times New Roman"/>
-        </w:rPr>
-        <w:t>制成</w:t>
-      </w:r>
-      <w:r>
-        <w:rPr>
-          <w:rFonts w:ascii="Times New Roman" w:hAnsi="Times New Roman" w:eastAsia="Times New Roman" w:cs="Times New Roman"/>
-        </w:rPr>
-        <w:t xml:space="preserve"> 1.000 mL </w:t>
-      </w:r>
-      <w:r>
-        <w:rPr>
-          <w:rFonts w:hint="eastAsia" w:ascii="Times New Roman" w:hAnsi="Times New Roman" w:eastAsia="FangSong" w:cs="Times New Roman"/>
-        </w:rPr>
-        <w:t>脂质体水溶液</w:t>
-      </w:r>
-      <w:r>
-        <w:rPr>
-          <w:rFonts w:hint="eastAsia" w:ascii="Times New Roman" w:hAnsi="Times New Roman" w:eastAsia="Times New Roman" w:cs="Times New Roman"/>
-        </w:rPr>
-        <w:t>。</w:t>
-      </w:r>
-      <w:r>
-        <w:rPr>
-          <w:rFonts w:hint="eastAsia" w:ascii="Times New Roman" w:hAnsi="Times New Roman" w:eastAsia="FangSong" w:cs="Times New Roman"/>
-        </w:rPr>
-        <w:t>取</w:t>
-      </w:r>
-      <w:r>
-        <w:rPr>
-          <w:rFonts w:ascii="Times New Roman" w:hAnsi="Times New Roman" w:eastAsia="Times New Roman" w:cs="Times New Roman"/>
-        </w:rPr>
-        <w:t xml:space="preserve"> 10.00 </w:t>
-      </w:r>
-      <w:r>
-        <w:rPr>
-          <w:rFonts w:hint="eastAsia" w:ascii="Times New Roman" w:hAnsi="Times New Roman" w:eastAsia="Times New Roman" w:cs="Times New Roman"/>
-        </w:rPr>
-        <w:t>μL，</w:t>
-      </w:r>
-      <w:r>
-        <w:rPr>
-          <w:rFonts w:hint="eastAsia" w:ascii="Times New Roman" w:hAnsi="Times New Roman" w:eastAsia="FangSong" w:cs="Times New Roman"/>
-        </w:rPr>
-        <w:t>测得含</w:t>
-      </w:r>
-      <w:r>
-        <w:rPr>
-          <w:rFonts w:ascii="Times New Roman" w:hAnsi="Times New Roman" w:eastAsia="Times New Roman" w:cs="Times New Roman"/>
-        </w:rPr>
-        <w:t xml:space="preserve"> </w:t>
-      </w:r>
-      <m:oMath>
-        <m:oMathPr>
-          <m:ctrlPr>
-            <w:rPr>
-              <w:sz w:val="28"/>
-              <w:szCs w:val="28"/>
-            </w:rPr>
-          </m:ctrlPr>
-        </m:oMathPr>
-        <m:r>
-          <m:t>1.12</m:t>
-        </m:r>
-        <m:r>
-          <m:rPr>
-            <m:sty m:val="p"/>
-          </m:rPr>
-          <m:t>×</m:t>
-        </m:r>
-        <m:sSup>
-          <m:e>
-            <m:r>
-              <m:t>10</m:t>
-            </m:r>
-          </m:e>
-          <m:sup>
-            <m:r>
-              <m:t>14</m:t>
-            </m:r>
-          </m:sup>
-        </m:sSup>
-      </m:oMath>
-      <w:r>
-        <w:rPr>
-          <w:rFonts w:ascii="Times New Roman" w:hAnsi="Times New Roman" w:eastAsia="Times New Roman" w:cs="Times New Roman"/>
-        </w:rPr>
-        <w:t xml:space="preserve"> </w:t>
-      </w:r>
-      <w:r>
-        <w:rPr>
-          <w:rFonts w:hint="eastAsia" w:ascii="Times New Roman" w:hAnsi="Times New Roman" w:eastAsia="FangSong" w:cs="Times New Roman"/>
-        </w:rPr>
-        <w:t>个脂质体</w:t>
-      </w:r>
-      <w:r>
-        <w:rPr>
-          <w:rFonts w:hint="eastAsia" w:ascii="Times New Roman" w:hAnsi="Times New Roman" w:eastAsia="Times New Roman" w:cs="Times New Roman"/>
-        </w:rPr>
-        <w:t>，</w:t>
-      </w:r>
-      <w:r>
-        <w:rPr>
-          <w:rFonts w:hint="eastAsia" w:ascii="Times New Roman" w:hAnsi="Times New Roman" w:eastAsia="FangSong" w:cs="Times New Roman"/>
-        </w:rPr>
-        <w:t>直径</w:t>
-      </w:r>
-      <w:r>
-        <w:rPr>
-          <w:rFonts w:ascii="Times New Roman" w:hAnsi="Times New Roman" w:eastAsia="Times New Roman" w:cs="Times New Roman"/>
-        </w:rPr>
-        <w:t xml:space="preserve"> 100 </w:t>
-      </w:r>
-      <w:r>
-        <w:rPr>
-          <w:rFonts w:hint="eastAsia" w:ascii="Times New Roman" w:hAnsi="Times New Roman" w:eastAsia="Times New Roman" w:cs="Times New Roman"/>
-        </w:rPr>
-        <w:t>nm。</w:t>
-      </w:r>
-      <w:r>
-        <w:rPr>
-          <w:rFonts w:hint="eastAsia" w:ascii="Times New Roman" w:hAnsi="Times New Roman" w:eastAsia="FangSong" w:cs="Times New Roman"/>
-        </w:rPr>
-        <w:t>设磷脂分子全部形成脂质体</w:t>
-      </w:r>
-      <w:r>
-        <w:rPr>
-          <w:rFonts w:hint="eastAsia" w:ascii="Times New Roman" w:hAnsi="Times New Roman" w:eastAsia="Times New Roman" w:cs="Times New Roman"/>
-        </w:rPr>
-        <w:t>，</w:t>
-      </w:r>
-      <w:r>
-        <w:rPr>
-          <w:rFonts w:hint="eastAsia" w:ascii="Times New Roman" w:hAnsi="Times New Roman" w:eastAsia="FangSong" w:cs="Times New Roman"/>
-        </w:rPr>
-        <w:t>求外表面磷脂分子的排布密度</w:t>
-      </w:r>
-      <w:r>
-        <w:rPr>
-          <w:rFonts w:hint="eastAsia" w:ascii="Times New Roman" w:hAnsi="Times New Roman" w:eastAsia="Times New Roman" w:cs="Times New Roman"/>
-        </w:rPr>
-        <w:t>（</w:t>
-      </w:r>
-      <w:r>
-        <w:rPr>
-          <w:rFonts w:hint="eastAsia" w:ascii="Times New Roman" w:hAnsi="Times New Roman" w:eastAsia="FangSong" w:cs="Times New Roman"/>
-        </w:rPr>
-        <w:t>个</w:t>
-      </w:r>
-      <w:r>
-        <w:rPr>
-          <w:rFonts w:ascii="Times New Roman" w:hAnsi="Times New Roman" w:eastAsia="Times New Roman" w:cs="Times New Roman"/>
-        </w:rPr>
-        <w:t xml:space="preserve"> </w:t>
-      </w:r>
-      <w:r>
-        <w:rPr>
-          <w:rFonts w:hint="eastAsia" w:ascii="Times New Roman" w:hAnsi="Times New Roman" w:eastAsia="Times New Roman" w:cs="Times New Roman"/>
-        </w:rPr>
-        <w:t>m</w:t>
-      </w:r>
-      <w:r>
-        <w:rPr>
-          <w:rFonts w:hint="eastAsia" w:ascii="Times New Roman" w:hAnsi="Times New Roman" w:eastAsia="Times New Roman" w:cs="Times New Roman"/>
-          <w:vertAlign w:val="superscript"/>
-        </w:rPr>
-        <w:t>-2</w:t>
-      </w:r>
-      <w:r>
-        <w:rPr>
-          <w:rFonts w:hint="eastAsia" w:ascii="Times New Roman" w:hAnsi="Times New Roman" w:eastAsia="Times New Roman" w:cs="Times New Roman"/>
-        </w:rPr>
-        <w:t>）。</w:t>
       </w:r>
     </w:p>
     <w:p>
@@ -39383,9 +34631,15 @@
       </w:r>
       <w:r>
         <w:rPr>
-          <w:rFonts w:hint="eastAsia" w:ascii="Times New Roman" w:hAnsi="Times New Roman" w:eastAsia="Times New Roman" w:cs="Times New Roman"/>
-        </w:rPr>
-        <w:t>（04-</w:t>
+          <w:rFonts w:ascii="Times New Roman" w:hAnsi="Times New Roman" w:eastAsia="Times New Roman" w:cs="Times New Roman"/>
+        </w:rPr>
+        <w:t xml:space="preserve"> </w:t>
+      </w:r>
+      <w:r>
+        <w:rPr>
+          <w:rFonts w:hint="eastAsia" w:ascii="Times New Roman" w:hAnsi="Times New Roman" w:eastAsia="Times New Roman" w:cs="Times New Roman"/>
+        </w:rPr>
+        <w:t>04-</w:t>
       </w:r>
       <w:r>
         <w:rPr>
@@ -39493,587 +34747,7 @@
         <w:rPr>
           <w:rFonts w:ascii="Times New Roman" w:hAnsi="Times New Roman" w:eastAsia="Times New Roman" w:cs="Times New Roman"/>
         </w:rPr>
-        <w:t xml:space="preserve"> </w:t>
-      </w:r>
-      <w:r>
-        <w:rPr>
-          <w:rFonts w:hint="eastAsia" w:ascii="Times New Roman" w:hAnsi="Times New Roman" w:eastAsia="Times New Roman" w:cs="Times New Roman"/>
-        </w:rPr>
-        <w:t>3-3）</w:t>
-      </w:r>
-      <w:r>
-        <w:rPr>
-          <w:rFonts w:hint="eastAsia" w:ascii="Times New Roman" w:hAnsi="Times New Roman" w:eastAsia="FangSong" w:cs="Times New Roman"/>
-        </w:rPr>
-        <w:t>甲酸脱水平衡常数定义为</w:t>
-      </w:r>
-      <w:r>
-        <w:rPr>
-          <w:rFonts w:ascii="Times New Roman" w:hAnsi="Times New Roman" w:eastAsia="Times New Roman" w:cs="Times New Roman"/>
-        </w:rPr>
-        <w:t xml:space="preserve"> </w:t>
-      </w:r>
-      <m:oMath>
-        <m:oMathPr>
-          <m:ctrlPr>
-            <w:rPr>
-              <w:sz w:val="28"/>
-              <w:szCs w:val="28"/>
-            </w:rPr>
-          </m:ctrlPr>
-        </m:oMathPr>
-        <m:r>
-          <m:t>K</m:t>
-        </m:r>
-        <m:r>
-          <m:rPr>
-            <m:sty m:val="p"/>
-          </m:rPr>
-          <m:t>=</m:t>
-        </m:r>
-        <m:r>
-          <m:rPr>
-            <m:sty m:val="p"/>
-          </m:rPr>
-          <m:t>[</m:t>
-        </m:r>
-        <m:r>
-          <m:rPr>
-            <m:sty m:val="p"/>
-          </m:rPr>
-          <m:t>C</m:t>
-        </m:r>
-        <m:r>
-          <m:rPr>
-            <m:sty m:val="p"/>
-          </m:rPr>
-          <m:t>O</m:t>
-        </m:r>
-        <m:r>
-          <m:rPr>
-            <m:sty m:val="p"/>
-          </m:rPr>
-          <m:t>(</m:t>
-        </m:r>
-        <m:r>
-          <m:rPr>
-            <m:sty m:val="p"/>
-          </m:rPr>
-          <m:t>a</m:t>
-        </m:r>
-        <m:r>
-          <m:rPr>
-            <m:sty m:val="p"/>
-          </m:rPr>
-          <m:t>q</m:t>
-        </m:r>
-        <m:r>
-          <m:rPr>
-            <m:sty m:val="p"/>
-          </m:rPr>
-          <m:t>)</m:t>
-        </m:r>
-        <m:r>
-          <m:rPr>
-            <m:sty m:val="p"/>
-          </m:rPr>
-          <m:t>]</m:t>
-        </m:r>
-        <m:r>
-          <m:rPr>
-            <m:sty m:val="p"/>
-          </m:rPr>
-          <m:t>/</m:t>
-        </m:r>
-        <m:r>
-          <m:rPr>
-            <m:sty m:val="p"/>
-          </m:rPr>
-          <m:t>[</m:t>
-        </m:r>
-        <m:r>
-          <m:rPr>
-            <m:sty m:val="p"/>
-          </m:rPr>
-          <m:t>H</m:t>
-        </m:r>
-        <m:r>
-          <m:rPr>
-            <m:sty m:val="p"/>
-          </m:rPr>
-          <m:t>C</m:t>
-        </m:r>
-        <m:r>
-          <m:rPr>
-            <m:sty m:val="p"/>
-          </m:rPr>
-          <m:t>O</m:t>
-        </m:r>
-        <m:r>
-          <m:rPr>
-            <m:sty m:val="p"/>
-          </m:rPr>
-          <m:t>O</m:t>
-        </m:r>
-        <m:r>
-          <m:rPr>
-            <m:sty m:val="p"/>
-          </m:rPr>
-          <m:t>H</m:t>
-        </m:r>
-        <m:r>
-          <m:rPr>
-            <m:sty m:val="p"/>
-          </m:rPr>
-          <m:t>(</m:t>
-        </m:r>
-        <m:r>
-          <m:rPr>
-            <m:sty m:val="p"/>
-          </m:rPr>
-          <m:t>a</m:t>
-        </m:r>
-        <m:r>
-          <m:rPr>
-            <m:sty m:val="p"/>
-          </m:rPr>
-          <m:t>q</m:t>
-        </m:r>
-        <m:r>
-          <m:rPr>
-            <m:sty m:val="p"/>
-          </m:rPr>
-          <m:t>)</m:t>
-        </m:r>
-        <m:r>
-          <m:rPr>
-            <m:sty m:val="p"/>
-          </m:rPr>
-          <m:t>]</m:t>
-        </m:r>
-      </m:oMath>
-      <w:r>
-        <w:rPr>
-          <w:rFonts w:hint="eastAsia" w:ascii="Times New Roman" w:hAnsi="Times New Roman" w:eastAsia="Times New Roman" w:cs="Times New Roman"/>
-        </w:rPr>
-        <w:t>。</w:t>
-      </w:r>
-      <w:r>
-        <w:rPr>
-          <w:rFonts w:hint="eastAsia" w:ascii="Times New Roman" w:hAnsi="Times New Roman" w:eastAsia="FangSong" w:cs="Times New Roman"/>
-        </w:rPr>
-        <w:t>实验只能测整个体系</w:t>
-      </w:r>
-      <w:r>
-        <w:rPr>
-          <w:rFonts w:hint="eastAsia" w:ascii="Times New Roman" w:hAnsi="Times New Roman" w:eastAsia="Times New Roman" w:cs="Times New Roman"/>
-        </w:rPr>
-        <w:t>（</w:t>
-      </w:r>
-      <w:r>
-        <w:rPr>
-          <w:rFonts w:hint="eastAsia" w:ascii="Times New Roman" w:hAnsi="Times New Roman" w:eastAsia="FangSong" w:cs="Times New Roman"/>
-        </w:rPr>
-        <w:t>气</w:t>
-      </w:r>
-      <w:r>
-        <w:rPr>
-          <w:rFonts w:hint="eastAsia" w:ascii="Times New Roman" w:hAnsi="Times New Roman" w:eastAsia="Times New Roman" w:cs="Times New Roman"/>
-        </w:rPr>
-        <w:t>+</w:t>
-      </w:r>
-      <w:r>
-        <w:rPr>
-          <w:rFonts w:hint="eastAsia" w:ascii="Times New Roman" w:hAnsi="Times New Roman" w:eastAsia="FangSong" w:cs="Times New Roman"/>
-        </w:rPr>
-        <w:t>液</w:t>
-      </w:r>
-      <w:r>
-        <w:rPr>
-          <w:rFonts w:hint="eastAsia" w:ascii="Times New Roman" w:hAnsi="Times New Roman" w:eastAsia="Times New Roman" w:cs="Times New Roman"/>
-        </w:rPr>
-        <w:t>）</w:t>
-      </w:r>
-      <w:r>
-        <w:rPr>
-          <w:rFonts w:hint="eastAsia" w:ascii="Times New Roman" w:hAnsi="Times New Roman" w:eastAsia="FangSong" w:cs="Times New Roman"/>
-        </w:rPr>
-        <w:t>达平衡后</w:t>
-      </w:r>
-      <w:r>
-        <w:rPr>
-          <w:rFonts w:ascii="Times New Roman" w:hAnsi="Times New Roman" w:eastAsia="Times New Roman" w:cs="Times New Roman"/>
-        </w:rPr>
-        <w:t xml:space="preserve"> </w:t>
-      </w:r>
-      <m:oMath>
-        <m:oMathPr>
-          <m:ctrlPr>
-            <w:rPr>
-              <w:sz w:val="28"/>
-              <w:szCs w:val="28"/>
-            </w:rPr>
-          </m:ctrlPr>
-        </m:oMathPr>
-        <m:r>
-          <m:t>Q</m:t>
-        </m:r>
-        <m:r>
-          <m:rPr>
-            <m:sty m:val="p"/>
-          </m:rPr>
-          <m:t>=</m:t>
-        </m:r>
-        <m:r>
-          <m:t>n</m:t>
-        </m:r>
-        <m:r>
-          <m:rPr>
-            <m:sty m:val="p"/>
-          </m:rPr>
-          <m:t>(</m:t>
-        </m:r>
-        <m:r>
-          <m:rPr>
-            <m:sty m:val="p"/>
-          </m:rPr>
-          <m:t>C</m:t>
-        </m:r>
-        <m:r>
-          <m:rPr>
-            <m:sty m:val="p"/>
-          </m:rPr>
-          <m:t>O</m:t>
-        </m:r>
-        <m:r>
-          <m:rPr>
-            <m:sty m:val="p"/>
-          </m:rPr>
-          <m:t>)</m:t>
-        </m:r>
-        <m:r>
-          <m:rPr>
-            <m:sty m:val="p"/>
-          </m:rPr>
-          <m:t>/</m:t>
-        </m:r>
-        <m:r>
-          <m:t>n</m:t>
-        </m:r>
-        <m:r>
-          <m:rPr>
-            <m:sty m:val="p"/>
-          </m:rPr>
-          <m:t>(</m:t>
-        </m:r>
-        <m:r>
-          <m:rPr>
-            <m:sty m:val="p"/>
-          </m:rPr>
-          <m:t>H</m:t>
-        </m:r>
-        <m:r>
-          <m:rPr>
-            <m:sty m:val="p"/>
-          </m:rPr>
-          <m:t>C</m:t>
-        </m:r>
-        <m:r>
-          <m:rPr>
-            <m:sty m:val="p"/>
-          </m:rPr>
-          <m:t>O</m:t>
-        </m:r>
-        <m:r>
-          <m:rPr>
-            <m:sty m:val="p"/>
-          </m:rPr>
-          <m:t>O</m:t>
-        </m:r>
-        <m:r>
-          <m:rPr>
-            <m:sty m:val="p"/>
-          </m:rPr>
-          <m:t>H</m:t>
-        </m:r>
-        <m:r>
-          <m:rPr>
-            <m:sty m:val="p"/>
-          </m:rPr>
-          <m:t>)</m:t>
-        </m:r>
-      </m:oMath>
-      <w:r>
-        <w:rPr>
-          <w:rFonts w:hint="eastAsia" w:ascii="Times New Roman" w:hAnsi="Times New Roman" w:eastAsia="Times New Roman" w:cs="Times New Roman"/>
-        </w:rPr>
-        <w:t xml:space="preserve">，CO</w:t>
-      </w:r>
-      <w:r>
-        <w:rPr>
-          <w:rFonts w:ascii="Times New Roman" w:hAnsi="Times New Roman" w:eastAsia="Times New Roman" w:cs="Times New Roman"/>
-        </w:rPr>
-        <w:t xml:space="preserve"> </w:t>
-      </w:r>
-      <w:r>
-        <w:rPr>
-          <w:rFonts w:hint="eastAsia" w:ascii="Times New Roman" w:hAnsi="Times New Roman" w:eastAsia="FangSong" w:cs="Times New Roman"/>
-        </w:rPr>
-        <w:t xml:space="preserve">分配系数</w:t>
-      </w:r>
-      <w:r>
-        <w:rPr>
-          <w:rFonts w:ascii="Times New Roman" w:hAnsi="Times New Roman" w:eastAsia="Times New Roman" w:cs="Times New Roman"/>
-        </w:rPr>
-        <w:t xml:space="preserve"> </w:t>
-      </w:r>
-      <m:oMath>
-        <m:oMathPr>
-          <m:ctrlPr>
-            <w:rPr>
-              <w:sz w:val="28"/>
-              <w:szCs w:val="28"/>
-            </w:rPr>
-          </m:ctrlPr>
-        </m:oMathPr>
-        <m:sSub>
-          <m:e>
-            <m:r>
-              <m:t>K</m:t>
-            </m:r>
-          </m:e>
-          <m:sub>
-            <m:r>
-              <m:t>D</m:t>
-            </m:r>
-          </m:sub>
-        </m:sSub>
-        <m:r>
-          <m:rPr>
-            <m:sty m:val="p"/>
-          </m:rPr>
-          <m:t>=</m:t>
-        </m:r>
-        <m:r>
-          <m:rPr>
-            <m:sty m:val="p"/>
-          </m:rPr>
-          <m:t>[</m:t>
-        </m:r>
-        <m:r>
-          <m:rPr>
-            <m:sty m:val="p"/>
-          </m:rPr>
-          <m:t>C</m:t>
-        </m:r>
-        <m:r>
-          <m:rPr>
-            <m:sty m:val="p"/>
-          </m:rPr>
-          <m:t>O</m:t>
-        </m:r>
-        <m:r>
-          <m:rPr>
-            <m:sty m:val="p"/>
-          </m:rPr>
-          <m:t>(</m:t>
-        </m:r>
-        <m:r>
-          <m:rPr>
-            <m:sty m:val="p"/>
-          </m:rPr>
-          <m:t>g</m:t>
-        </m:r>
-        <m:r>
-          <m:rPr>
-            <m:sty m:val="p"/>
-          </m:rPr>
-          <m:t>)</m:t>
-        </m:r>
-        <m:r>
-          <m:rPr>
-            <m:sty m:val="p"/>
-          </m:rPr>
-          <m:t>]</m:t>
-        </m:r>
-        <m:r>
-          <m:rPr>
-            <m:sty m:val="p"/>
-          </m:rPr>
-          <m:t>/</m:t>
-        </m:r>
-        <m:r>
-          <m:rPr>
-            <m:sty m:val="p"/>
-          </m:rPr>
-          <m:t>[</m:t>
-        </m:r>
-        <m:r>
-          <m:rPr>
-            <m:sty m:val="p"/>
-          </m:rPr>
-          <m:t>C</m:t>
-        </m:r>
-        <m:r>
-          <m:rPr>
-            <m:sty m:val="p"/>
-          </m:rPr>
-          <m:t>O</m:t>
-        </m:r>
-        <m:r>
-          <m:rPr>
-            <m:sty m:val="p"/>
-          </m:rPr>
-          <m:t>(</m:t>
-        </m:r>
-        <m:r>
-          <m:rPr>
-            <m:sty m:val="p"/>
-          </m:rPr>
-          <m:t>a</m:t>
-        </m:r>
-        <m:r>
-          <m:rPr>
-            <m:sty m:val="p"/>
-          </m:rPr>
-          <m:t>q</m:t>
-        </m:r>
-        <m:r>
-          <m:rPr>
-            <m:sty m:val="p"/>
-          </m:rPr>
-          <m:t>)</m:t>
-        </m:r>
-        <m:r>
-          <m:rPr>
-            <m:sty m:val="p"/>
-          </m:rPr>
-          <m:t>]</m:t>
-        </m:r>
-      </m:oMath>
-      <w:r>
-        <w:rPr>
-          <w:rFonts w:hint="eastAsia" w:ascii="Times New Roman" w:hAnsi="Times New Roman" w:eastAsia="Times New Roman" w:cs="Times New Roman"/>
-        </w:rPr>
-        <w:t>，</w:t>
-      </w:r>
-      <w:r>
-        <w:rPr>
-          <w:rFonts w:hint="eastAsia" w:ascii="Times New Roman" w:hAnsi="Times New Roman" w:eastAsia="FangSong" w:cs="Times New Roman"/>
-        </w:rPr>
-        <w:t>液相体积占比</w:t>
-      </w:r>
-      <w:r>
-        <w:rPr>
-          <w:rFonts w:ascii="Times New Roman" w:hAnsi="Times New Roman" w:eastAsia="Times New Roman" w:cs="Times New Roman"/>
-        </w:rPr>
-        <w:t xml:space="preserve"> </w:t>
-      </w:r>
-      <m:oMath>
-        <m:sSub>
-          <m:e>
-            <m:r>
-              <m:t>x</m:t>
-            </m:r>
-          </m:e>
-          <m:sub>
-            <m:r>
-              <m:t>T</m:t>
-            </m:r>
-          </m:sub>
-        </m:sSub>
-      </m:oMath>
-      <w:r>
-        <w:rPr>
-          <w:rFonts w:hint="eastAsia" w:ascii="Times New Roman" w:hAnsi="Times New Roman" w:eastAsia="Times New Roman" w:cs="Times New Roman"/>
-        </w:rPr>
-        <w:t>。</w:t>
-      </w:r>
-      <w:r>
-        <w:rPr>
-          <w:rFonts w:hint="eastAsia" w:ascii="Times New Roman" w:hAnsi="Times New Roman" w:eastAsia="FangSong" w:cs="Times New Roman"/>
-        </w:rPr>
-        <w:t>用</w:t>
-      </w:r>
-      <w:r>
-        <w:rPr>
-          <w:rFonts w:ascii="Times New Roman" w:hAnsi="Times New Roman" w:eastAsia="Times New Roman" w:cs="Times New Roman"/>
-        </w:rPr>
-        <w:t xml:space="preserve"> </w:t>
-      </w:r>
-      <m:oMath>
-        <m:r>
-          <m:t>Q</m:t>
-        </m:r>
-      </m:oMath>
-      <w:r>
-        <w:rPr>
-          <w:rFonts w:ascii="Times New Roman" w:hAnsi="Times New Roman" w:eastAsia="Times New Roman" w:cs="Times New Roman"/>
-        </w:rPr>
-        <w:t xml:space="preserve">、</w:t>
-      </w:r>
-      <m:oMath>
-        <m:sSub>
-          <m:e>
-            <m:r>
-              <m:t>K</m:t>
-            </m:r>
-          </m:e>
-          <m:sub>
-            <m:r>
-              <m:t>D</m:t>
-            </m:r>
-          </m:sub>
-        </m:sSub>
-      </m:oMath>
-      <w:r>
-        <w:rPr>
-          <w:rFonts w:ascii="Times New Roman" w:hAnsi="Times New Roman" w:eastAsia="Times New Roman" w:cs="Times New Roman"/>
-        </w:rPr>
-        <w:t xml:space="preserve">、</w:t>
-      </w:r>
-      <m:oMath>
-        <m:sSub>
-          <m:e>
-            <m:r>
-              <m:t>x</m:t>
-            </m:r>
-          </m:e>
-          <m:sub>
-            <m:r>
-              <m:t>T</m:t>
-            </m:r>
-          </m:sub>
-        </m:sSub>
-      </m:oMath>
-      <w:r>
-        <w:rPr>
-          <w:rFonts w:ascii="Times New Roman" w:hAnsi="Times New Roman" w:eastAsia="Times New Roman" w:cs="Times New Roman"/>
-        </w:rPr>
-        <w:t xml:space="preserve"> </w:t>
-      </w:r>
-      <w:r>
-        <w:rPr>
-          <w:rFonts w:hint="eastAsia" w:ascii="Times New Roman" w:hAnsi="Times New Roman" w:eastAsia="FangSong" w:cs="Times New Roman"/>
-        </w:rPr>
-        <w:t xml:space="preserve">表示</w:t>
-      </w:r>
-      <w:r>
-        <w:rPr>
-          <w:rFonts w:ascii="Times New Roman" w:hAnsi="Times New Roman" w:eastAsia="Times New Roman" w:cs="Times New Roman"/>
-        </w:rPr>
-        <w:t xml:space="preserve"> </w:t>
-      </w:r>
-      <m:oMath>
-        <m:r>
-          <m:t>K</m:t>
-        </m:r>
-      </m:oMath>
-      <w:r>
-        <w:rPr>
-          <w:rFonts w:ascii="Times New Roman" w:hAnsi="Times New Roman" w:eastAsia="Times New Roman" w:cs="Times New Roman"/>
-        </w:rPr>
-        <w:t xml:space="preserve">。</w:t>
+        <w:t xml:space="preserve"> 3-3</w:t>
       </w:r>
     </w:p>
     <w:p>
@@ -40090,9 +34764,15 @@
       </w:r>
       <w:r>
         <w:rPr>
-          <w:rFonts w:hint="eastAsia" w:ascii="Times New Roman" w:hAnsi="Times New Roman" w:eastAsia="Times New Roman" w:cs="Times New Roman"/>
-        </w:rPr>
-        <w:t>（</w:t>
+          <w:rFonts w:ascii="Times New Roman" w:hAnsi="Times New Roman" w:eastAsia="Times New Roman" w:cs="Times New Roman"/>
+        </w:rPr>
+        <w:t xml:space="preserve"> </w:t>
+      </w:r>
+      <w:r>
+        <w:rPr>
+          <w:rFonts w:hint="eastAsia" w:ascii="Times New Roman" w:hAnsi="Times New Roman" w:eastAsia="Times New Roman" w:cs="Times New Roman"/>
+        </w:rPr>
+        <w:t>[</w:t>
       </w:r>
       <w:r>
         <w:rPr>
@@ -40104,377 +34784,7 @@
         <w:rPr>
           <w:rFonts w:hint="eastAsia" w:ascii="Times New Roman" w:hAnsi="Times New Roman" w:eastAsia="Times New Roman" w:cs="Times New Roman"/>
         </w:rPr>
-        <w:t>，3-4）</w:t>
-      </w:r>
-      <w:r>
-        <w:rPr>
-          <w:rFonts w:hint="eastAsia" w:ascii="Times New Roman" w:hAnsi="Times New Roman" w:eastAsia="FangSong" w:cs="Times New Roman"/>
-        </w:rPr>
-        <w:t>实验得</w:t>
-      </w:r>
-      <w:r>
-        <w:rPr>
-          <w:rFonts w:ascii="Times New Roman" w:hAnsi="Times New Roman" w:eastAsia="Times New Roman" w:cs="Times New Roman"/>
-        </w:rPr>
-        <w:t xml:space="preserve"> </w:t>
-      </w:r>
-      <m:oMath>
-        <m:oMathPr>
-          <m:ctrlPr>
-            <w:rPr>
-              <w:sz w:val="28"/>
-              <w:szCs w:val="28"/>
-            </w:rPr>
-          </m:ctrlPr>
-        </m:oMathPr>
-        <m:r>
-          <m:rPr>
-            <m:sty m:val="p"/>
-          </m:rPr>
-          <m:t>lg</m:t>
-        </m:r>
-        <m:r>
-          <m:t>K</m:t>
-        </m:r>
-        <m:r>
-          <m:rPr>
-            <m:sty m:val="p"/>
-          </m:rPr>
-          <m:t>=</m:t>
-        </m:r>
-        <m:r>
-          <m:rPr>
-            <m:sty m:val="p"/>
-          </m:rPr>
-          <m:t>−</m:t>
-        </m:r>
-        <m:r>
-          <m:t>3.0</m:t>
-        </m:r>
-        <m:r>
-          <m:rPr>
-            <m:sty m:val="p"/>
-          </m:rPr>
-          <m:t>×</m:t>
-        </m:r>
-        <m:sSup>
-          <m:e>
-            <m:r>
-              <m:t>10</m:t>
-            </m:r>
-          </m:e>
-          <m:sup>
-            <m:r>
-              <m:t>3</m:t>
-            </m:r>
-          </m:sup>
-        </m:sSup>
-        <m:r>
-          <m:rPr>
-            <m:sty m:val="p"/>
-          </m:rPr>
-          <m:t>/</m:t>
-        </m:r>
-        <m:r>
-          <m:t>T</m:t>
-        </m:r>
-        <m:r>
-          <m:rPr>
-            <m:sty m:val="p"/>
-          </m:rPr>
-          <m:t>+</m:t>
-        </m:r>
-        <m:r>
-          <m:t>5.9</m:t>
-        </m:r>
-      </m:oMath>
-      <w:r>
-        <w:rPr>
-          <w:rFonts w:ascii="Times New Roman" w:hAnsi="Times New Roman" w:eastAsia="Times New Roman" w:cs="Times New Roman"/>
-        </w:rPr>
-        <w:t xml:space="preserve">、</w:t>
-      </w:r>
-      <m:oMath>
-        <m:oMathPr>
-          <m:ctrlPr>
-            <w:rPr>
-              <w:sz w:val="28"/>
-              <w:szCs w:val="28"/>
-            </w:rPr>
-          </m:ctrlPr>
-        </m:oMathPr>
-        <m:r>
-          <m:rPr>
-            <m:sty m:val="p"/>
-          </m:rPr>
-          <m:t>lg</m:t>
-        </m:r>
-        <m:sSub>
-          <m:e>
-            <m:r>
-              <m:t>K</m:t>
-            </m:r>
-          </m:e>
-          <m:sub>
-            <m:r>
-              <m:t>D</m:t>
-            </m:r>
-          </m:sub>
-        </m:sSub>
-        <m:r>
-          <m:rPr>
-            <m:sty m:val="p"/>
-          </m:rPr>
-          <m:t>=</m:t>
-        </m:r>
-        <m:r>
-          <m:t>1.3</m:t>
-        </m:r>
-        <m:r>
-          <m:rPr>
-            <m:sty m:val="p"/>
-          </m:rPr>
-          <m:t>×</m:t>
-        </m:r>
-        <m:sSup>
-          <m:e>
-            <m:r>
-              <m:t>10</m:t>
-            </m:r>
-          </m:e>
-          <m:sup>
-            <m:r>
-              <m:t>3</m:t>
-            </m:r>
-          </m:sup>
-        </m:sSup>
-        <m:r>
-          <m:rPr>
-            <m:sty m:val="p"/>
-          </m:rPr>
-          <m:t>/</m:t>
-        </m:r>
-        <m:r>
-          <m:t>T</m:t>
-        </m:r>
-        <m:r>
-          <m:rPr>
-            <m:sty m:val="p"/>
-          </m:rPr>
-          <m:t>−</m:t>
-        </m:r>
-        <m:r>
-          <m:t>1.4</m:t>
-        </m:r>
-      </m:oMath>
-      <w:r>
-        <w:rPr>
-          <w:rFonts w:hint="eastAsia" w:ascii="Times New Roman" w:hAnsi="Times New Roman" w:eastAsia="Times New Roman" w:cs="Times New Roman"/>
-        </w:rPr>
-        <w:t xml:space="preserve">（</w:t>
-      </w:r>
-      <m:oMath>
-        <m:r>
-          <m:t>T</m:t>
-        </m:r>
-      </m:oMath>
-      <w:r>
-        <w:rPr>
-          <w:rFonts w:ascii="Times New Roman" w:hAnsi="Times New Roman" w:eastAsia="Times New Roman" w:cs="Times New Roman"/>
-        </w:rPr>
-        <w:t xml:space="preserve"> </w:t>
-      </w:r>
-      <w:r>
-        <w:rPr>
-          <w:rFonts w:hint="eastAsia" w:ascii="Times New Roman" w:hAnsi="Times New Roman" w:eastAsia="FangSong" w:cs="Times New Roman"/>
-        </w:rPr>
-        <w:t xml:space="preserve">以</w:t>
-      </w:r>
-      <w:r>
-        <w:rPr>
-          <w:rFonts w:ascii="Times New Roman" w:hAnsi="Times New Roman" w:eastAsia="Times New Roman" w:cs="Times New Roman"/>
-        </w:rPr>
-        <w:t xml:space="preserve"> K </w:t>
-      </w:r>
-      <w:r>
-        <w:rPr>
-          <w:rFonts w:hint="eastAsia" w:ascii="Times New Roman" w:hAnsi="Times New Roman" w:eastAsia="FangSong" w:cs="Times New Roman"/>
-        </w:rPr>
-        <w:t>计</w:t>
-      </w:r>
-      <w:r>
-        <w:rPr>
-          <w:rFonts w:hint="eastAsia" w:ascii="Times New Roman" w:hAnsi="Times New Roman" w:eastAsia="Times New Roman" w:cs="Times New Roman"/>
-        </w:rPr>
-        <w:t>）。</w:t>
-      </w:r>
-      <w:r>
-        <w:rPr>
-          <w:rFonts w:hint="eastAsia" w:ascii="Times New Roman" w:hAnsi="Times New Roman" w:eastAsia="FangSong" w:cs="Times New Roman"/>
-        </w:rPr>
-        <w:t>求</w:t>
-      </w:r>
-      <w:r>
-        <w:rPr>
-          <w:rFonts w:ascii="Times New Roman" w:hAnsi="Times New Roman" w:eastAsia="Times New Roman" w:cs="Times New Roman"/>
-        </w:rPr>
-        <w:t xml:space="preserve"> </w:t>
-      </w:r>
-      <m:oMath>
-        <m:oMathPr>
-          <m:ctrlPr>
-            <w:rPr>
-              <w:sz w:val="28"/>
-              <w:szCs w:val="28"/>
-            </w:rPr>
-          </m:ctrlPr>
-        </m:oMathPr>
-        <m:r>
-          <m:t>200</m:t>
-        </m:r>
-        <m:r>
-          <m:rPr>
-            <m:sty m:val="p"/>
-          </m:rPr>
-          <m:t>∼</m:t>
-        </m:r>
-        <m:sSup>
-          <m:e>
-            <m:r>
-              <m:t>300</m:t>
-            </m:r>
-          </m:e>
-          <m:sup>
-            <m:r>
-              <m:rPr>
-                <m:sty m:val="p"/>
-              </m:rPr>
-              <m:t>∘</m:t>
-            </m:r>
-          </m:sup>
-        </m:sSup>
-        <m:r>
-          <m:rPr>
-            <m:sty m:val="p"/>
-          </m:rPr>
-          <m:t>C</m:t>
-        </m:r>
-      </m:oMath>
-      <w:r>
-        <w:rPr>
-          <w:rFonts w:ascii="Times New Roman" w:hAnsi="Times New Roman" w:eastAsia="Times New Roman" w:cs="Times New Roman"/>
-        </w:rPr>
-        <w:t xml:space="preserve"> </w:t>
-      </w:r>
-      <w:r>
-        <w:rPr>
-          <w:rFonts w:hint="eastAsia" w:ascii="Times New Roman" w:hAnsi="Times New Roman" w:eastAsia="FangSong" w:cs="Times New Roman"/>
-        </w:rPr>
-        <w:t xml:space="preserve">内甲酸脱水的</w:t>
-      </w:r>
-      <w:r>
-        <w:rPr>
-          <w:rFonts w:ascii="Times New Roman" w:hAnsi="Times New Roman" w:eastAsia="Times New Roman" w:cs="Times New Roman"/>
-        </w:rPr>
-        <w:t xml:space="preserve"> </w:t>
-      </w:r>
-      <m:oMath>
-        <m:r>
-          <m:rPr>
-            <m:sty m:val="p"/>
-          </m:rPr>
-          <m:t>Δ</m:t>
-        </m:r>
-        <m:sSubSup>
-          <m:e>
-            <m:r>
-              <m:t>H</m:t>
-            </m:r>
-          </m:e>
-          <m:sub>
-            <m:r>
-              <m:rPr>
-                <m:sty m:val="p"/>
-              </m:rPr>
-              <m:t>C</m:t>
-            </m:r>
-            <m:r>
-              <m:rPr>
-                <m:sty m:val="p"/>
-              </m:rPr>
-              <m:t>O</m:t>
-            </m:r>
-          </m:sub>
-          <m:sup>
-            <m:r>
-              <m:t>θ</m:t>
-            </m:r>
-          </m:sup>
-        </m:sSubSup>
-      </m:oMath>
-      <w:r>
-        <w:rPr>
-          <w:rFonts w:ascii="Times New Roman" w:hAnsi="Times New Roman" w:eastAsia="Times New Roman" w:cs="Times New Roman"/>
-        </w:rPr>
-        <w:t xml:space="preserve"> </w:t>
-      </w:r>
-      <w:r>
-        <w:rPr>
-          <w:rFonts w:hint="eastAsia" w:ascii="Times New Roman" w:hAnsi="Times New Roman" w:eastAsia="FangSong" w:cs="Times New Roman"/>
-        </w:rPr>
-        <w:t xml:space="preserve">与</w:t>
-      </w:r>
-      <w:r>
-        <w:rPr>
-          <w:rFonts w:ascii="Times New Roman" w:hAnsi="Times New Roman" w:eastAsia="Times New Roman" w:cs="Times New Roman"/>
-        </w:rPr>
-        <w:t xml:space="preserve"> CO </w:t>
-      </w:r>
-      <w:r>
-        <w:rPr>
-          <w:rFonts w:hint="eastAsia" w:ascii="Times New Roman" w:hAnsi="Times New Roman" w:eastAsia="FangSong" w:cs="Times New Roman"/>
-        </w:rPr>
-        <w:t xml:space="preserve">的溶解焓</w:t>
-      </w:r>
-      <w:r>
-        <w:rPr>
-          <w:rFonts w:ascii="Times New Roman" w:hAnsi="Times New Roman" w:eastAsia="Times New Roman" w:cs="Times New Roman"/>
-        </w:rPr>
-        <w:t xml:space="preserve"> </w:t>
-      </w:r>
-      <m:oMath>
-        <m:r>
-          <m:rPr>
-            <m:sty m:val="p"/>
-          </m:rPr>
-          <m:t>Δ</m:t>
-        </m:r>
-        <m:sSubSup>
-          <m:e>
-            <m:r>
-              <m:t>H</m:t>
-            </m:r>
-          </m:e>
-          <m:sub>
-            <m:r>
-              <m:rPr>
-                <m:sty m:val="p"/>
-              </m:rPr>
-              <m:t>D</m:t>
-            </m:r>
-          </m:sub>
-          <m:sup>
-            <m:r>
-              <m:t>θ</m:t>
-            </m:r>
-          </m:sup>
-        </m:sSubSup>
-      </m:oMath>
-      <w:r>
-        <w:rPr>
-          <w:rFonts w:ascii="Times New Roman" w:hAnsi="Times New Roman" w:eastAsia="Times New Roman" w:cs="Times New Roman"/>
-        </w:rPr>
-        <w:t xml:space="preserve">。</w:t>
+        <w:t>，3-4]</w:t>
       </w:r>
     </w:p>
     <w:p>
@@ -40491,9 +34801,15 @@
       </w:r>
       <w:r>
         <w:rPr>
-          <w:rFonts w:hint="eastAsia" w:ascii="Times New Roman" w:hAnsi="Times New Roman" w:eastAsia="Times New Roman" w:cs="Times New Roman"/>
-        </w:rPr>
-        <w:t>（04-</w:t>
+          <w:rFonts w:ascii="Times New Roman" w:hAnsi="Times New Roman" w:eastAsia="Times New Roman" w:cs="Times New Roman"/>
+        </w:rPr>
+        <w:t xml:space="preserve"> </w:t>
+      </w:r>
+      <w:r>
+        <w:rPr>
+          <w:rFonts w:hint="eastAsia" w:ascii="Times New Roman" w:hAnsi="Times New Roman" w:eastAsia="Times New Roman" w:cs="Times New Roman"/>
+        </w:rPr>
+        <w:t>04-</w:t>
       </w:r>
       <w:r>
         <w:rPr>
@@ -40589,153 +34905,7 @@
         <w:rPr>
           <w:rFonts w:ascii="Times New Roman" w:hAnsi="Times New Roman" w:eastAsia="Times New Roman" w:cs="Times New Roman"/>
         </w:rPr>
-        <w:t xml:space="preserve"> </w:t>
-      </w:r>
-      <w:r>
-        <w:rPr>
-          <w:rFonts w:hint="eastAsia" w:ascii="Times New Roman" w:hAnsi="Times New Roman" w:eastAsia="Times New Roman" w:cs="Times New Roman"/>
-        </w:rPr>
-        <w:t>5-2、5-3）</w:t>
-      </w:r>
-      <w:r>
-        <w:rPr>
-          <w:rFonts w:hint="eastAsia" w:ascii="Times New Roman" w:hAnsi="Times New Roman" w:eastAsia="FangSong" w:cs="Times New Roman"/>
-        </w:rPr>
-        <w:t>丙酮热分解</w:t>
-      </w:r>
-      <w:r>
-        <w:rPr>
-          <w:rFonts w:hint="eastAsia" w:ascii="Times New Roman" w:hAnsi="Times New Roman" w:eastAsia="Times New Roman" w:cs="Times New Roman"/>
-        </w:rPr>
-        <w:t>，(5-2)</w:t>
-      </w:r>
-      <w:r>
-        <w:rPr>
-          <w:rFonts w:ascii="Times New Roman" w:hAnsi="Times New Roman" w:eastAsia="Times New Roman" w:cs="Times New Roman"/>
-        </w:rPr>
-        <w:t xml:space="preserve"> </w:t>
-      </w:r>
-      <w:r>
-        <w:rPr>
-          <w:rFonts w:hint="eastAsia" w:ascii="Times New Roman" w:hAnsi="Times New Roman" w:eastAsia="FangSong" w:cs="Times New Roman"/>
-        </w:rPr>
-        <w:t>用稳态近似推出速率方程</w:t>
-      </w:r>
-      <w:r>
-        <w:rPr>
-          <w:rFonts w:hint="eastAsia" w:ascii="Times New Roman" w:hAnsi="Times New Roman" w:eastAsia="Times New Roman" w:cs="Times New Roman"/>
-        </w:rPr>
-        <w:t>（</w:t>
-      </w:r>
-      <w:r>
-        <w:rPr>
-          <w:rFonts w:hint="eastAsia" w:ascii="Times New Roman" w:hAnsi="Times New Roman" w:eastAsia="FangSong" w:cs="Times New Roman"/>
-        </w:rPr>
-        <w:t>丙酮消耗以反应</w:t>
-      </w:r>
-      <w:r>
-        <w:rPr>
-          <w:rFonts w:hint="eastAsia" w:ascii="Times New Roman" w:hAnsi="Times New Roman" w:eastAsia="Times New Roman" w:cs="Times New Roman"/>
-        </w:rPr>
-        <w:t>(3)</w:t>
-      </w:r>
-      <w:r>
-        <w:rPr>
-          <w:rFonts w:hint="eastAsia" w:ascii="Times New Roman" w:hAnsi="Times New Roman" w:eastAsia="FangSong" w:cs="Times New Roman"/>
-        </w:rPr>
-        <w:t>为主</w:t>
-      </w:r>
-      <w:r>
-        <w:rPr>
-          <w:rFonts w:hint="eastAsia" w:ascii="Times New Roman" w:hAnsi="Times New Roman" w:eastAsia="Times New Roman" w:cs="Times New Roman"/>
-        </w:rPr>
-        <w:t>，</w:t>
-      </w:r>
-      <w:r>
-        <w:rPr>
-          <w:rFonts w:hint="eastAsia" w:ascii="Times New Roman" w:hAnsi="Times New Roman" w:eastAsia="FangSong" w:cs="Times New Roman"/>
-        </w:rPr>
-        <w:t>可忽略指前因子差异</w:t>
-      </w:r>
-      <w:r>
-        <w:rPr>
-          <w:rFonts w:hint="eastAsia" w:ascii="Times New Roman" w:hAnsi="Times New Roman" w:eastAsia="Times New Roman" w:cs="Times New Roman"/>
-        </w:rPr>
-        <w:t>）；(5-3)</w:t>
-      </w:r>
-      <w:r>
-        <w:rPr>
-          <w:rFonts w:ascii="Times New Roman" w:hAnsi="Times New Roman" w:eastAsia="Times New Roman" w:cs="Times New Roman"/>
-        </w:rPr>
-        <w:t xml:space="preserve"> </w:t>
-      </w:r>
-      <w:r>
-        <w:rPr>
-          <w:rFonts w:hint="eastAsia" w:ascii="Times New Roman" w:hAnsi="Times New Roman" w:eastAsia="FangSong" w:cs="Times New Roman"/>
-        </w:rPr>
-        <w:t>计算表观活化能</w:t>
-      </w:r>
-      <w:r>
-        <w:rPr>
-          <w:rFonts w:hint="eastAsia" w:ascii="Times New Roman" w:hAnsi="Times New Roman" w:eastAsia="Times New Roman" w:cs="Times New Roman"/>
-        </w:rPr>
-        <w:t>（</w:t>
-      </w:r>
-      <w:r>
-        <w:rPr>
-          <w:rFonts w:hint="eastAsia" w:ascii="Times New Roman" w:hAnsi="Times New Roman" w:eastAsia="FangSong" w:cs="Times New Roman"/>
-        </w:rPr>
-        <w:t>基元反应</w:t>
-      </w:r>
-      <w:r>
-        <w:rPr>
-          <w:rFonts w:ascii="Times New Roman" w:hAnsi="Times New Roman" w:eastAsia="Times New Roman" w:cs="Times New Roman"/>
-        </w:rPr>
-        <w:t xml:space="preserve"> </w:t>
-      </w:r>
-      <m:oMath>
-        <m:sSub>
-          <m:e>
-            <m:r>
-              <m:t>E</m:t>
-            </m:r>
-          </m:e>
-          <m:sub>
-            <m:r>
-              <m:t>a</m:t>
-            </m:r>
-          </m:sub>
-        </m:sSub>
-      </m:oMath>
-      <w:r>
-        <w:rPr>
-          <w:rFonts w:hint="eastAsia" w:ascii="Times New Roman" w:hAnsi="Times New Roman" w:eastAsia="Times New Roman" w:cs="Times New Roman"/>
-        </w:rPr>
-        <w:t xml:space="preserve">：351、63、200、21</w:t>
-      </w:r>
-      <w:r>
-        <w:rPr>
-          <w:rFonts w:ascii="Times New Roman" w:hAnsi="Times New Roman" w:eastAsia="Times New Roman" w:cs="Times New Roman"/>
-        </w:rPr>
-        <w:t xml:space="preserve"> </w:t>
-      </w:r>
-      <w:r>
-        <w:rPr>
-          <w:rFonts w:hint="eastAsia" w:ascii="Times New Roman" w:hAnsi="Times New Roman" w:eastAsia="Times New Roman" w:cs="Times New Roman"/>
-        </w:rPr>
-        <w:t>kJ/mol，</w:t>
-      </w:r>
-      <w:r>
-        <w:rPr>
-          <w:rFonts w:hint="eastAsia" w:ascii="Times New Roman" w:hAnsi="Times New Roman" w:eastAsia="FangSong" w:cs="Times New Roman"/>
-        </w:rPr>
-        <w:t>其中最后一个为逆反应</w:t>
-      </w:r>
-      <w:r>
-        <w:rPr>
-          <w:rFonts w:hint="eastAsia" w:ascii="Times New Roman" w:hAnsi="Times New Roman" w:eastAsia="Times New Roman" w:cs="Times New Roman"/>
-        </w:rPr>
-        <w:t>）。</w:t>
+        <w:t xml:space="preserve"> 5-2、5-3</w:t>
       </w:r>
     </w:p>
     <w:p>
@@ -40752,9 +34922,15 @@
       </w:r>
       <w:r>
         <w:rPr>
-          <w:rFonts w:hint="eastAsia" w:ascii="Times New Roman" w:hAnsi="Times New Roman" w:eastAsia="Times New Roman" w:cs="Times New Roman"/>
-        </w:rPr>
-        <w:t>（04-</w:t>
+          <w:rFonts w:ascii="Times New Roman" w:hAnsi="Times New Roman" w:eastAsia="Times New Roman" w:cs="Times New Roman"/>
+        </w:rPr>
+        <w:t xml:space="preserve"> </w:t>
+      </w:r>
+      <w:r>
+        <w:rPr>
+          <w:rFonts w:hint="eastAsia" w:ascii="Times New Roman" w:hAnsi="Times New Roman" w:eastAsia="Times New Roman" w:cs="Times New Roman"/>
+        </w:rPr>
+        <w:t>04-</w:t>
       </w:r>
       <w:r>
         <w:rPr>
@@ -40821,555 +34997,6 @@
           <w:rFonts w:hint="eastAsia" w:ascii="Times New Roman" w:hAnsi="Times New Roman" w:eastAsia="FangSong" w:cs="Times New Roman"/>
         </w:rPr>
         <w:t>鸡蛋蛋白热变与煮熟时间</w:t>
-      </w:r>
-      <w:r>
-        <w:rPr>
-          <w:rFonts w:hint="eastAsia" w:ascii="Times New Roman" w:hAnsi="Times New Roman" w:eastAsia="Times New Roman" w:cs="Times New Roman"/>
-        </w:rPr>
-        <w:t>）</w:t>
-      </w:r>
-      <w:r>
-        <w:rPr>
-          <w:rFonts w:hint="eastAsia" w:ascii="Times New Roman" w:hAnsi="Times New Roman" w:eastAsia="FangSong" w:cs="Times New Roman"/>
-        </w:rPr>
-        <w:t>鸡蛋蛋白热变为一级反应</w:t>
-      </w:r>
-      <w:r>
-        <w:rPr>
-          <w:rFonts w:hint="eastAsia" w:ascii="Times New Roman" w:hAnsi="Times New Roman" w:eastAsia="Times New Roman" w:cs="Times New Roman"/>
-        </w:rPr>
-        <w:t>，</w:t>
-      </w:r>
-      <m:oMath>
-        <m:oMathPr>
-          <m:ctrlPr>
-            <w:rPr>
-              <w:sz w:val="28"/>
-              <w:szCs w:val="28"/>
-            </w:rPr>
-          </m:ctrlPr>
-        </m:oMathPr>
-        <m:sSub>
-          <m:e>
-            <m:r>
-              <m:t>E</m:t>
-            </m:r>
-          </m:e>
-          <m:sub>
-            <m:r>
-              <m:t>a</m:t>
-            </m:r>
-          </m:sub>
-        </m:sSub>
-        <m:r>
-          <m:rPr>
-            <m:sty m:val="p"/>
-          </m:rPr>
-          <m:t>=</m:t>
-        </m:r>
-        <m:r>
-          <m:t>85</m:t>
-        </m:r>
-        <m:r>
-          <m:t> </m:t>
-        </m:r>
-        <m:r>
-          <m:rPr>
-            <m:sty m:val="p"/>
-          </m:rPr>
-          <m:t>k</m:t>
-        </m:r>
-        <m:r>
-          <m:rPr>
-            <m:sty m:val="p"/>
-          </m:rPr>
-          <m:t>J</m:t>
-        </m:r>
-        <m:r>
-          <m:rPr>
-            <m:sty m:val="p"/>
-          </m:rPr>
-          <m:t> </m:t>
-        </m:r>
-        <m:r>
-          <m:rPr>
-            <m:sty m:val="p"/>
-          </m:rPr>
-          <m:t>m</m:t>
-        </m:r>
-        <m:r>
-          <m:rPr>
-            <m:sty m:val="p"/>
-          </m:rPr>
-          <m:t>o</m:t>
-        </m:r>
-        <m:sSup>
-          <m:e>
-            <m:r>
-              <m:rPr>
-                <m:sty m:val="p"/>
-              </m:rPr>
-              <m:t>l</m:t>
-            </m:r>
-          </m:e>
-          <m:sup>
-            <m:r>
-              <m:rPr>
-                <m:sty m:val="p"/>
-              </m:rPr>
-              <m:t>−</m:t>
-            </m:r>
-            <m:r>
-              <m:rPr>
-                <m:sty m:val="p"/>
-              </m:rPr>
-              <m:t>1</m:t>
-            </m:r>
-          </m:sup>
-        </m:sSup>
-      </m:oMath>
-      <w:r>
-        <w:rPr>
-          <w:rFonts w:hint="eastAsia" w:ascii="Times New Roman" w:hAnsi="Times New Roman" w:eastAsia="Times New Roman" w:cs="Times New Roman"/>
-        </w:rPr>
-        <w:t>。</w:t>
-      </w:r>
-      <w:r>
-        <w:rPr>
-          <w:rFonts w:hint="eastAsia" w:ascii="Times New Roman" w:hAnsi="Times New Roman" w:eastAsia="FangSong" w:cs="Times New Roman"/>
-        </w:rPr>
-        <w:t>海平面沸水煮熟需</w:t>
-      </w:r>
-      <w:r>
-        <w:rPr>
-          <w:rFonts w:ascii="Times New Roman" w:hAnsi="Times New Roman" w:eastAsia="Times New Roman" w:cs="Times New Roman"/>
-        </w:rPr>
-        <w:t xml:space="preserve"> 10 </w:t>
-      </w:r>
-      <w:r>
-        <w:rPr>
-          <w:rFonts w:hint="eastAsia" w:ascii="Times New Roman" w:hAnsi="Times New Roman" w:eastAsia="Times New Roman" w:cs="Times New Roman"/>
-        </w:rPr>
-        <w:t>min。</w:t>
-      </w:r>
-      <w:r>
-        <w:rPr>
-          <w:rFonts w:hint="eastAsia" w:ascii="Times New Roman" w:hAnsi="Times New Roman" w:eastAsia="FangSong" w:cs="Times New Roman"/>
-        </w:rPr>
-        <w:t>珠峰</w:t>
-      </w:r>
-      <w:r>
-        <w:rPr>
-          <w:rFonts w:hint="eastAsia" w:ascii="Times New Roman" w:hAnsi="Times New Roman" w:eastAsia="Times New Roman" w:cs="Times New Roman"/>
-        </w:rPr>
-        <w:t>（8848</w:t>
-      </w:r>
-      <w:r>
-        <w:rPr>
-          <w:rFonts w:ascii="Times New Roman" w:hAnsi="Times New Roman" w:eastAsia="Times New Roman" w:cs="Times New Roman"/>
-        </w:rPr>
-        <w:t xml:space="preserve"> </w:t>
-      </w:r>
-      <w:r>
-        <w:rPr>
-          <w:rFonts w:hint="eastAsia" w:ascii="Times New Roman" w:hAnsi="Times New Roman" w:eastAsia="Times New Roman" w:cs="Times New Roman"/>
-        </w:rPr>
-        <w:t>m）</w:t>
-      </w:r>
-      <w:r>
-        <w:rPr>
-          <w:rFonts w:hint="eastAsia" w:ascii="Times New Roman" w:hAnsi="Times New Roman" w:eastAsia="FangSong" w:cs="Times New Roman"/>
-        </w:rPr>
-        <w:t>上需多久</w:t>
-      </w:r>
-      <w:r>
-        <w:rPr>
-          <w:rFonts w:hint="eastAsia" w:ascii="Times New Roman" w:hAnsi="Times New Roman" w:eastAsia="Times New Roman" w:cs="Times New Roman"/>
-        </w:rPr>
-        <w:t>？</w:t>
-      </w:r>
-      <w:r>
-        <w:rPr>
-          <w:rFonts w:hint="eastAsia" w:ascii="Times New Roman" w:hAnsi="Times New Roman" w:eastAsia="FangSong" w:cs="Times New Roman"/>
-        </w:rPr>
-        <w:t>已知空气</w:t>
-      </w:r>
-      <w:r>
-        <w:rPr>
-          <w:rFonts w:ascii="Times New Roman" w:hAnsi="Times New Roman" w:eastAsia="Times New Roman" w:cs="Times New Roman"/>
-        </w:rPr>
-        <w:t xml:space="preserve"> </w:t>
-      </w:r>
-      <m:oMath>
-        <m:oMathPr>
-          <m:ctrlPr>
-            <w:rPr>
-              <w:sz w:val="28"/>
-              <w:szCs w:val="28"/>
-            </w:rPr>
-          </m:ctrlPr>
-        </m:oMathPr>
-        <m:r>
-          <m:t>M</m:t>
-        </m:r>
-        <m:r>
-          <m:rPr>
-            <m:sty m:val="p"/>
-          </m:rPr>
-          <m:t>=</m:t>
-        </m:r>
-        <m:r>
-          <m:t>28.8</m:t>
-        </m:r>
-        <m:r>
-          <m:rPr>
-            <m:sty m:val="p"/>
-          </m:rPr>
-          <m:t>×</m:t>
-        </m:r>
-        <m:sSup>
-          <m:e>
-            <m:r>
-              <m:t>10</m:t>
-            </m:r>
-          </m:e>
-          <m:sup>
-            <m:r>
-              <m:rPr>
-                <m:sty m:val="p"/>
-              </m:rPr>
-              <m:t>−</m:t>
-            </m:r>
-            <m:r>
-              <m:t>3</m:t>
-            </m:r>
-          </m:sup>
-        </m:sSup>
-        <m:r>
-          <m:t> </m:t>
-        </m:r>
-        <m:r>
-          <m:rPr>
-            <m:sty m:val="p"/>
-          </m:rPr>
-          <m:t>k</m:t>
-        </m:r>
-        <m:r>
-          <m:rPr>
-            <m:sty m:val="p"/>
-          </m:rPr>
-          <m:t>g</m:t>
-        </m:r>
-        <m:r>
-          <m:rPr>
-            <m:sty m:val="p"/>
-          </m:rPr>
-          <m:t> </m:t>
-        </m:r>
-        <m:r>
-          <m:rPr>
-            <m:sty m:val="p"/>
-          </m:rPr>
-          <m:t>m</m:t>
-        </m:r>
-        <m:r>
-          <m:rPr>
-            <m:sty m:val="p"/>
-          </m:rPr>
-          <m:t>o</m:t>
-        </m:r>
-        <m:sSup>
-          <m:e>
-            <m:r>
-              <m:rPr>
-                <m:sty m:val="p"/>
-              </m:rPr>
-              <m:t>l</m:t>
-            </m:r>
-          </m:e>
-          <m:sup>
-            <m:r>
-              <m:rPr>
-                <m:sty m:val="p"/>
-              </m:rPr>
-              <m:t>−</m:t>
-            </m:r>
-            <m:r>
-              <m:rPr>
-                <m:sty m:val="p"/>
-              </m:rPr>
-              <m:t>1</m:t>
-            </m:r>
-          </m:sup>
-        </m:sSup>
-      </m:oMath>
-      <w:r>
-        <w:rPr>
-          <w:rFonts w:hint="eastAsia" w:ascii="Times New Roman" w:hAnsi="Times New Roman" w:eastAsia="Times New Roman" w:cs="Times New Roman"/>
-        </w:rPr>
-        <w:t>、</w:t>
-      </w:r>
-      <w:r>
-        <w:rPr>
-          <w:rFonts w:hint="eastAsia" w:ascii="Times New Roman" w:hAnsi="Times New Roman" w:eastAsia="FangSong" w:cs="Times New Roman"/>
-        </w:rPr>
-        <w:t>气温</w:t>
-      </w:r>
-      <w:r>
-        <w:rPr>
-          <w:rFonts w:ascii="Times New Roman" w:hAnsi="Times New Roman" w:eastAsia="Times New Roman" w:cs="Times New Roman"/>
-        </w:rPr>
-        <w:t xml:space="preserve"> 25℃ </w:t>
-      </w:r>
-      <w:r>
-        <w:rPr>
-          <w:rFonts w:hint="eastAsia" w:ascii="Times New Roman" w:hAnsi="Times New Roman" w:eastAsia="FangSong" w:cs="Times New Roman"/>
-        </w:rPr>
-        <w:t>恒定</w:t>
-      </w:r>
-      <w:r>
-        <w:rPr>
-          <w:rFonts w:hint="eastAsia" w:ascii="Times New Roman" w:hAnsi="Times New Roman" w:eastAsia="Times New Roman" w:cs="Times New Roman"/>
-        </w:rPr>
-        <w:t>、</w:t>
-      </w:r>
-      <m:oMath>
-        <m:oMathPr>
-          <m:ctrlPr>
-            <w:rPr>
-              <w:sz w:val="28"/>
-              <w:szCs w:val="28"/>
-            </w:rPr>
-          </m:ctrlPr>
-        </m:oMathPr>
-        <m:sSub>
-          <m:e>
-            <m:r>
-              <m:rPr>
-                <m:sty m:val="p"/>
-              </m:rPr>
-              <m:t>Δ</m:t>
-            </m:r>
-          </m:e>
-          <m:sub>
-            <m:r>
-              <m:rPr>
-                <m:sty m:val="p"/>
-              </m:rPr>
-              <m:t>v</m:t>
-            </m:r>
-            <m:r>
-              <m:rPr>
-                <m:sty m:val="p"/>
-              </m:rPr>
-              <m:t>a</m:t>
-            </m:r>
-            <m:r>
-              <m:rPr>
-                <m:sty m:val="p"/>
-              </m:rPr>
-              <m:t>p</m:t>
-            </m:r>
-          </m:sub>
-        </m:sSub>
-        <m:r>
-          <m:t>H</m:t>
-        </m:r>
-        <m:r>
-          <m:rPr>
-            <m:sty m:val="p"/>
-          </m:rPr>
-          <m:t>(</m:t>
-        </m:r>
-        <m:sSub>
-          <m:e>
-            <m:r>
-              <m:rPr>
-                <m:sty m:val="p"/>
-              </m:rPr>
-              <m:t>H</m:t>
-            </m:r>
-          </m:e>
-          <m:sub>
-            <m:r>
-              <m:rPr>
-                <m:sty m:val="p"/>
-              </m:rPr>
-              <m:t>2</m:t>
-            </m:r>
-          </m:sub>
-        </m:sSub>
-        <m:r>
-          <m:rPr>
-            <m:sty m:val="p"/>
-          </m:rPr>
-          <m:t>O</m:t>
-        </m:r>
-        <m:r>
-          <m:rPr>
-            <m:sty m:val="p"/>
-          </m:rPr>
-          <m:t>)</m:t>
-        </m:r>
-        <m:r>
-          <m:rPr>
-            <m:sty m:val="p"/>
-          </m:rPr>
-          <m:t>=</m:t>
-        </m:r>
-        <m:r>
-          <m:t>44010</m:t>
-        </m:r>
-        <m:r>
-          <m:t> </m:t>
-        </m:r>
-        <m:r>
-          <m:rPr>
-            <m:sty m:val="p"/>
-          </m:rPr>
-          <m:t>J</m:t>
-        </m:r>
-        <m:r>
-          <m:rPr>
-            <m:sty m:val="p"/>
-          </m:rPr>
-          <m:t> </m:t>
-        </m:r>
-        <m:r>
-          <m:rPr>
-            <m:sty m:val="p"/>
-          </m:rPr>
-          <m:t>m</m:t>
-        </m:r>
-        <m:r>
-          <m:rPr>
-            <m:sty m:val="p"/>
-          </m:rPr>
-          <m:t>o</m:t>
-        </m:r>
-        <m:sSup>
-          <m:e>
-            <m:r>
-              <m:rPr>
-                <m:sty m:val="p"/>
-              </m:rPr>
-              <m:t>l</m:t>
-            </m:r>
-          </m:e>
-          <m:sup>
-            <m:r>
-              <m:rPr>
-                <m:sty m:val="p"/>
-              </m:rPr>
-              <m:t>−</m:t>
-            </m:r>
-            <m:r>
-              <m:rPr>
-                <m:sty m:val="p"/>
-              </m:rPr>
-              <m:t>1</m:t>
-            </m:r>
-          </m:sup>
-        </m:sSup>
-      </m:oMath>
-      <w:r>
-        <w:rPr>
-          <w:rFonts w:hint="eastAsia" w:ascii="Times New Roman" w:hAnsi="Times New Roman" w:eastAsia="Times New Roman" w:cs="Times New Roman"/>
-        </w:rPr>
-        <w:t>，</w:t>
-      </w:r>
-      <w:r>
-        <w:rPr>
-          <w:rFonts w:hint="eastAsia" w:ascii="Times New Roman" w:hAnsi="Times New Roman" w:eastAsia="FangSong" w:cs="Times New Roman"/>
-        </w:rPr>
-        <w:t>海平面</w:t>
-      </w:r>
-      <w:r>
-        <w:rPr>
-          <w:rFonts w:ascii="Times New Roman" w:hAnsi="Times New Roman" w:eastAsia="Times New Roman" w:cs="Times New Roman"/>
-        </w:rPr>
-        <w:t xml:space="preserve"> </w:t>
-      </w:r>
-      <m:oMath>
-        <m:sSub>
-          <m:e>
-            <m:r>
-              <m:t>p</m:t>
-            </m:r>
-          </m:e>
-          <m:sub>
-            <m:r>
-              <m:t>1</m:t>
-            </m:r>
-          </m:sub>
-        </m:sSub>
-        <m:r>
-          <m:rPr>
-            <m:sty m:val="p"/>
-          </m:rPr>
-          <m:t>=</m:t>
-        </m:r>
-        <m:sSup>
-          <m:e>
-            <m:r>
-              <m:t>p</m:t>
-            </m:r>
-          </m:e>
-          <m:sup>
-            <m:r>
-              <m:t>θ</m:t>
-            </m:r>
-          </m:sup>
-        </m:sSup>
-      </m:oMath>
-      <w:r>
-        <w:rPr>
-          <w:rFonts w:ascii="Times New Roman" w:hAnsi="Times New Roman" w:eastAsia="Times New Roman" w:cs="Times New Roman"/>
-        </w:rPr>
-        <w:t xml:space="preserve">、</w:t>
-      </w:r>
-      <m:oMath>
-        <m:oMathPr>
-          <m:ctrlPr>
-            <w:rPr>
-              <w:sz w:val="28"/>
-              <w:szCs w:val="28"/>
-            </w:rPr>
-          </m:ctrlPr>
-        </m:oMathPr>
-        <m:sSub>
-          <m:e>
-            <m:r>
-              <m:t>T</m:t>
-            </m:r>
-          </m:e>
-          <m:sub>
-            <m:r>
-              <m:t>1</m:t>
-            </m:r>
-          </m:sub>
-        </m:sSub>
-        <m:r>
-          <m:rPr>
-            <m:sty m:val="p"/>
-          </m:rPr>
-          <m:t>=</m:t>
-        </m:r>
-        <m:r>
-          <m:t>373.2</m:t>
-        </m:r>
-      </m:oMath>
-      <w:r>
-        <w:rPr>
-          <w:rFonts w:ascii="Times New Roman" w:hAnsi="Times New Roman" w:eastAsia="Times New Roman" w:cs="Times New Roman"/>
-        </w:rPr>
-        <w:t xml:space="preserve"> </w:t>
-      </w:r>
-      <w:r>
-        <w:rPr>
-          <w:rFonts w:ascii="Times New Roman" w:hAnsi="Times New Roman" w:eastAsia="Times New Roman" w:cs="Times New Roman"/>
-        </w:rPr>
-        <w:t xml:space="preserve">K。</w:t>
       </w:r>
     </w:p>
     <w:p>
@@ -41386,9 +35013,15 @@
       </w:r>
       <w:r>
         <w:rPr>
-          <w:rFonts w:hint="eastAsia" w:ascii="Times New Roman" w:hAnsi="Times New Roman" w:eastAsia="Times New Roman" w:cs="Times New Roman"/>
-        </w:rPr>
-        <w:t>（04-</w:t>
+          <w:rFonts w:ascii="Times New Roman" w:hAnsi="Times New Roman" w:eastAsia="Times New Roman" w:cs="Times New Roman"/>
+        </w:rPr>
+        <w:t xml:space="preserve"> </w:t>
+      </w:r>
+      <w:r>
+        <w:rPr>
+          <w:rFonts w:hint="eastAsia" w:ascii="Times New Roman" w:hAnsi="Times New Roman" w:eastAsia="Times New Roman" w:cs="Times New Roman"/>
+        </w:rPr>
+        <w:t>04-</w:t>
       </w:r>
       <w:r>
         <w:rPr>
@@ -41484,484 +35117,7 @@
         <w:rPr>
           <w:rFonts w:ascii="Times New Roman" w:hAnsi="Times New Roman" w:eastAsia="Times New Roman" w:cs="Times New Roman"/>
         </w:rPr>
-        <w:t xml:space="preserve"> </w:t>
-      </w:r>
-      <w:r>
-        <w:rPr>
-          <w:rFonts w:hint="eastAsia" w:ascii="Times New Roman" w:hAnsi="Times New Roman" w:eastAsia="Times New Roman" w:cs="Times New Roman"/>
-        </w:rPr>
-        <w:t>5-4-1）</w:t>
-      </w:r>
-      <w:r>
-        <w:rPr>
-          <w:rFonts w:hint="eastAsia" w:ascii="Times New Roman" w:hAnsi="Times New Roman" w:eastAsia="FangSong" w:cs="Times New Roman"/>
-        </w:rPr>
-        <w:t>对有序顺序机理</w:t>
-      </w:r>
-      <w:r>
-        <w:rPr>
-          <w:rFonts w:ascii="Times New Roman" w:hAnsi="Times New Roman" w:eastAsia="Times New Roman" w:cs="Times New Roman"/>
-        </w:rPr>
-        <w:t xml:space="preserve"> </w:t>
-      </w:r>
-      <w:r>
-        <w:rPr>
-          <w:rFonts w:hint="eastAsia" w:ascii="Times New Roman" w:hAnsi="Times New Roman" w:eastAsia="Times New Roman" w:cs="Times New Roman"/>
-        </w:rPr>
-        <w:t xml:space="preserve">A（</w:t>
-      </w:r>
-      <m:oMath>
-        <m:oMathPr>
-          <m:ctrlPr>
-            <w:rPr>
-              <w:sz w:val="28"/>
-              <w:szCs w:val="28"/>
-            </w:rPr>
-          </m:ctrlPr>
-        </m:oMathPr>
-        <m:r>
-          <m:rPr>
-            <m:sty m:val="p"/>
-          </m:rPr>
-          <m:t>E</m:t>
-        </m:r>
-        <m:r>
-          <m:rPr>
-            <m:sty m:val="p"/>
-          </m:rPr>
-          <m:t>+</m:t>
-        </m:r>
-        <m:sSub>
-          <m:e>
-            <m:r>
-              <m:rPr>
-                <m:sty m:val="p"/>
-              </m:rPr>
-              <m:t>S</m:t>
-            </m:r>
-          </m:e>
-          <m:sub>
-            <m:r>
-              <m:rPr>
-                <m:sty m:val="p"/>
-              </m:rPr>
-              <m:t>1</m:t>
-            </m:r>
-          </m:sub>
-        </m:sSub>
-        <m:r>
-          <m:rPr>
-            <m:sty m:val="p"/>
-          </m:rPr>
-          <m:t>⇌</m:t>
-        </m:r>
-        <m:r>
-          <m:rPr>
-            <m:sty m:val="p"/>
-          </m:rPr>
-          <m:t>E</m:t>
-        </m:r>
-        <m:sSub>
-          <m:e>
-            <m:r>
-              <m:rPr>
-                <m:sty m:val="p"/>
-              </m:rPr>
-              <m:t>S</m:t>
-            </m:r>
-          </m:e>
-          <m:sub>
-            <m:r>
-              <m:rPr>
-                <m:sty m:val="p"/>
-              </m:rPr>
-              <m:t>1</m:t>
-            </m:r>
-          </m:sub>
-        </m:sSub>
-      </m:oMath>
-      <w:r>
-        <w:rPr>
-          <w:rFonts w:hint="eastAsia" w:ascii="Times New Roman" w:hAnsi="Times New Roman" w:eastAsia="Times New Roman" w:cs="Times New Roman"/>
-        </w:rPr>
-        <w:t xml:space="preserve">，</w:t>
-      </w:r>
-      <m:oMath>
-        <m:sSub>
-          <m:e>
-            <m:r>
-              <m:t>K</m:t>
-            </m:r>
-          </m:e>
-          <m:sub>
-            <m:r>
-              <m:t>M</m:t>
-            </m:r>
-            <m:r>
-              <m:t>1</m:t>
-            </m:r>
-          </m:sub>
-        </m:sSub>
-      </m:oMath>
-      <w:r>
-        <w:rPr>
-          <w:rFonts w:hint="eastAsia" w:ascii="Times New Roman" w:hAnsi="Times New Roman" w:eastAsia="Times New Roman" w:cs="Times New Roman"/>
-        </w:rPr>
-        <w:t xml:space="preserve">；</w:t>
-      </w:r>
-      <m:oMath>
-        <m:oMathPr>
-          <m:ctrlPr>
-            <w:rPr>
-              <w:sz w:val="28"/>
-              <w:szCs w:val="28"/>
-            </w:rPr>
-          </m:ctrlPr>
-        </m:oMathPr>
-        <m:r>
-          <m:rPr>
-            <m:sty m:val="p"/>
-          </m:rPr>
-          <m:t>E</m:t>
-        </m:r>
-        <m:sSub>
-          <m:e>
-            <m:r>
-              <m:rPr>
-                <m:sty m:val="p"/>
-              </m:rPr>
-              <m:t>S</m:t>
-            </m:r>
-          </m:e>
-          <m:sub>
-            <m:r>
-              <m:rPr>
-                <m:sty m:val="p"/>
-              </m:rPr>
-              <m:t>1</m:t>
-            </m:r>
-          </m:sub>
-        </m:sSub>
-        <m:r>
-          <m:rPr>
-            <m:sty m:val="p"/>
-          </m:rPr>
-          <m:t>+</m:t>
-        </m:r>
-        <m:sSub>
-          <m:e>
-            <m:r>
-              <m:rPr>
-                <m:sty m:val="p"/>
-              </m:rPr>
-              <m:t>S</m:t>
-            </m:r>
-          </m:e>
-          <m:sub>
-            <m:r>
-              <m:rPr>
-                <m:sty m:val="p"/>
-              </m:rPr>
-              <m:t>2</m:t>
-            </m:r>
-          </m:sub>
-        </m:sSub>
-        <m:r>
-          <m:rPr>
-            <m:sty m:val="p"/>
-          </m:rPr>
-          <m:t>⇌</m:t>
-        </m:r>
-        <m:r>
-          <m:rPr>
-            <m:sty m:val="p"/>
-          </m:rPr>
-          <m:t>E</m:t>
-        </m:r>
-        <m:sSub>
-          <m:e>
-            <m:r>
-              <m:rPr>
-                <m:sty m:val="p"/>
-              </m:rPr>
-              <m:t>S</m:t>
-            </m:r>
-          </m:e>
-          <m:sub>
-            <m:r>
-              <m:rPr>
-                <m:sty m:val="p"/>
-              </m:rPr>
-              <m:t>1</m:t>
-            </m:r>
-          </m:sub>
-        </m:sSub>
-        <m:sSub>
-          <m:e>
-            <m:r>
-              <m:rPr>
-                <m:sty m:val="p"/>
-              </m:rPr>
-              <m:t>S</m:t>
-            </m:r>
-          </m:e>
-          <m:sub>
-            <m:r>
-              <m:rPr>
-                <m:sty m:val="p"/>
-              </m:rPr>
-              <m:t>2</m:t>
-            </m:r>
-          </m:sub>
-        </m:sSub>
-      </m:oMath>
-      <w:r>
-        <w:rPr>
-          <w:rFonts w:hint="eastAsia" w:ascii="Times New Roman" w:hAnsi="Times New Roman" w:eastAsia="Times New Roman" w:cs="Times New Roman"/>
-        </w:rPr>
-        <w:t xml:space="preserve">，</w:t>
-      </w:r>
-      <m:oMath>
-        <m:sSub>
-          <m:e>
-            <m:r>
-              <m:t>K</m:t>
-            </m:r>
-          </m:e>
-          <m:sub>
-            <m:r>
-              <m:t>M</m:t>
-            </m:r>
-            <m:r>
-              <m:t>12</m:t>
-            </m:r>
-          </m:sub>
-        </m:sSub>
-      </m:oMath>
-      <w:r>
-        <w:rPr>
-          <w:rFonts w:hint="eastAsia" w:ascii="Times New Roman" w:hAnsi="Times New Roman" w:eastAsia="Times New Roman" w:cs="Times New Roman"/>
-        </w:rPr>
-        <w:t xml:space="preserve">；</w:t>
-      </w:r>
-      <m:oMath>
-        <m:oMathPr>
-          <m:ctrlPr>
-            <w:rPr>
-              <w:sz w:val="28"/>
-              <w:szCs w:val="28"/>
-            </w:rPr>
-          </m:ctrlPr>
-        </m:oMathPr>
-        <m:r>
-          <m:rPr>
-            <m:sty m:val="p"/>
-          </m:rPr>
-          <m:t>E</m:t>
-        </m:r>
-        <m:sSub>
-          <m:e>
-            <m:r>
-              <m:rPr>
-                <m:sty m:val="p"/>
-              </m:rPr>
-              <m:t>S</m:t>
-            </m:r>
-          </m:e>
-          <m:sub>
-            <m:r>
-              <m:rPr>
-                <m:sty m:val="p"/>
-              </m:rPr>
-              <m:t>1</m:t>
-            </m:r>
-          </m:sub>
-        </m:sSub>
-        <m:sSub>
-          <m:e>
-            <m:r>
-              <m:rPr>
-                <m:sty m:val="p"/>
-              </m:rPr>
-              <m:t>S</m:t>
-            </m:r>
-          </m:e>
-          <m:sub>
-            <m:r>
-              <m:rPr>
-                <m:sty m:val="p"/>
-              </m:rPr>
-              <m:t>2</m:t>
-            </m:r>
-          </m:sub>
-        </m:sSub>
-        <m:limUpp>
-          <m:e>
-            <m:r>
-              <m:rPr>
-                <m:sty m:val="p"/>
-              </m:rPr>
-              <m:t>→</m:t>
-            </m:r>
-          </m:e>
-          <m:lim>
-            <m:sSub>
-              <m:e>
-                <m:r>
-                  <m:t>k</m:t>
-                </m:r>
-              </m:e>
-              <m:sub>
-                <m:r>
-                  <m:t>2</m:t>
-                </m:r>
-              </m:sub>
-            </m:sSub>
-          </m:lim>
-        </m:limUpp>
-        <m:r>
-          <m:rPr>
-            <m:sty m:val="p"/>
-          </m:rPr>
-          <m:t>E</m:t>
-        </m:r>
-        <m:r>
-          <m:rPr>
-            <m:sty m:val="p"/>
-          </m:rPr>
-          <m:t>+</m:t>
-        </m:r>
-        <m:sSub>
-          <m:e>
-            <m:r>
-              <m:rPr>
-                <m:sty m:val="p"/>
-              </m:rPr>
-              <m:t>P</m:t>
-            </m:r>
-          </m:e>
-          <m:sub>
-            <m:r>
-              <m:rPr>
-                <m:sty m:val="p"/>
-              </m:rPr>
-              <m:t>1</m:t>
-            </m:r>
-          </m:sub>
-        </m:sSub>
-        <m:r>
-          <m:rPr>
-            <m:sty m:val="p"/>
-          </m:rPr>
-          <m:t>+</m:t>
-        </m:r>
-        <m:sSub>
-          <m:e>
-            <m:r>
-              <m:rPr>
-                <m:sty m:val="p"/>
-              </m:rPr>
-              <m:t>P</m:t>
-            </m:r>
-          </m:e>
-          <m:sub>
-            <m:r>
-              <m:rPr>
-                <m:sty m:val="p"/>
-              </m:rPr>
-              <m:t>2</m:t>
-            </m:r>
-          </m:sub>
-        </m:sSub>
-      </m:oMath>
-      <w:r>
-        <w:rPr>
-          <w:rFonts w:ascii="Times New Roman" w:hAnsi="Times New Roman" w:eastAsia="Times New Roman" w:cs="Times New Roman"/>
-        </w:rPr>
-        <w:t xml:space="preserve"> </w:t>
-      </w:r>
-      <w:r>
-        <w:rPr>
-          <w:rFonts w:hint="eastAsia" w:ascii="Times New Roman" w:hAnsi="Times New Roman" w:eastAsia="FangSong" w:cs="Times New Roman"/>
-        </w:rPr>
-        <w:t>为决速步</w:t>
-      </w:r>
-      <w:r>
-        <w:rPr>
-          <w:rFonts w:hint="eastAsia" w:ascii="Times New Roman" w:hAnsi="Times New Roman" w:eastAsia="Times New Roman" w:cs="Times New Roman"/>
-        </w:rPr>
-        <w:t>），</w:t>
-      </w:r>
-      <w:r>
-        <w:rPr>
-          <w:rFonts w:hint="eastAsia" w:ascii="Times New Roman" w:hAnsi="Times New Roman" w:eastAsia="FangSong" w:cs="Times New Roman"/>
-        </w:rPr>
-        <w:t>推导酶促反应动力学方程</w:t>
-      </w:r>
-      <w:r>
-        <w:rPr>
-          <w:rFonts w:hint="eastAsia" w:ascii="Times New Roman" w:hAnsi="Times New Roman" w:eastAsia="Times New Roman" w:cs="Times New Roman"/>
-        </w:rPr>
-        <w:t>（</w:t>
-      </w:r>
-      <w:r>
-        <w:rPr>
-          <w:rFonts w:hint="eastAsia" w:ascii="Times New Roman" w:hAnsi="Times New Roman" w:eastAsia="FangSong" w:cs="Times New Roman"/>
-        </w:rPr>
-        <w:t>用总酶浓度</w:t>
-      </w:r>
-      <w:r>
-        <w:rPr>
-          <w:rFonts w:ascii="Times New Roman" w:hAnsi="Times New Roman" w:eastAsia="Times New Roman" w:cs="Times New Roman"/>
-        </w:rPr>
-        <w:t xml:space="preserve"> </w:t>
-      </w:r>
-      <m:oMath>
-        <m:r>
-          <m:rPr>
-            <m:sty m:val="p"/>
-          </m:rPr>
-          <m:t>[</m:t>
-        </m:r>
-        <m:r>
-          <m:rPr>
-            <m:sty m:val="p"/>
-          </m:rPr>
-          <m:t>E</m:t>
-        </m:r>
-        <m:sSub>
-          <m:e>
-            <m:r>
-              <m:rPr>
-                <m:sty m:val="p"/>
-              </m:rPr>
-              <m:t>]</m:t>
-            </m:r>
-          </m:e>
-          <m:sub>
-            <m:r>
-              <m:t>0</m:t>
-            </m:r>
-          </m:sub>
-        </m:sSub>
-      </m:oMath>
-      <w:r>
-        <w:rPr>
-          <w:rFonts w:ascii="Times New Roman" w:hAnsi="Times New Roman" w:eastAsia="Times New Roman" w:cs="Times New Roman"/>
-        </w:rPr>
-        <w:t xml:space="preserve"> </w:t>
-      </w:r>
-      <w:r>
-        <w:rPr>
-          <w:rFonts w:hint="eastAsia" w:ascii="Times New Roman" w:hAnsi="Times New Roman" w:eastAsia="FangSong" w:cs="Times New Roman"/>
-        </w:rPr>
-        <w:t>表示</w:t>
-      </w:r>
-      <w:r>
-        <w:rPr>
-          <w:rFonts w:hint="eastAsia" w:ascii="Times New Roman" w:hAnsi="Times New Roman" w:eastAsia="Times New Roman" w:cs="Times New Roman"/>
-        </w:rPr>
-        <w:t>）。</w:t>
+        <w:t xml:space="preserve"> 5-4-1</w:t>
       </w:r>
     </w:p>
     <w:p>

--- a/06-学生侧材料/讲义/3-物理化学/化学动力学计算建模-超级充实版（自学完整）.docx
+++ b/06-学生侧材料/讲义/3-物理化学/化学动力学计算建模-超级充实版（自学完整）.docx
@@ -80,35 +80,89 @@
         </w:pict>
       </w:r>
     </w:p>
-    <w:bookmarkStart w:id="9" w:name="学习目标可测量"/>
+    <w:bookmarkStart w:id="9" w:name="学习目标"/>
     <w:p>
       <w:pPr>
         <w:pStyle w:val="Heading2"/>
-        <w:spacing w:after="120" w:before="280"/>
+        <w:spacing w:before="280" w:after="120"/>
       </w:pPr>
       <w:r>
         <w:rPr>
           <w:rFonts w:hint="eastAsia" w:ascii="Times New Roman" w:hAnsi="Times New Roman" w:eastAsia="SimHei" w:cs="Times New Roman"/>
         </w:rPr>
-        <w:t>学习目标</w:t>
-      </w:r>
-      <w:r>
-        <w:rPr>
-          <w:rFonts w:hint="eastAsia" w:ascii="Times New Roman" w:hAnsi="Times New Roman" w:eastAsia="Times New Roman" w:cs="Times New Roman"/>
-        </w:rPr>
-        <w:t>（</w:t>
-      </w:r>
-      <w:r>
-        <w:rPr>
-          <w:rFonts w:hint="eastAsia" w:ascii="Times New Roman" w:hAnsi="Times New Roman" w:eastAsia="SimHei" w:cs="Times New Roman"/>
-        </w:rPr>
-        <w:t>可测量</w:t>
-      </w:r>
-      <w:r>
-        <w:rPr>
-          <w:rFonts w:hint="eastAsia" w:ascii="Times New Roman" w:hAnsi="Times New Roman" w:eastAsia="Times New Roman" w:cs="Times New Roman"/>
-        </w:rPr>
-        <w:t>）</w:t>
+        <w:t xml:space="preserve">学习目标</w:t>
+      </w:r>
+    </w:p>
+    <w:p>
+      <w:pPr>
+        <w:pStyle w:val="BlockText"/>
+        <w:spacing w:after="80"/>
+      </w:pPr>
+      <w:r>
+        <w:rPr>
+          <w:rFonts w:hint="eastAsia" w:ascii="Times New Roman" w:hAnsi="Times New Roman" w:eastAsia="FangSong" w:cs="Times New Roman"/>
+        </w:rPr>
+        <w:t>对齐考纲</w:t>
+      </w:r>
+      <w:r>
+        <w:rPr>
+          <w:rFonts w:hint="eastAsia" w:ascii="Times New Roman" w:hAnsi="Times New Roman" w:eastAsia="Times New Roman" w:cs="Times New Roman"/>
+        </w:rPr>
+        <w:t>：</w:t>
+      </w:r>
+      <w:r>
+        <w:rPr>
+          <w:rFonts w:hint="eastAsia" w:ascii="Times New Roman" w:hAnsi="Times New Roman" w:eastAsia="FangSong" w:cs="Times New Roman"/>
+        </w:rPr>
+        <w:t>决赛</w:t>
+      </w:r>
+      <w:r>
+        <w:rPr>
+          <w:rFonts w:hint="eastAsia" w:ascii="Times New Roman" w:hAnsi="Times New Roman" w:eastAsia="Times New Roman" w:cs="Times New Roman"/>
+        </w:rPr>
+        <w:t>07</w:t>
+      </w:r>
+      <w:r>
+        <w:rPr>
+          <w:rFonts w:ascii="Times New Roman" w:hAnsi="Times New Roman" w:eastAsia="Times New Roman" w:cs="Times New Roman"/>
+        </w:rPr>
+        <w:t xml:space="preserve"> </w:t>
+      </w:r>
+      <w:r>
+        <w:rPr>
+          <w:rFonts w:hint="eastAsia" w:ascii="Times New Roman" w:hAnsi="Times New Roman" w:eastAsia="FangSong" w:cs="Times New Roman"/>
+        </w:rPr>
+        <w:t xml:space="preserve">化学动力学</w:t>
+      </w:r>
+      <w:r>
+        <w:rPr>
+          <w:rFonts w:ascii="Times New Roman" w:hAnsi="Times New Roman" w:eastAsia="Times New Roman" w:cs="Times New Roman"/>
+        </w:rPr>
+        <w:t xml:space="preserve"> · </w:t>
+      </w:r>
+      <w:r>
+        <w:rPr>
+          <w:rFonts w:hint="eastAsia" w:ascii="Times New Roman" w:hAnsi="Times New Roman" w:eastAsia="FangSong" w:cs="Times New Roman"/>
+        </w:rPr>
+        <w:t>决赛</w:t>
+      </w:r>
+      <w:r>
+        <w:rPr>
+          <w:rFonts w:hint="eastAsia" w:ascii="Times New Roman" w:hAnsi="Times New Roman" w:eastAsia="Times New Roman" w:cs="Times New Roman"/>
+        </w:rPr>
+        <w:t>08</w:t>
+      </w:r>
+      <w:r>
+        <w:rPr>
+          <w:rFonts w:ascii="Times New Roman" w:hAnsi="Times New Roman" w:eastAsia="Times New Roman" w:cs="Times New Roman"/>
+        </w:rPr>
+        <w:t xml:space="preserve"> </w:t>
+      </w:r>
+      <w:r>
+        <w:rPr>
+          <w:rFonts w:hint="eastAsia" w:ascii="Times New Roman" w:hAnsi="Times New Roman" w:eastAsia="FangSong" w:cs="Times New Roman"/>
+        </w:rPr>
+        <w:t xml:space="preserve">反应机理</w:t>
       </w:r>
     </w:p>
     <w:tbl>
@@ -119,9 +173,8 @@
         <w:tblLook w:firstRow="1" w:lastRow="0" w:firstColumn="0" w:lastColumn="0" w:noHBand="0" w:noVBand="0" w:val="0020"/>
       </w:tblPr>
       <w:tblGrid>
-        <w:gridCol w:w="2640"/>
-        <w:gridCol w:w="2640"/>
-        <w:gridCol w:w="2640"/>
+        <w:gridCol w:w="3960"/>
+        <w:gridCol w:w="3960"/>
       </w:tblGrid>
       <w:tr>
         <w:trPr>
@@ -136,10 +189,10 @@
             </w:pPr>
             <w:r>
               <w:rPr>
-                <w:rFonts w:ascii="Times New Roman" w:hAnsi="Times New Roman" w:eastAsia="Times New Roman" w:cs="Times New Roman"/>
+                <w:rFonts w:hint="eastAsia" w:ascii="Times New Roman" w:hAnsi="Times New Roman" w:eastAsia="SimHei" w:cs="Times New Roman"/>
                 <w:b/>
               </w:rPr>
-              <w:t xml:space="preserve">#</w:t>
+              <w:t xml:space="preserve">考纲条目</w:t>
             </w:r>
           </w:p>
         </w:tc>
@@ -155,23 +208,7 @@
                 <w:rFonts w:hint="eastAsia" w:ascii="Times New Roman" w:hAnsi="Times New Roman" w:eastAsia="SimHei" w:cs="Times New Roman"/>
                 <w:b/>
               </w:rPr>
-              <w:t xml:space="preserve">目标</w:t>
-            </w:r>
-          </w:p>
-        </w:tc>
-        <w:tc>
-          <w:tcPr/>
-          <w:p>
-            <w:pPr>
-              <w:pStyle w:val="Compact"/>
-              <w:jc w:val="center"/>
-            </w:pPr>
-            <w:r>
-              <w:rPr>
-                <w:rFonts w:hint="eastAsia" w:ascii="Times New Roman" w:hAnsi="Times New Roman" w:eastAsia="SimHei" w:cs="Times New Roman"/>
-                <w:b/>
-              </w:rPr>
-              <w:t xml:space="preserve">达成判据</w:t>
+              <w:t xml:space="preserve">学完本讲你应能</w:t>
             </w:r>
           </w:p>
         </w:tc>
@@ -186,9 +223,51 @@
             </w:pPr>
             <w:r>
               <w:rPr>
+                <w:rFonts w:hint="eastAsia" w:ascii="Times New Roman" w:hAnsi="Times New Roman" w:eastAsia="FangSong" w:cs="Times New Roman"/>
+              </w:rPr>
+              <w:t>决赛</w:t>
+            </w:r>
+            <w:r>
+              <w:rPr>
+                <w:rFonts w:hint="eastAsia" w:ascii="Times New Roman" w:hAnsi="Times New Roman" w:eastAsia="Times New Roman" w:cs="Times New Roman"/>
+              </w:rPr>
+              <w:t>07</w:t>
+            </w:r>
+            <w:r>
+              <w:rPr>
                 <w:rFonts w:ascii="Times New Roman" w:hAnsi="Times New Roman" w:eastAsia="Times New Roman" w:cs="Times New Roman"/>
               </w:rPr>
-              <w:t xml:space="preserve">1</w:t>
+              <w:t xml:space="preserve"> </w:t>
+            </w:r>
+            <w:r>
+              <w:rPr>
+                <w:rFonts w:hint="eastAsia" w:ascii="Times New Roman" w:hAnsi="Times New Roman" w:eastAsia="FangSong" w:cs="Times New Roman"/>
+              </w:rPr>
+              <w:t xml:space="preserve">化学动力学</w:t>
+            </w:r>
+            <w:r>
+              <w:rPr>
+                <w:rFonts w:ascii="Times New Roman" w:hAnsi="Times New Roman" w:eastAsia="Times New Roman" w:cs="Times New Roman"/>
+              </w:rPr>
+              <w:t xml:space="preserve"> · </w:t>
+            </w:r>
+            <w:r>
+              <w:rPr>
+                <w:rFonts w:hint="eastAsia" w:ascii="Times New Roman" w:hAnsi="Times New Roman" w:eastAsia="FangSong" w:cs="Times New Roman"/>
+              </w:rPr>
+              <w:t xml:space="preserve">扩散与</w:t>
+            </w:r>
+            <w:r>
+              <w:rPr>
+                <w:rFonts w:ascii="Times New Roman" w:hAnsi="Times New Roman" w:eastAsia="Times New Roman" w:cs="Times New Roman"/>
+              </w:rPr>
+              <w:t xml:space="preserve"> Stokes-Einstein </w:t>
+            </w:r>
+            <w:r>
+              <w:rPr>
+                <w:rFonts w:hint="eastAsia" w:ascii="Times New Roman" w:hAnsi="Times New Roman" w:eastAsia="FangSong" w:cs="Times New Roman"/>
+              </w:rPr>
+              <w:t xml:space="preserve">方程</w:t>
             </w:r>
           </w:p>
         </w:tc>
@@ -215,22 +294,19 @@
               <w:rPr>
                 <w:rFonts w:hint="eastAsia" w:ascii="Times New Roman" w:hAnsi="Times New Roman" w:eastAsia="FangSong" w:cs="Times New Roman"/>
               </w:rPr>
-              <w:t xml:space="preserve">方程各符号含义与量纲</w:t>
+              <w:t>方程各符号含义与量纲</w:t>
             </w:r>
-          </w:p>
-        </w:tc>
-        <w:tc>
-          <w:tcPr/>
-          <w:p>
-            <w:pPr>
-              <w:pStyle w:val="Compact"/>
-              <w:jc w:val="center"/>
-            </w:pPr>
+            <w:r>
+              <w:rPr>
+                <w:rFonts w:hint="eastAsia" w:ascii="Times New Roman" w:hAnsi="Times New Roman" w:eastAsia="Times New Roman" w:cs="Times New Roman"/>
+              </w:rPr>
+              <w:t>；</w:t>
+            </w:r>
             <w:r>
               <w:rPr>
                 <w:rFonts w:hint="eastAsia" w:ascii="Times New Roman" w:hAnsi="Times New Roman" w:eastAsia="FangSong" w:cs="Times New Roman"/>
               </w:rPr>
-              <w:t xml:space="preserve">能独立推导</w:t>
+              <w:t>能独立推导</w:t>
             </w:r>
             <w:r>
               <w:rPr>
@@ -307,39 +383,19 @@
               <w:rPr>
                 <w:rFonts w:hint="eastAsia" w:ascii="Times New Roman" w:hAnsi="Times New Roman" w:eastAsia="FangSong" w:cs="Times New Roman"/>
               </w:rPr>
-              <w:t xml:space="preserve">的量纲</w:t>
+              <w:t>的量纲</w:t>
             </w:r>
-          </w:p>
-        </w:tc>
-      </w:tr>
-      <w:tr>
-        <w:tc>
-          <w:tcPr/>
-          <w:p>
-            <w:pPr>
-              <w:pStyle w:val="Compact"/>
-              <w:jc w:val="center"/>
-            </w:pPr>
             <w:r>
               <w:rPr>
-                <w:rFonts w:ascii="Times New Roman" w:hAnsi="Times New Roman" w:eastAsia="Times New Roman" w:cs="Times New Roman"/>
+                <w:rFonts w:hint="eastAsia" w:ascii="Times New Roman" w:hAnsi="Times New Roman" w:eastAsia="Times New Roman" w:cs="Times New Roman"/>
               </w:rPr>
-              <w:t xml:space="preserve">2</w:t>
+              <w:t>；</w:t>
             </w:r>
-          </w:p>
-        </w:tc>
-        <w:tc>
-          <w:tcPr/>
-          <w:p>
-            <w:pPr>
-              <w:pStyle w:val="Compact"/>
-              <w:jc w:val="center"/>
-            </w:pPr>
             <w:r>
               <w:rPr>
                 <w:rFonts w:hint="eastAsia" w:ascii="Times New Roman" w:hAnsi="Times New Roman" w:eastAsia="FangSong" w:cs="Times New Roman"/>
               </w:rPr>
-              <w:t xml:space="preserve">由</w:t>
+              <w:t>由</w:t>
             </w:r>
             <w:r>
               <w:rPr>
@@ -382,22 +438,19 @@
               <w:rPr>
                 <w:rFonts w:hint="eastAsia" w:ascii="Times New Roman" w:hAnsi="Times New Roman" w:eastAsia="FangSong" w:cs="Times New Roman"/>
               </w:rPr>
-              <w:t xml:space="preserve">数据用最小二乘求粒径</w:t>
+              <w:t>数据用最小二乘求粒径</w:t>
             </w:r>
-          </w:p>
-        </w:tc>
-        <w:tc>
-          <w:tcPr/>
-          <w:p>
-            <w:pPr>
-              <w:pStyle w:val="Compact"/>
-              <w:jc w:val="center"/>
-            </w:pPr>
+            <w:r>
+              <w:rPr>
+                <w:rFonts w:hint="eastAsia" w:ascii="Times New Roman" w:hAnsi="Times New Roman" w:eastAsia="Times New Roman" w:cs="Times New Roman"/>
+              </w:rPr>
+              <w:t>；≥</w:t>
+            </w:r>
             <w:r>
               <w:rPr>
                 <w:rFonts w:ascii="Times New Roman" w:hAnsi="Times New Roman" w:eastAsia="Times New Roman" w:cs="Times New Roman"/>
               </w:rPr>
-              <w:t xml:space="preserve">≥ 85% </w:t>
+              <w:t xml:space="preserve"> 85% </w:t>
             </w:r>
             <w:r>
               <w:rPr>
@@ -436,9 +489,39 @@
             </w:pPr>
             <w:r>
               <w:rPr>
+                <w:rFonts w:hint="eastAsia" w:ascii="Times New Roman" w:hAnsi="Times New Roman" w:eastAsia="FangSong" w:cs="Times New Roman"/>
+              </w:rPr>
+              <w:t>决赛</w:t>
+            </w:r>
+            <w:r>
+              <w:rPr>
+                <w:rFonts w:hint="eastAsia" w:ascii="Times New Roman" w:hAnsi="Times New Roman" w:eastAsia="Times New Roman" w:cs="Times New Roman"/>
+              </w:rPr>
+              <w:t>07</w:t>
+            </w:r>
+            <w:r>
+              <w:rPr>
                 <w:rFonts w:ascii="Times New Roman" w:hAnsi="Times New Roman" w:eastAsia="Times New Roman" w:cs="Times New Roman"/>
               </w:rPr>
-              <w:t xml:space="preserve">3</w:t>
+              <w:t xml:space="preserve"> </w:t>
+            </w:r>
+            <w:r>
+              <w:rPr>
+                <w:rFonts w:hint="eastAsia" w:ascii="Times New Roman" w:hAnsi="Times New Roman" w:eastAsia="FangSong" w:cs="Times New Roman"/>
+              </w:rPr>
+              <w:t xml:space="preserve">化学动力学</w:t>
+            </w:r>
+            <w:r>
+              <w:rPr>
+                <w:rFonts w:ascii="Times New Roman" w:hAnsi="Times New Roman" w:eastAsia="Times New Roman" w:cs="Times New Roman"/>
+              </w:rPr>
+              <w:t xml:space="preserve"> · </w:t>
+            </w:r>
+            <w:r>
+              <w:rPr>
+                <w:rFonts w:hint="eastAsia" w:ascii="Times New Roman" w:hAnsi="Times New Roman" w:eastAsia="FangSong" w:cs="Times New Roman"/>
+              </w:rPr>
+              <w:t xml:space="preserve">平行反应的选择性调控</w:t>
             </w:r>
           </w:p>
         </w:tc>
@@ -453,22 +536,19 @@
               <w:rPr>
                 <w:rFonts w:hint="eastAsia" w:ascii="Times New Roman" w:hAnsi="Times New Roman" w:eastAsia="FangSong" w:cs="Times New Roman"/>
               </w:rPr>
-              <w:t xml:space="preserve">推导平行一级反应的产物比公式</w:t>
+              <w:t>推导平行一级反应的产物比公式</w:t>
             </w:r>
-          </w:p>
-        </w:tc>
-        <w:tc>
-          <w:tcPr/>
-          <w:p>
-            <w:pPr>
-              <w:pStyle w:val="Compact"/>
-              <w:jc w:val="center"/>
-            </w:pPr>
+            <w:r>
+              <w:rPr>
+                <w:rFonts w:hint="eastAsia" w:ascii="Times New Roman" w:hAnsi="Times New Roman" w:eastAsia="Times New Roman" w:cs="Times New Roman"/>
+              </w:rPr>
+              <w:t>；</w:t>
+            </w:r>
             <w:r>
               <w:rPr>
                 <w:rFonts w:hint="eastAsia" w:ascii="Times New Roman" w:hAnsi="Times New Roman" w:eastAsia="FangSong" w:cs="Times New Roman"/>
               </w:rPr>
-              <w:t xml:space="preserve">能证明</w:t>
+              <w:t>能证明</w:t>
             </w:r>
             <w:r>
               <w:rPr>
@@ -580,37 +660,17 @@
               </w:rPr>
               <w:t>初浓度无关</w:t>
             </w:r>
-          </w:p>
-        </w:tc>
-      </w:tr>
-      <w:tr>
-        <w:tc>
-          <w:tcPr/>
-          <w:p>
-            <w:pPr>
-              <w:pStyle w:val="Compact"/>
-              <w:jc w:val="center"/>
-            </w:pPr>
             <w:r>
               <w:rPr>
-                <w:rFonts w:ascii="Times New Roman" w:hAnsi="Times New Roman" w:eastAsia="Times New Roman" w:cs="Times New Roman"/>
+                <w:rFonts w:hint="eastAsia" w:ascii="Times New Roman" w:hAnsi="Times New Roman" w:eastAsia="Times New Roman" w:cs="Times New Roman"/>
               </w:rPr>
-              <w:t xml:space="preserve">4</w:t>
+              <w:t>；</w:t>
             </w:r>
-          </w:p>
-        </w:tc>
-        <w:tc>
-          <w:tcPr/>
-          <w:p>
-            <w:pPr>
-              <w:pStyle w:val="Compact"/>
-              <w:jc w:val="center"/>
-            </w:pPr>
             <w:r>
               <w:rPr>
                 <w:rFonts w:hint="eastAsia" w:ascii="Times New Roman" w:hAnsi="Times New Roman" w:eastAsia="FangSong" w:cs="Times New Roman"/>
               </w:rPr>
-              <w:t xml:space="preserve">用</w:t>
+              <w:t>用</w:t>
             </w:r>
             <w:r>
               <w:rPr>
@@ -622,22 +682,19 @@
               <w:rPr>
                 <w:rFonts w:hint="eastAsia" w:ascii="Times New Roman" w:hAnsi="Times New Roman" w:eastAsia="FangSong" w:cs="Times New Roman"/>
               </w:rPr>
-              <w:t xml:space="preserve">分析温度对平行反应选择性的调控</w:t>
+              <w:t>分析温度对平行反应选择性的调控</w:t>
             </w:r>
-          </w:p>
-        </w:tc>
-        <w:tc>
-          <w:tcPr/>
-          <w:p>
-            <w:pPr>
-              <w:pStyle w:val="Compact"/>
-              <w:jc w:val="center"/>
-            </w:pPr>
+            <w:r>
+              <w:rPr>
+                <w:rFonts w:hint="eastAsia" w:ascii="Times New Roman" w:hAnsi="Times New Roman" w:eastAsia="Times New Roman" w:cs="Times New Roman"/>
+              </w:rPr>
+              <w:t>；</w:t>
+            </w:r>
             <w:r>
               <w:rPr>
                 <w:rFonts w:hint="eastAsia" w:ascii="Times New Roman" w:hAnsi="Times New Roman" w:eastAsia="FangSong" w:cs="Times New Roman"/>
               </w:rPr>
-              <w:t xml:space="preserve">能判断升温对</w:t>
+              <w:t>能判断升温对</w:t>
             </w:r>
             <w:r>
               <w:rPr>
@@ -702,9 +759,39 @@
             </w:pPr>
             <w:r>
               <w:rPr>
+                <w:rFonts w:hint="eastAsia" w:ascii="Times New Roman" w:hAnsi="Times New Roman" w:eastAsia="FangSong" w:cs="Times New Roman"/>
+              </w:rPr>
+              <w:t>决赛</w:t>
+            </w:r>
+            <w:r>
+              <w:rPr>
+                <w:rFonts w:hint="eastAsia" w:ascii="Times New Roman" w:hAnsi="Times New Roman" w:eastAsia="Times New Roman" w:cs="Times New Roman"/>
+              </w:rPr>
+              <w:t>07</w:t>
+            </w:r>
+            <w:r>
+              <w:rPr>
                 <w:rFonts w:ascii="Times New Roman" w:hAnsi="Times New Roman" w:eastAsia="Times New Roman" w:cs="Times New Roman"/>
               </w:rPr>
-              <w:t xml:space="preserve">5</w:t>
+              <w:t xml:space="preserve"> </w:t>
+            </w:r>
+            <w:r>
+              <w:rPr>
+                <w:rFonts w:hint="eastAsia" w:ascii="Times New Roman" w:hAnsi="Times New Roman" w:eastAsia="FangSong" w:cs="Times New Roman"/>
+              </w:rPr>
+              <w:t xml:space="preserve">化学动力学</w:t>
+            </w:r>
+            <w:r>
+              <w:rPr>
+                <w:rFonts w:ascii="Times New Roman" w:hAnsi="Times New Roman" w:eastAsia="Times New Roman" w:cs="Times New Roman"/>
+              </w:rPr>
+              <w:t xml:space="preserve"> · </w:t>
+            </w:r>
+            <w:r>
+              <w:rPr>
+                <w:rFonts w:hint="eastAsia" w:ascii="Times New Roman" w:hAnsi="Times New Roman" w:eastAsia="FangSong" w:cs="Times New Roman"/>
+              </w:rPr>
+              <w:t xml:space="preserve">反应级数的数据判据</w:t>
             </w:r>
           </w:p>
         </w:tc>
@@ -814,20 +901,17 @@
               </w:rPr>
               <w:t>定反应级数</w:t>
             </w:r>
-          </w:p>
-        </w:tc>
-        <w:tc>
-          <w:tcPr/>
-          <w:p>
-            <w:pPr>
-              <w:pStyle w:val="Compact"/>
-              <w:jc w:val="center"/>
-            </w:pPr>
+            <w:r>
+              <w:rPr>
+                <w:rFonts w:hint="eastAsia" w:ascii="Times New Roman" w:hAnsi="Times New Roman" w:eastAsia="Times New Roman" w:cs="Times New Roman"/>
+              </w:rPr>
+              <w:t>；</w:t>
+            </w:r>
             <w:r>
               <w:rPr>
                 <w:rFonts w:hint="eastAsia" w:ascii="Times New Roman" w:hAnsi="Times New Roman" w:eastAsia="FangSong" w:cs="Times New Roman"/>
               </w:rPr>
-              <w:t xml:space="preserve">给定数据表能选出正确判据</w:t>
+              <w:t>给定数据表能选出正确判据</w:t>
             </w:r>
           </w:p>
         </w:tc>
@@ -842,9 +926,39 @@
             </w:pPr>
             <w:r>
               <w:rPr>
+                <w:rFonts w:hint="eastAsia" w:ascii="Times New Roman" w:hAnsi="Times New Roman" w:eastAsia="FangSong" w:cs="Times New Roman"/>
+              </w:rPr>
+              <w:t>决赛</w:t>
+            </w:r>
+            <w:r>
+              <w:rPr>
+                <w:rFonts w:hint="eastAsia" w:ascii="Times New Roman" w:hAnsi="Times New Roman" w:eastAsia="Times New Roman" w:cs="Times New Roman"/>
+              </w:rPr>
+              <w:t>08</w:t>
+            </w:r>
+            <w:r>
+              <w:rPr>
                 <w:rFonts w:ascii="Times New Roman" w:hAnsi="Times New Roman" w:eastAsia="Times New Roman" w:cs="Times New Roman"/>
               </w:rPr>
-              <w:t xml:space="preserve">6</w:t>
+              <w:t xml:space="preserve"> </w:t>
+            </w:r>
+            <w:r>
+              <w:rPr>
+                <w:rFonts w:hint="eastAsia" w:ascii="Times New Roman" w:hAnsi="Times New Roman" w:eastAsia="FangSong" w:cs="Times New Roman"/>
+              </w:rPr>
+              <w:t xml:space="preserve">反应机理</w:t>
+            </w:r>
+            <w:r>
+              <w:rPr>
+                <w:rFonts w:ascii="Times New Roman" w:hAnsi="Times New Roman" w:eastAsia="Times New Roman" w:cs="Times New Roman"/>
+              </w:rPr>
+              <w:t xml:space="preserve"> · </w:t>
+            </w:r>
+            <w:r>
+              <w:rPr>
+                <w:rFonts w:hint="eastAsia" w:ascii="Times New Roman" w:hAnsi="Times New Roman" w:eastAsia="FangSong" w:cs="Times New Roman"/>
+              </w:rPr>
+              <w:t xml:space="preserve">机理判据与作图法</w:t>
             </w:r>
           </w:p>
         </w:tc>
@@ -859,17 +973,14 @@
               <w:rPr>
                 <w:rFonts w:hint="eastAsia" w:ascii="Times New Roman" w:hAnsi="Times New Roman" w:eastAsia="FangSong" w:cs="Times New Roman"/>
               </w:rPr>
-              <w:t xml:space="preserve">用双倒数作图从速率数据判反应机理</w:t>
+              <w:t>用双倒数作图从速率数据判反应机理</w:t>
             </w:r>
-          </w:p>
-        </w:tc>
-        <w:tc>
-          <w:tcPr/>
-          <w:p>
-            <w:pPr>
-              <w:pStyle w:val="Compact"/>
-              <w:jc w:val="center"/>
-            </w:pPr>
+            <w:r>
+              <w:rPr>
+                <w:rFonts w:hint="eastAsia" w:ascii="Times New Roman" w:hAnsi="Times New Roman" w:eastAsia="Times New Roman" w:cs="Times New Roman"/>
+              </w:rPr>
+              <w:t>；</w:t>
+            </w:r>
             <w:r>
               <w:rPr>
                 <w:rFonts w:hint="eastAsia" w:ascii="Times New Roman" w:hAnsi="Times New Roman" w:eastAsia="FangSong" w:cs="Times New Roman"/>

--- a/06-学生侧材料/讲义/3-物理化学/化学动力学计算建模-超级充实版（自学完整）.docx
+++ b/06-学生侧材料/讲义/3-物理化学/化学动力学计算建模-超级充实版（自学完整）.docx
@@ -25091,7 +25091,7 @@
         <w:rPr>
           <w:rFonts w:hint="eastAsia" w:ascii="Times New Roman" w:hAnsi="Times New Roman" w:eastAsia="FangSong" w:cs="Times New Roman"/>
         </w:rPr>
-        <w:t>高温下水的溶剂化能力下降</w:t>
+        <w:t>高温下水的溶剂化作用变弱</w:t>
       </w:r>
       <w:r>
         <w:rPr>
@@ -25103,7 +25103,113 @@
         <w:rPr>
           <w:rFonts w:hint="eastAsia" w:ascii="Times New Roman" w:hAnsi="Times New Roman" w:eastAsia="FangSong" w:cs="Times New Roman"/>
         </w:rPr>
-        <w:t>离子对稳定性降低</w:t>
+        <w:t>解离生成的</w:t>
+      </w:r>
+      <w:r>
+        <w:rPr>
+          <w:rFonts w:ascii="Times New Roman" w:hAnsi="Times New Roman" w:eastAsia="Times New Roman" w:cs="Times New Roman"/>
+        </w:rPr>
+        <w:t xml:space="preserve"> </w:t>
+      </w:r>
+      <m:oMath>
+        <m:sSup>
+          <m:e>
+            <m:r>
+              <m:rPr>
+                <m:sty m:val="p"/>
+              </m:rPr>
+              <m:t>H</m:t>
+            </m:r>
+          </m:e>
+          <m:sup>
+            <m:r>
+              <m:rPr>
+                <m:sty m:val="p"/>
+              </m:rPr>
+              <m:t>+</m:t>
+            </m:r>
+          </m:sup>
+        </m:sSup>
+      </m:oMath>
+      <w:r>
+        <w:rPr>
+          <w:rFonts w:ascii="Times New Roman" w:hAnsi="Times New Roman" w:eastAsia="Times New Roman" w:cs="Times New Roman"/>
+        </w:rPr>
+        <w:t xml:space="preserve"> </w:t>
+      </w:r>
+      <w:r>
+        <w:rPr>
+          <w:rFonts w:hint="eastAsia" w:ascii="Times New Roman" w:hAnsi="Times New Roman" w:eastAsia="FangSong" w:cs="Times New Roman"/>
+        </w:rPr>
+        <w:t xml:space="preserve">与</w:t>
+      </w:r>
+      <w:r>
+        <w:rPr>
+          <w:rFonts w:ascii="Times New Roman" w:hAnsi="Times New Roman" w:eastAsia="Times New Roman" w:cs="Times New Roman"/>
+        </w:rPr>
+        <w:t xml:space="preserve"> </w:t>
+      </w:r>
+      <m:oMath>
+        <m:r>
+          <m:rPr>
+            <m:sty m:val="p"/>
+          </m:rPr>
+          <m:t>H</m:t>
+        </m:r>
+        <m:r>
+          <m:rPr>
+            <m:sty m:val="p"/>
+          </m:rPr>
+          <m:t>C</m:t>
+        </m:r>
+        <m:r>
+          <m:rPr>
+            <m:sty m:val="p"/>
+          </m:rPr>
+          <m:t>O</m:t>
+        </m:r>
+        <m:sSup>
+          <m:e>
+            <m:r>
+              <m:rPr>
+                <m:sty m:val="p"/>
+              </m:rPr>
+              <m:t>O</m:t>
+            </m:r>
+          </m:e>
+          <m:sup>
+            <m:r>
+              <m:rPr>
+                <m:sty m:val="p"/>
+              </m:rPr>
+              <m:t>−</m:t>
+            </m:r>
+          </m:sup>
+        </m:sSup>
+      </m:oMath>
+      <w:r>
+        <w:rPr>
+          <w:rFonts w:ascii="Times New Roman" w:hAnsi="Times New Roman" w:eastAsia="Times New Roman" w:cs="Times New Roman"/>
+        </w:rPr>
+        <w:t xml:space="preserve"> </w:t>
+      </w:r>
+      <w:r>
+        <w:rPr>
+          <w:rFonts w:hint="eastAsia" w:ascii="Times New Roman" w:hAnsi="Times New Roman" w:eastAsia="FangSong" w:cs="Times New Roman"/>
+        </w:rPr>
+        <w:t>得不到充分溶剂化稳定</w:t>
+      </w:r>
+      <w:r>
+        <w:rPr>
+          <w:rFonts w:hint="eastAsia" w:ascii="Times New Roman" w:hAnsi="Times New Roman" w:eastAsia="Times New Roman" w:cs="Times New Roman"/>
+        </w:rPr>
+        <w:t>，</w:t>
+      </w:r>
+      <w:r>
+        <w:rPr>
+          <w:rFonts w:hint="eastAsia" w:ascii="Times New Roman" w:hAnsi="Times New Roman" w:eastAsia="FangSong" w:cs="Times New Roman"/>
+        </w:rPr>
+        <w:t>酸性因而降低</w:t>
       </w:r>
       <w:r>
         <w:rPr>
@@ -32044,6 +32150,245 @@
           <w:rFonts w:hint="eastAsia" w:ascii="Times New Roman" w:hAnsi="Times New Roman" w:eastAsia="FangSong" w:cs="Times New Roman"/>
         </w:rPr>
         <w:t xml:space="preserve">时的瞬时速率</w:t>
+      </w:r>
+      <w:r>
+        <w:rPr>
+          <w:rFonts w:ascii="Times New Roman" w:hAnsi="Times New Roman" w:eastAsia="Times New Roman" w:cs="Times New Roman"/>
+        </w:rPr>
+        <w:t xml:space="preserve"> </w:t>
+      </w:r>
+      <m:oMath>
+        <m:oMathPr>
+          <m:ctrlPr>
+            <w:rPr>
+              <w:sz w:val="28"/>
+              <w:szCs w:val="28"/>
+            </w:rPr>
+          </m:ctrlPr>
+        </m:oMathPr>
+        <m:r>
+          <m:rPr>
+            <m:sty m:val="p"/>
+          </m:rPr>
+          <m:t>−</m:t>
+        </m:r>
+        <m:r>
+          <m:t>d</m:t>
+        </m:r>
+        <m:r>
+          <m:t>c</m:t>
+        </m:r>
+        <m:r>
+          <m:rPr>
+            <m:sty m:val="p"/>
+          </m:rPr>
+          <m:t>(</m:t>
+        </m:r>
+        <m:sSub>
+          <m:e>
+            <m:r>
+              <m:rPr>
+                <m:sty m:val="p"/>
+              </m:rPr>
+              <m:t>N</m:t>
+            </m:r>
+          </m:e>
+          <m:sub>
+            <m:r>
+              <m:rPr>
+                <m:sty m:val="p"/>
+              </m:rPr>
+              <m:t>2</m:t>
+            </m:r>
+          </m:sub>
+        </m:sSub>
+        <m:sSub>
+          <m:e>
+            <m:r>
+              <m:rPr>
+                <m:sty m:val="p"/>
+              </m:rPr>
+              <m:t>O</m:t>
+            </m:r>
+          </m:e>
+          <m:sub>
+            <m:r>
+              <m:rPr>
+                <m:sty m:val="p"/>
+              </m:rPr>
+              <m:t>5</m:t>
+            </m:r>
+          </m:sub>
+        </m:sSub>
+        <m:r>
+          <m:rPr>
+            <m:sty m:val="p"/>
+          </m:rPr>
+          <m:t>)</m:t>
+        </m:r>
+        <m:r>
+          <m:rPr>
+            <m:sty m:val="p"/>
+          </m:rPr>
+          <m:t>/</m:t>
+        </m:r>
+        <m:r>
+          <m:t>d</m:t>
+        </m:r>
+        <m:r>
+          <m:t>t</m:t>
+        </m:r>
+      </m:oMath>
+      <w:r>
+        <w:rPr>
+          <w:rFonts w:hint="eastAsia" w:ascii="Times New Roman" w:hAnsi="Times New Roman" w:eastAsia="Times New Roman" w:cs="Times New Roman"/>
+        </w:rPr>
+        <w:t xml:space="preserve">；(3)</w:t>
+      </w:r>
+      <w:r>
+        <w:rPr>
+          <w:rFonts w:ascii="Times New Roman" w:hAnsi="Times New Roman" w:eastAsia="Times New Roman" w:cs="Times New Roman"/>
+        </w:rPr>
+        <w:t xml:space="preserve"> </w:t>
+      </w:r>
+      <m:oMath>
+        <m:oMathPr>
+          <m:ctrlPr>
+            <w:rPr>
+              <w:sz w:val="28"/>
+              <w:szCs w:val="28"/>
+            </w:rPr>
+          </m:ctrlPr>
+        </m:oMathPr>
+        <m:r>
+          <m:t>c</m:t>
+        </m:r>
+        <m:r>
+          <m:rPr>
+            <m:sty m:val="p"/>
+          </m:rPr>
+          <m:t>(</m:t>
+        </m:r>
+        <m:sSub>
+          <m:e>
+            <m:r>
+              <m:rPr>
+                <m:sty m:val="p"/>
+              </m:rPr>
+              <m:t>N</m:t>
+            </m:r>
+          </m:e>
+          <m:sub>
+            <m:r>
+              <m:rPr>
+                <m:sty m:val="p"/>
+              </m:rPr>
+              <m:t>2</m:t>
+            </m:r>
+          </m:sub>
+        </m:sSub>
+        <m:sSub>
+          <m:e>
+            <m:r>
+              <m:rPr>
+                <m:sty m:val="p"/>
+              </m:rPr>
+              <m:t>O</m:t>
+            </m:r>
+          </m:e>
+          <m:sub>
+            <m:r>
+              <m:rPr>
+                <m:sty m:val="p"/>
+              </m:rPr>
+              <m:t>5</m:t>
+            </m:r>
+          </m:sub>
+        </m:sSub>
+        <m:r>
+          <m:rPr>
+            <m:sty m:val="p"/>
+          </m:rPr>
+          <m:t>)</m:t>
+        </m:r>
+        <m:r>
+          <m:rPr>
+            <m:sty m:val="p"/>
+          </m:rPr>
+          <m:t>=</m:t>
+        </m:r>
+        <m:r>
+          <m:t>1.00</m:t>
+        </m:r>
+        <m:r>
+          <m:t> </m:t>
+        </m:r>
+        <m:r>
+          <m:rPr>
+            <m:sty m:val="p"/>
+          </m:rPr>
+          <m:t>m</m:t>
+        </m:r>
+        <m:r>
+          <m:rPr>
+            <m:sty m:val="p"/>
+          </m:rPr>
+          <m:t>o</m:t>
+        </m:r>
+        <m:r>
+          <m:rPr>
+            <m:sty m:val="p"/>
+          </m:rPr>
+          <m:t>l</m:t>
+        </m:r>
+        <m:r>
+          <m:rPr>
+            <m:sty m:val="p"/>
+          </m:rPr>
+          <m:t> </m:t>
+        </m:r>
+        <m:r>
+          <m:rPr>
+            <m:sty m:val="p"/>
+          </m:rPr>
+          <m:t>d</m:t>
+        </m:r>
+        <m:sSup>
+          <m:e>
+            <m:r>
+              <m:rPr>
+                <m:sty m:val="p"/>
+              </m:rPr>
+              <m:t>m</m:t>
+            </m:r>
+          </m:e>
+          <m:sup>
+            <m:r>
+              <m:rPr>
+                <m:sty m:val="p"/>
+              </m:rPr>
+              <m:t>−</m:t>
+            </m:r>
+            <m:r>
+              <m:rPr>
+                <m:sty m:val="p"/>
+              </m:rPr>
+              <m:t>3</m:t>
+            </m:r>
+          </m:sup>
+        </m:sSup>
+      </m:oMath>
+      <w:r>
+        <w:rPr>
+          <w:rFonts w:ascii="Times New Roman" w:hAnsi="Times New Roman" w:eastAsia="Times New Roman" w:cs="Times New Roman"/>
+        </w:rPr>
+        <w:t xml:space="preserve"> </w:t>
+      </w:r>
+      <w:r>
+        <w:rPr>
+          <w:rFonts w:hint="eastAsia" w:ascii="Times New Roman" w:hAnsi="Times New Roman" w:eastAsia="FangSong" w:cs="Times New Roman"/>
+        </w:rPr>
+        <w:t xml:space="preserve">时的初速率</w:t>
       </w:r>
       <w:r>
         <w:rPr>
@@ -35512,7 +35857,55 @@
         <w:rPr>
           <w:rFonts w:hint="eastAsia" w:ascii="Times New Roman" w:hAnsi="Times New Roman" w:eastAsia="Times New Roman" w:cs="Times New Roman"/>
         </w:rPr>
-        <w:t>？</w:t>
+        <w:t>？（</w:t>
+      </w:r>
+      <w:r>
+        <w:rPr>
+          <w:rFonts w:hint="eastAsia" w:ascii="Times New Roman" w:hAnsi="Times New Roman" w:eastAsia="FangSong" w:cs="Times New Roman"/>
+        </w:rPr>
+        <w:t>本讲将题源</w:t>
+      </w:r>
+      <w:r>
+        <w:rPr>
+          <w:rFonts w:ascii="Times New Roman" w:hAnsi="Times New Roman" w:eastAsia="Times New Roman" w:cs="Times New Roman"/>
+        </w:rPr>
+        <w:t xml:space="preserve"> 056-5 </w:t>
+      </w:r>
+      <w:r>
+        <w:rPr>
+          <w:rFonts w:hint="eastAsia" w:ascii="Times New Roman" w:hAnsi="Times New Roman" w:eastAsia="FangSong" w:cs="Times New Roman"/>
+        </w:rPr>
+        <w:t xml:space="preserve">的温度区间</w:t>
+      </w:r>
+      <w:r>
+        <w:rPr>
+          <w:rFonts w:ascii="Times New Roman" w:hAnsi="Times New Roman" w:eastAsia="Times New Roman" w:cs="Times New Roman"/>
+        </w:rPr>
+        <w:t xml:space="preserve"> 300→1000 K </w:t>
+      </w:r>
+      <w:r>
+        <w:rPr>
+          <w:rFonts w:hint="eastAsia" w:ascii="Times New Roman" w:hAnsi="Times New Roman" w:eastAsia="FangSong" w:cs="Times New Roman"/>
+        </w:rPr>
+        <w:t xml:space="preserve">改取为</w:t>
+      </w:r>
+      <w:r>
+        <w:rPr>
+          <w:rFonts w:ascii="Times New Roman" w:hAnsi="Times New Roman" w:eastAsia="Times New Roman" w:cs="Times New Roman"/>
+        </w:rPr>
+        <w:t xml:space="preserve"> 300→500 K </w:t>
+      </w:r>
+      <w:r>
+        <w:rPr>
+          <w:rFonts w:hint="eastAsia" w:ascii="Times New Roman" w:hAnsi="Times New Roman" w:eastAsia="FangSong" w:cs="Times New Roman"/>
+        </w:rPr>
+        <w:t>作同型变式</w:t>
+      </w:r>
+      <w:r>
+        <w:rPr>
+          <w:rFonts w:hint="eastAsia" w:ascii="Times New Roman" w:hAnsi="Times New Roman" w:eastAsia="Times New Roman" w:cs="Times New Roman"/>
+        </w:rPr>
+        <w:t>）</w:t>
       </w:r>
     </w:p>
     <w:p>
@@ -38766,7 +39159,6 @@
     </w:p>
     <w:p>
       <w:pPr>
-        <w:pStyle w:val="Compact"/>
         <w:numPr>
           <w:ilvl w:val="0"/>
           <w:numId w:val="1008"/>
@@ -39294,6 +39686,422 @@
           </m:sup>
         </m:sSup>
       </m:oMath>
+    </w:p>
+    <w:p>
+      <w:pPr>
+        <w:numPr>
+          <w:ilvl w:val="0"/>
+          <w:numId w:val="1008"/>
+        </w:numPr>
+      </w:pPr>
+      <w:r>
+        <w:rPr>
+          <w:rFonts w:hint="eastAsia" w:ascii="Times New Roman" w:hAnsi="Times New Roman" w:eastAsia="FangSong" w:cs="Times New Roman"/>
+        </w:rPr>
+        <w:t xml:space="preserve">初速率即</w:t>
+      </w:r>
+      <w:r>
+        <w:rPr>
+          <w:rFonts w:ascii="Times New Roman" w:hAnsi="Times New Roman" w:eastAsia="Times New Roman" w:cs="Times New Roman"/>
+        </w:rPr>
+        <w:t xml:space="preserve"> </w:t>
+      </w:r>
+      <m:oMath>
+        <m:oMathPr>
+          <m:ctrlPr>
+            <w:rPr>
+              <w:sz w:val="28"/>
+              <w:szCs w:val="28"/>
+            </w:rPr>
+          </m:ctrlPr>
+        </m:oMathPr>
+        <m:r>
+          <m:t>c</m:t>
+        </m:r>
+        <m:r>
+          <m:rPr>
+            <m:sty m:val="p"/>
+          </m:rPr>
+          <m:t>(</m:t>
+        </m:r>
+        <m:sSub>
+          <m:e>
+            <m:r>
+              <m:rPr>
+                <m:sty m:val="p"/>
+              </m:rPr>
+              <m:t>N</m:t>
+            </m:r>
+          </m:e>
+          <m:sub>
+            <m:r>
+              <m:rPr>
+                <m:sty m:val="p"/>
+              </m:rPr>
+              <m:t>2</m:t>
+            </m:r>
+          </m:sub>
+        </m:sSub>
+        <m:sSub>
+          <m:e>
+            <m:r>
+              <m:rPr>
+                <m:sty m:val="p"/>
+              </m:rPr>
+              <m:t>O</m:t>
+            </m:r>
+          </m:e>
+          <m:sub>
+            <m:r>
+              <m:rPr>
+                <m:sty m:val="p"/>
+              </m:rPr>
+              <m:t>5</m:t>
+            </m:r>
+          </m:sub>
+        </m:sSub>
+        <m:r>
+          <m:rPr>
+            <m:sty m:val="p"/>
+          </m:rPr>
+          <m:t>)</m:t>
+        </m:r>
+        <m:r>
+          <m:rPr>
+            <m:sty m:val="p"/>
+          </m:rPr>
+          <m:t>=</m:t>
+        </m:r>
+        <m:r>
+          <m:t>1.00</m:t>
+        </m:r>
+        <m:r>
+          <m:t> </m:t>
+        </m:r>
+        <m:r>
+          <m:rPr>
+            <m:sty m:val="p"/>
+          </m:rPr>
+          <m:t>m</m:t>
+        </m:r>
+        <m:r>
+          <m:rPr>
+            <m:sty m:val="p"/>
+          </m:rPr>
+          <m:t>o</m:t>
+        </m:r>
+        <m:r>
+          <m:rPr>
+            <m:sty m:val="p"/>
+          </m:rPr>
+          <m:t>l</m:t>
+        </m:r>
+        <m:r>
+          <m:rPr>
+            <m:sty m:val="p"/>
+          </m:rPr>
+          <m:t> </m:t>
+        </m:r>
+        <m:r>
+          <m:rPr>
+            <m:sty m:val="p"/>
+          </m:rPr>
+          <m:t>d</m:t>
+        </m:r>
+        <m:sSup>
+          <m:e>
+            <m:r>
+              <m:rPr>
+                <m:sty m:val="p"/>
+              </m:rPr>
+              <m:t>m</m:t>
+            </m:r>
+          </m:e>
+          <m:sup>
+            <m:r>
+              <m:rPr>
+                <m:sty m:val="p"/>
+              </m:rPr>
+              <m:t>−</m:t>
+            </m:r>
+            <m:r>
+              <m:rPr>
+                <m:sty m:val="p"/>
+              </m:rPr>
+              <m:t>3</m:t>
+            </m:r>
+          </m:sup>
+        </m:sSup>
+      </m:oMath>
+      <w:r>
+        <w:rPr>
+          <w:rFonts w:ascii="Times New Roman" w:hAnsi="Times New Roman" w:eastAsia="Times New Roman" w:cs="Times New Roman"/>
+        </w:rPr>
+        <w:t xml:space="preserve"> </w:t>
+      </w:r>
+      <w:r>
+        <w:rPr>
+          <w:rFonts w:hint="eastAsia" w:ascii="Times New Roman" w:hAnsi="Times New Roman" w:eastAsia="FangSong" w:cs="Times New Roman"/>
+        </w:rPr>
+        <w:t xml:space="preserve">时的</w:t>
+      </w:r>
+      <w:r>
+        <w:rPr>
+          <w:rFonts w:ascii="Times New Roman" w:hAnsi="Times New Roman" w:eastAsia="Times New Roman" w:cs="Times New Roman"/>
+        </w:rPr>
+        <w:t xml:space="preserve"> </w:t>
+      </w:r>
+      <m:oMath>
+        <m:r>
+          <m:t>k</m:t>
+        </m:r>
+        <m:r>
+          <m:t>c</m:t>
+        </m:r>
+      </m:oMath>
+      <w:r>
+        <w:rPr>
+          <w:rFonts w:hint="eastAsia" w:ascii="Times New Roman" w:hAnsi="Times New Roman" w:eastAsia="Times New Roman" w:cs="Times New Roman"/>
+        </w:rPr>
+        <w:t xml:space="preserve">：</w:t>
+      </w:r>
+      <m:oMath>
+        <m:oMathPr>
+          <m:ctrlPr>
+            <w:rPr>
+              <w:sz w:val="28"/>
+              <w:szCs w:val="28"/>
+            </w:rPr>
+          </m:ctrlPr>
+        </m:oMathPr>
+        <m:r>
+          <m:rPr>
+            <m:sty m:val="p"/>
+          </m:rPr>
+          <m:t>−</m:t>
+        </m:r>
+        <m:f>
+          <m:fPr>
+            <m:type m:val="bar"/>
+          </m:fPr>
+          <m:num>
+            <m:r>
+              <m:t>d</m:t>
+            </m:r>
+            <m:r>
+              <m:t>c</m:t>
+            </m:r>
+          </m:num>
+          <m:den>
+            <m:r>
+              <m:t>d</m:t>
+            </m:r>
+            <m:r>
+              <m:t>t</m:t>
+            </m:r>
+          </m:den>
+        </m:f>
+        <m:r>
+          <m:rPr>
+            <m:sty m:val="p"/>
+          </m:rPr>
+          <m:t>=</m:t>
+        </m:r>
+        <m:r>
+          <m:t>k</m:t>
+        </m:r>
+        <m:r>
+          <m:t>c</m:t>
+        </m:r>
+        <m:r>
+          <m:rPr>
+            <m:sty m:val="p"/>
+          </m:rPr>
+          <m:t>=</m:t>
+        </m:r>
+        <m:r>
+          <m:t>0.357</m:t>
+        </m:r>
+        <m:r>
+          <m:rPr>
+            <m:sty m:val="p"/>
+          </m:rPr>
+          <m:t>×</m:t>
+        </m:r>
+        <m:r>
+          <m:t>1.00</m:t>
+        </m:r>
+        <m:r>
+          <m:rPr>
+            <m:sty m:val="p"/>
+          </m:rPr>
+          <m:t>=</m:t>
+        </m:r>
+        <m:r>
+          <m:t>0.357</m:t>
+        </m:r>
+        <m:r>
+          <m:t> </m:t>
+        </m:r>
+        <m:r>
+          <m:rPr>
+            <m:sty m:val="p"/>
+          </m:rPr>
+          <m:t>m</m:t>
+        </m:r>
+        <m:r>
+          <m:rPr>
+            <m:sty m:val="p"/>
+          </m:rPr>
+          <m:t>o</m:t>
+        </m:r>
+        <m:r>
+          <m:rPr>
+            <m:sty m:val="p"/>
+          </m:rPr>
+          <m:t>l</m:t>
+        </m:r>
+        <m:r>
+          <m:rPr>
+            <m:sty m:val="p"/>
+          </m:rPr>
+          <m:t> </m:t>
+        </m:r>
+        <m:r>
+          <m:rPr>
+            <m:sty m:val="p"/>
+          </m:rPr>
+          <m:t>d</m:t>
+        </m:r>
+        <m:sSup>
+          <m:e>
+            <m:r>
+              <m:rPr>
+                <m:sty m:val="p"/>
+              </m:rPr>
+              <m:t>m</m:t>
+            </m:r>
+          </m:e>
+          <m:sup>
+            <m:r>
+              <m:rPr>
+                <m:sty m:val="p"/>
+              </m:rPr>
+              <m:t>−</m:t>
+            </m:r>
+            <m:r>
+              <m:rPr>
+                <m:sty m:val="p"/>
+              </m:rPr>
+              <m:t>3</m:t>
+            </m:r>
+          </m:sup>
+        </m:sSup>
+        <m:r>
+          <m:rPr>
+            <m:sty m:val="p"/>
+          </m:rPr>
+          <m:t> </m:t>
+        </m:r>
+        <m:r>
+          <m:rPr>
+            <m:sty m:val="p"/>
+          </m:rPr>
+          <m:t>m</m:t>
+        </m:r>
+        <m:r>
+          <m:rPr>
+            <m:sty m:val="p"/>
+          </m:rPr>
+          <m:t>i</m:t>
+        </m:r>
+        <m:sSup>
+          <m:e>
+            <m:r>
+              <m:rPr>
+                <m:sty m:val="p"/>
+              </m:rPr>
+              <m:t>n</m:t>
+            </m:r>
+          </m:e>
+          <m:sup>
+            <m:r>
+              <m:rPr>
+                <m:sty m:val="p"/>
+              </m:rPr>
+              <m:t>−</m:t>
+            </m:r>
+            <m:r>
+              <m:rPr>
+                <m:sty m:val="p"/>
+              </m:rPr>
+              <m:t>1</m:t>
+            </m:r>
+          </m:sup>
+        </m:sSup>
+        <m:r>
+          <m:rPr>
+            <m:sty m:val="p"/>
+          </m:rPr>
+          <m:t>≈</m:t>
+        </m:r>
+        <m:r>
+          <m:t>0.36</m:t>
+        </m:r>
+      </m:oMath>
+      <w:r>
+        <w:rPr>
+          <w:rFonts w:hint="eastAsia" w:ascii="Times New Roman" w:hAnsi="Times New Roman" w:eastAsia="Times New Roman" w:cs="Times New Roman"/>
+        </w:rPr>
+        <w:t>（</w:t>
+      </w:r>
+      <w:r>
+        <w:rPr>
+          <w:rFonts w:hint="eastAsia" w:ascii="Times New Roman" w:hAnsi="Times New Roman" w:eastAsia="FangSong" w:cs="Times New Roman"/>
+        </w:rPr>
+        <w:t>按本讲一级模型</w:t>
+      </w:r>
+      <w:r>
+        <w:rPr>
+          <w:rFonts w:hint="eastAsia" w:ascii="Times New Roman" w:hAnsi="Times New Roman" w:eastAsia="Times New Roman" w:cs="Times New Roman"/>
+        </w:rPr>
+        <w:t>；</w:t>
+      </w:r>
+      <w:r>
+        <w:rPr>
+          <w:rFonts w:hint="eastAsia" w:ascii="Times New Roman" w:hAnsi="Times New Roman" w:eastAsia="FangSong" w:cs="Times New Roman"/>
+        </w:rPr>
+        <w:t>题库用切线作图法读得</w:t>
+      </w:r>
+      <w:r>
+        <w:rPr>
+          <w:rFonts w:ascii="Times New Roman" w:hAnsi="Times New Roman" w:eastAsia="Times New Roman" w:cs="Times New Roman"/>
+        </w:rPr>
+        <w:t xml:space="preserve"> </w:t>
+      </w:r>
+      <m:oMath>
+        <m:r>
+          <m:t>0.33</m:t>
+        </m:r>
+      </m:oMath>
+      <w:r>
+        <w:rPr>
+          <w:rFonts w:hint="eastAsia" w:ascii="Times New Roman" w:hAnsi="Times New Roman" w:eastAsia="Times New Roman" w:cs="Times New Roman"/>
+        </w:rPr>
+        <w:t>，</w:t>
+      </w:r>
+      <w:r>
+        <w:rPr>
+          <w:rFonts w:hint="eastAsia" w:ascii="Times New Roman" w:hAnsi="Times New Roman" w:eastAsia="FangSong" w:cs="Times New Roman"/>
+        </w:rPr>
+        <w:t>差异来自作图精度</w:t>
+      </w:r>
+      <w:r>
+        <w:rPr>
+          <w:rFonts w:hint="eastAsia" w:ascii="Times New Roman" w:hAnsi="Times New Roman" w:eastAsia="Times New Roman" w:cs="Times New Roman"/>
+        </w:rPr>
+        <w:t>）。</w:t>
+      </w:r>
     </w:p>
     <w:p>
       <w:pPr>
@@ -42410,7 +43218,7 @@
               <m:t>−</m:t>
             </m:r>
             <m:r>
-              <m:t>5</m:t>
+              <m:t>6</m:t>
             </m:r>
           </m:sup>
         </m:sSup>
@@ -42609,14 +43417,32 @@
           <m:rPr>
             <m:sty m:val="p"/>
           </m:rPr>
-          <m:t>/</m:t>
-        </m:r>
-        <m:r>
-          <m:rPr>
-            <m:sty m:val="p"/>
-          </m:rPr>
-          <m:t>L</m:t>
-        </m:r>
+          <m:t> </m:t>
+        </m:r>
+        <m:sSup>
+          <m:e>
+            <m:r>
+              <m:rPr>
+                <m:sty m:val="p"/>
+              </m:rPr>
+              <m:t>L</m:t>
+            </m:r>
+          </m:e>
+          <m:sup>
+            <m:r>
+              <m:rPr>
+                <m:sty m:val="p"/>
+              </m:rPr>
+              <m:t>−</m:t>
+            </m:r>
+            <m:r>
+              <m:rPr>
+                <m:sty m:val="p"/>
+              </m:rPr>
+              <m:t>1</m:t>
+            </m:r>
+          </m:sup>
+        </m:sSup>
       </m:oMath>
       <w:r>
         <w:rPr>
@@ -42995,7 +43821,7 @@
               <m:t>−</m:t>
             </m:r>
             <m:r>
-              <m:t>5</m:t>
+              <m:t>6</m:t>
             </m:r>
           </m:sup>
         </m:sSup>
@@ -53809,13 +54635,13 @@
         <w:rPr>
           <w:rFonts w:ascii="Times New Roman" w:hAnsi="Times New Roman" w:eastAsia="Times New Roman" w:cs="Times New Roman"/>
         </w:rPr>
-        <w:t xml:space="preserve"> (2) </w:t>
-      </w:r>
-      <w:r>
-        <w:rPr>
-          <w:rFonts w:hint="eastAsia" w:ascii="Times New Roman" w:hAnsi="Times New Roman" w:eastAsia="FangSong" w:cs="Times New Roman"/>
-        </w:rPr>
-        <w:t xml:space="preserve">写作</w:t>
+        <w:t xml:space="preserve"> (1)(3) </w:t>
+      </w:r>
+      <w:r>
+        <w:rPr>
+          <w:rFonts w:hint="eastAsia" w:ascii="Times New Roman" w:hAnsi="Times New Roman" w:eastAsia="FangSong" w:cs="Times New Roman"/>
+        </w:rPr>
+        <w:t xml:space="preserve">分别写作</w:t>
       </w:r>
       <w:r>
         <w:rPr>
@@ -53832,9 +54658,6 @@
             </w:rPr>
           </m:ctrlPr>
         </m:oMathPr>
-        <m:r>
-          <m:t>2</m:t>
-        </m:r>
         <m:sSub>
           <m:e>
             <m:r>
@@ -53843,62 +54666,68 @@
           </m:e>
           <m:sub>
             <m:r>
-              <m:t>3</m:t>
+              <m:t>1</m:t>
             </m:r>
           </m:sub>
         </m:sSub>
-        <m:sSubSup>
+        <m:r>
+          <m:rPr>
+            <m:sty m:val="p"/>
+          </m:rPr>
+          <m:t>[</m:t>
+        </m:r>
+        <m:sSub>
           <m:e>
             <m:r>
-              <m:t>K</m:t>
+              <m:rPr>
+                <m:sty m:val="p"/>
+              </m:rPr>
+              <m:t>A</m:t>
             </m:r>
           </m:e>
           <m:sub>
             <m:r>
-              <m:t>1</m:t>
+              <m:rPr>
+                <m:sty m:val="p"/>
+              </m:rPr>
+              <m:t>2</m:t>
             </m:r>
           </m:sub>
-          <m:sup>
-            <m:r>
-              <m:t>1</m:t>
-            </m:r>
-            <m:r>
-              <m:rPr>
-                <m:sty m:val="p"/>
-              </m:rPr>
-              <m:t>/</m:t>
-            </m:r>
-            <m:r>
-              <m:t>2</m:t>
-            </m:r>
-          </m:sup>
-        </m:sSubSup>
-        <m:sSubSup>
+        </m:sSub>
+        <m:r>
+          <m:rPr>
+            <m:sty m:val="p"/>
+          </m:rPr>
+          <m:t>]</m:t>
+        </m:r>
+      </m:oMath>
+      <w:r>
+        <w:rPr>
+          <w:rFonts w:ascii="Times New Roman" w:hAnsi="Times New Roman" w:eastAsia="Times New Roman" w:cs="Times New Roman"/>
+        </w:rPr>
+        <w:t xml:space="preserve">、</w:t>
+      </w:r>
+      <m:oMath>
+        <m:oMathPr>
+          <m:ctrlPr>
+            <w:rPr>
+              <w:sz w:val="28"/>
+              <w:szCs w:val="28"/>
+            </w:rPr>
+          </m:ctrlPr>
+        </m:oMathPr>
+        <m:sSub>
           <m:e>
             <m:r>
-              <m:t>K</m:t>
+              <m:t>k</m:t>
             </m:r>
           </m:e>
           <m:sub>
             <m:r>
-              <m:t>2</m:t>
+              <m:t>1</m:t>
             </m:r>
           </m:sub>
-          <m:sup>
-            <m:r>
-              <m:t>1</m:t>
-            </m:r>
-            <m:r>
-              <m:rPr>
-                <m:sty m:val="p"/>
-              </m:rPr>
-              <m:t>/</m:t>
-            </m:r>
-            <m:r>
-              <m:t>2</m:t>
-            </m:r>
-          </m:sup>
-        </m:sSubSup>
+        </m:sSub>
         <m:r>
           <m:rPr>
             <m:sty m:val="p"/>
@@ -53923,30 +54752,12 @@
             </m:r>
           </m:sub>
         </m:sSub>
-        <m:sSup>
-          <m:e>
-            <m:r>
-              <m:rPr>
-                <m:sty m:val="p"/>
-              </m:rPr>
-              <m:t>]</m:t>
-            </m:r>
-          </m:e>
-          <m:sup>
-            <m:r>
-              <m:t>1</m:t>
-            </m:r>
-            <m:r>
-              <m:rPr>
-                <m:sty m:val="p"/>
-              </m:rPr>
-              <m:t>/</m:t>
-            </m:r>
-            <m:r>
-              <m:t>2</m:t>
-            </m:r>
-          </m:sup>
-        </m:sSup>
+        <m:r>
+          <m:rPr>
+            <m:sty m:val="p"/>
+          </m:rPr>
+          <m:t>]</m:t>
+        </m:r>
         <m:r>
           <m:rPr>
             <m:sty m:val="p"/>
@@ -53971,33 +54782,215 @@
             </m:r>
           </m:sub>
         </m:sSub>
-        <m:sSup>
+        <m:r>
+          <m:rPr>
+            <m:sty m:val="p"/>
+          </m:rPr>
+          <m:t>]</m:t>
+        </m:r>
+      </m:oMath>
+      <w:r>
+        <w:rPr>
+          <w:rFonts w:hint="eastAsia" w:ascii="Times New Roman" w:hAnsi="Times New Roman" w:eastAsia="Times New Roman" w:cs="Times New Roman"/>
+        </w:rPr>
+        <w:t>——</w:t>
+      </w:r>
+      <w:r>
+        <w:rPr>
+          <w:rFonts w:hint="eastAsia" w:ascii="Times New Roman" w:hAnsi="Times New Roman" w:eastAsia="FangSong" w:cs="Times New Roman"/>
+        </w:rPr>
+        <w:t>采用</w:t>
+      </w:r>
+      <w:r>
+        <w:rPr>
+          <w:rFonts w:hint="eastAsia" w:ascii="Times New Roman" w:hAnsi="Times New Roman" w:eastAsia="FangSong" w:cs="Times New Roman"/>
+          <w:b/>
+          <w:bCs/>
+        </w:rPr>
+        <w:t xml:space="preserve">决速步速率</w:t>
+      </w:r>
+      <w:r>
+        <w:rPr>
+          <w:rFonts w:hint="eastAsia" w:ascii="Times New Roman" w:hAnsi="Times New Roman" w:eastAsia="FangSong" w:cs="Times New Roman"/>
+        </w:rPr>
+        <w:t>口径</w:t>
+      </w:r>
+      <w:r>
+        <w:rPr>
+          <w:rFonts w:hint="eastAsia" w:ascii="Times New Roman" w:hAnsi="Times New Roman" w:eastAsia="Times New Roman" w:cs="Times New Roman"/>
+        </w:rPr>
+        <w:t>（</w:t>
+      </w:r>
+      <w:r>
+        <w:rPr>
+          <w:rFonts w:hint="eastAsia" w:ascii="Times New Roman" w:hAnsi="Times New Roman" w:eastAsia="FangSong" w:cs="Times New Roman"/>
+        </w:rPr>
+        <w:t>未计入每个</w:t>
+      </w:r>
+      <w:r>
+        <w:rPr>
+          <w:rFonts w:ascii="Times New Roman" w:hAnsi="Times New Roman" w:eastAsia="Times New Roman" w:cs="Times New Roman"/>
+        </w:rPr>
+        <w:t xml:space="preserve"> </w:t>
+      </w:r>
+      <m:oMath>
+        <m:sSub>
           <m:e>
             <m:r>
               <m:rPr>
                 <m:sty m:val="p"/>
               </m:rPr>
-              <m:t>]</m:t>
+              <m:t>A</m:t>
             </m:r>
           </m:e>
-          <m:sup>
-            <m:r>
-              <m:t>1</m:t>
-            </m:r>
-            <m:r>
-              <m:rPr>
-                <m:sty m:val="p"/>
-              </m:rPr>
-              <m:t>/</m:t>
-            </m:r>
-            <m:r>
+          <m:sub>
+            <m:r>
+              <m:rPr>
+                <m:sty m:val="p"/>
+              </m:rPr>
               <m:t>2</m:t>
             </m:r>
-          </m:sup>
-        </m:sSup>
+          </m:sub>
+        </m:sSub>
       </m:oMath>
       <w:r>
         <w:rPr>
+          <w:rFonts w:ascii="Times New Roman" w:hAnsi="Times New Roman" w:eastAsia="Times New Roman" w:cs="Times New Roman"/>
+        </w:rPr>
+        <w:t xml:space="preserve"> </w:t>
+      </w:r>
+      <w:r>
+        <w:rPr>
+          <w:rFonts w:hint="eastAsia" w:ascii="Times New Roman" w:hAnsi="Times New Roman" w:eastAsia="FangSong" w:cs="Times New Roman"/>
+        </w:rPr>
+        <w:t xml:space="preserve">最终生成</w:t>
+      </w:r>
+      <w:r>
+        <w:rPr>
+          <w:rFonts w:ascii="Times New Roman" w:hAnsi="Times New Roman" w:eastAsia="Times New Roman" w:cs="Times New Roman"/>
+        </w:rPr>
+        <w:t xml:space="preserve"> 2 </w:t>
+      </w:r>
+      <w:r>
+        <w:rPr>
+          <w:rFonts w:hint="eastAsia" w:ascii="Times New Roman" w:hAnsi="Times New Roman" w:eastAsia="FangSong" w:cs="Times New Roman"/>
+        </w:rPr>
+        <w:t xml:space="preserve">个</w:t>
+      </w:r>
+      <w:r>
+        <w:rPr>
+          <w:rFonts w:ascii="Times New Roman" w:hAnsi="Times New Roman" w:eastAsia="Times New Roman" w:cs="Times New Roman"/>
+        </w:rPr>
+        <w:t xml:space="preserve"> </w:t>
+      </w:r>
+      <w:r>
+        <w:rPr>
+          <w:rFonts w:hint="eastAsia" w:ascii="Times New Roman" w:hAnsi="Times New Roman" w:eastAsia="Times New Roman" w:cs="Times New Roman"/>
+        </w:rPr>
+        <w:t>AB）；</w:t>
+      </w:r>
+      <w:r>
+        <w:rPr>
+          <w:rFonts w:hint="eastAsia" w:ascii="Times New Roman" w:hAnsi="Times New Roman" w:eastAsia="FangSong" w:cs="Times New Roman"/>
+        </w:rPr>
+        <w:t>本讲统一到</w:t>
+      </w:r>
+      <w:r>
+        <w:rPr>
+          <w:rFonts w:ascii="Times New Roman" w:hAnsi="Times New Roman" w:eastAsia="Times New Roman" w:cs="Times New Roman"/>
+        </w:rPr>
+        <w:t xml:space="preserve"> </w:t>
+      </w:r>
+      <m:oMath>
+        <m:oMathPr>
+          <m:ctrlPr>
+            <w:rPr>
+              <w:sz w:val="28"/>
+              <w:szCs w:val="28"/>
+            </w:rPr>
+          </m:ctrlPr>
+        </m:oMathPr>
+        <m:sSub>
+          <m:e>
+            <m:r>
+              <m:t>v</m:t>
+            </m:r>
+          </m:e>
+          <m:sub>
+            <m:r>
+              <m:rPr>
+                <m:sty m:val="p"/>
+              </m:rPr>
+              <m:t>A</m:t>
+            </m:r>
+            <m:r>
+              <m:rPr>
+                <m:sty m:val="p"/>
+              </m:rPr>
+              <m:t>B</m:t>
+            </m:r>
+          </m:sub>
+        </m:sSub>
+        <m:r>
+          <m:rPr>
+            <m:sty m:val="p"/>
+          </m:rPr>
+          <m:t>=</m:t>
+        </m:r>
+        <m:r>
+          <m:t>d</m:t>
+        </m:r>
+        <m:r>
+          <m:rPr>
+            <m:sty m:val="p"/>
+          </m:rPr>
+          <m:t>[</m:t>
+        </m:r>
+        <m:r>
+          <m:rPr>
+            <m:sty m:val="p"/>
+          </m:rPr>
+          <m:t>A</m:t>
+        </m:r>
+        <m:r>
+          <m:rPr>
+            <m:sty m:val="p"/>
+          </m:rPr>
+          <m:t>B</m:t>
+        </m:r>
+        <m:r>
+          <m:rPr>
+            <m:sty m:val="p"/>
+          </m:rPr>
+          <m:t>]</m:t>
+        </m:r>
+        <m:r>
+          <m:rPr>
+            <m:sty m:val="p"/>
+          </m:rPr>
+          <m:t>/</m:t>
+        </m:r>
+        <m:r>
+          <m:t>d</m:t>
+        </m:r>
+        <m:r>
+          <m:t>t</m:t>
+        </m:r>
+      </m:oMath>
+      <w:r>
+        <w:rPr>
+          <w:rFonts w:ascii="Times New Roman" w:hAnsi="Times New Roman" w:eastAsia="Times New Roman" w:cs="Times New Roman"/>
+        </w:rPr>
+        <w:t xml:space="preserve"> </w:t>
+      </w:r>
+      <w:r>
+        <w:rPr>
+          <w:rFonts w:hint="eastAsia" w:ascii="Times New Roman" w:hAnsi="Times New Roman" w:eastAsia="FangSong" w:cs="Times New Roman"/>
+        </w:rPr>
+        <w:t>口径</w:t>
+      </w:r>
+      <w:r>
+        <w:rPr>
           <w:rFonts w:hint="eastAsia" w:ascii="Times New Roman" w:hAnsi="Times New Roman" w:eastAsia="Times New Roman" w:cs="Times New Roman"/>
         </w:rPr>
         <w:t>，</w:t>
@@ -54006,7 +54999,7 @@
         <w:rPr>
           <w:rFonts w:hint="eastAsia" w:ascii="Times New Roman" w:hAnsi="Times New Roman" w:eastAsia="FangSong" w:cs="Times New Roman"/>
         </w:rPr>
-        <w:t>与本讲</w:t>
+        <w:t>故</w:t>
       </w:r>
       <w:r>
         <w:rPr>
@@ -54018,19 +55011,7 @@
         <w:rPr>
           <w:rFonts w:hint="eastAsia" w:ascii="Times New Roman" w:hAnsi="Times New Roman" w:eastAsia="FangSong" w:cs="Times New Roman"/>
         </w:rPr>
-        <w:t>的口径不一致</w:t>
-      </w:r>
-      <w:r>
-        <w:rPr>
-          <w:rFonts w:hint="eastAsia" w:ascii="Times New Roman" w:hAnsi="Times New Roman" w:eastAsia="Times New Roman" w:cs="Times New Roman"/>
-        </w:rPr>
-        <w:t>（</w:t>
-      </w:r>
-      <w:r>
-        <w:rPr>
-          <w:rFonts w:hint="eastAsia" w:ascii="Times New Roman" w:hAnsi="Times New Roman" w:eastAsia="FangSong" w:cs="Times New Roman"/>
-        </w:rPr>
-        <w:t>多乘</w:t>
+        <w:t xml:space="preserve">乘</w:t>
       </w:r>
       <w:r>
         <w:rPr>
@@ -54042,13 +55023,55 @@
         <w:rPr>
           <w:rFonts w:hint="eastAsia" w:ascii="Times New Roman" w:hAnsi="Times New Roman" w:eastAsia="Times New Roman" w:cs="Times New Roman"/>
         </w:rPr>
-        <w:t>2）；</w:t>
-      </w:r>
-      <w:r>
-        <w:rPr>
-          <w:rFonts w:hint="eastAsia" w:ascii="Times New Roman" w:hAnsi="Times New Roman" w:eastAsia="FangSong" w:cs="Times New Roman"/>
-        </w:rPr>
-        <w:t>本讲按统一口径径改</w:t>
+        <w:t>2，</w:t>
+      </w:r>
+      <w:r>
+        <w:rPr>
+          <w:rFonts w:hint="eastAsia" w:ascii="Times New Roman" w:hAnsi="Times New Roman" w:eastAsia="FangSong" w:cs="Times New Roman"/>
+        </w:rPr>
+        <w:t>而</w:t>
+      </w:r>
+      <w:r>
+        <w:rPr>
+          <w:rFonts w:ascii="Times New Roman" w:hAnsi="Times New Roman" w:eastAsia="Times New Roman" w:cs="Times New Roman"/>
+        </w:rPr>
+        <w:t xml:space="preserve"> (2) </w:t>
+      </w:r>
+      <w:r>
+        <w:rPr>
+          <w:rFonts w:hint="eastAsia" w:ascii="Times New Roman" w:hAnsi="Times New Roman" w:eastAsia="FangSong" w:cs="Times New Roman"/>
+        </w:rPr>
+        <w:t xml:space="preserve">的决速步每次只生成</w:t>
+      </w:r>
+      <w:r>
+        <w:rPr>
+          <w:rFonts w:ascii="Times New Roman" w:hAnsi="Times New Roman" w:eastAsia="Times New Roman" w:cs="Times New Roman"/>
+        </w:rPr>
+        <w:t xml:space="preserve"> 1 </w:t>
+      </w:r>
+      <w:r>
+        <w:rPr>
+          <w:rFonts w:hint="eastAsia" w:ascii="Times New Roman" w:hAnsi="Times New Roman" w:eastAsia="FangSong" w:cs="Times New Roman"/>
+        </w:rPr>
+        <w:t xml:space="preserve">个</w:t>
+      </w:r>
+      <w:r>
+        <w:rPr>
+          <w:rFonts w:ascii="Times New Roman" w:hAnsi="Times New Roman" w:eastAsia="Times New Roman" w:cs="Times New Roman"/>
+        </w:rPr>
+        <w:t xml:space="preserve"> </w:t>
+      </w:r>
+      <w:r>
+        <w:rPr>
+          <w:rFonts w:hint="eastAsia" w:ascii="Times New Roman" w:hAnsi="Times New Roman" w:eastAsia="Times New Roman" w:cs="Times New Roman"/>
+        </w:rPr>
+        <w:t>AB、</w:t>
+      </w:r>
+      <w:r>
+        <w:rPr>
+          <w:rFonts w:hint="eastAsia" w:ascii="Times New Roman" w:hAnsi="Times New Roman" w:eastAsia="FangSong" w:cs="Times New Roman"/>
+        </w:rPr>
+        <w:t>不变</w:t>
       </w:r>
       <w:r>
         <w:rPr>
@@ -59921,6 +60944,70 @@
       <w:pPr>
         <w:pStyle w:val="BlockText"/>
       </w:pPr>
+      <w:r>
+        <w:rPr>
+          <w:rFonts w:hint="eastAsia" w:ascii="Times New Roman" w:hAnsi="Times New Roman" w:eastAsia="FangSong" w:cs="Times New Roman"/>
+          <w:b/>
+          <w:bCs/>
+        </w:rPr>
+        <w:t xml:space="preserve">符号随</w:t>
+      </w:r>
+      <w:r>
+        <w:rPr>
+          <w:rFonts w:ascii="Times New Roman" w:hAnsi="Times New Roman" w:eastAsia="Times New Roman" w:cs="Times New Roman"/>
+          <w:b/>
+          <w:bCs/>
+        </w:rPr>
+        <w:t xml:space="preserve"> </w:t>
+      </w:r>
+      <m:oMath>
+        <m:sSub>
+          <m:e>
+            <m:r>
+              <m:t>K</m:t>
+            </m:r>
+          </m:e>
+          <m:sub>
+            <m:r>
+              <m:t>D</m:t>
+            </m:r>
+          </m:sub>
+        </m:sSub>
+      </m:oMath>
+      <w:r>
+        <w:rPr>
+          <w:rFonts w:ascii="Times New Roman" w:hAnsi="Times New Roman" w:eastAsia="Times New Roman" w:cs="Times New Roman"/>
+          <w:b/>
+          <w:bCs/>
+        </w:rPr>
+        <w:t xml:space="preserve"> </w:t>
+      </w:r>
+      <w:r>
+        <w:rPr>
+          <w:rFonts w:hint="eastAsia" w:ascii="Times New Roman" w:hAnsi="Times New Roman" w:eastAsia="FangSong" w:cs="Times New Roman"/>
+          <w:b/>
+          <w:bCs/>
+        </w:rPr>
+        <w:t xml:space="preserve">的定义方向而变</w:t>
+      </w:r>
+      <w:r>
+        <w:rPr>
+          <w:rFonts w:hint="eastAsia" w:ascii="Times New Roman" w:hAnsi="Times New Roman" w:eastAsia="Times New Roman" w:cs="Times New Roman"/>
+        </w:rPr>
+        <w:t>：</w:t>
+      </w:r>
+      <w:r>
+        <w:rPr>
+          <w:rFonts w:hint="eastAsia" w:ascii="Times New Roman" w:hAnsi="Times New Roman" w:eastAsia="FangSong" w:cs="Times New Roman"/>
+        </w:rPr>
+        <w:t>本讲取</w:t>
+      </w:r>
+      <w:r>
+        <w:rPr>
+          <w:rFonts w:ascii="Times New Roman" w:hAnsi="Times New Roman" w:eastAsia="Times New Roman" w:cs="Times New Roman"/>
+        </w:rPr>
+        <w:t xml:space="preserve"> </w:t>
+      </w:r>
       <m:oMath>
         <m:oMathPr>
           <m:ctrlPr>
@@ -59930,6 +61017,248 @@
             </w:rPr>
           </m:ctrlPr>
         </m:oMathPr>
+        <m:sSub>
+          <m:e>
+            <m:r>
+              <m:t>K</m:t>
+            </m:r>
+          </m:e>
+          <m:sub>
+            <m:r>
+              <m:t>D</m:t>
+            </m:r>
+          </m:sub>
+        </m:sSub>
+        <m:r>
+          <m:rPr>
+            <m:sty m:val="p"/>
+          </m:rPr>
+          <m:t>=</m:t>
+        </m:r>
+        <m:r>
+          <m:rPr>
+            <m:sty m:val="p"/>
+          </m:rPr>
+          <m:t>[</m:t>
+        </m:r>
+        <m:r>
+          <m:rPr>
+            <m:sty m:val="p"/>
+          </m:rPr>
+          <m:t>C</m:t>
+        </m:r>
+        <m:r>
+          <m:rPr>
+            <m:sty m:val="p"/>
+          </m:rPr>
+          <m:t>O</m:t>
+        </m:r>
+        <m:r>
+          <m:rPr>
+            <m:sty m:val="p"/>
+          </m:rPr>
+          <m:t>(</m:t>
+        </m:r>
+        <m:r>
+          <m:rPr>
+            <m:sty m:val="p"/>
+          </m:rPr>
+          <m:t>g</m:t>
+        </m:r>
+        <m:r>
+          <m:rPr>
+            <m:sty m:val="p"/>
+          </m:rPr>
+          <m:t>)</m:t>
+        </m:r>
+        <m:r>
+          <m:rPr>
+            <m:sty m:val="p"/>
+          </m:rPr>
+          <m:t>]</m:t>
+        </m:r>
+        <m:r>
+          <m:rPr>
+            <m:sty m:val="p"/>
+          </m:rPr>
+          <m:t>/</m:t>
+        </m:r>
+        <m:r>
+          <m:rPr>
+            <m:sty m:val="p"/>
+          </m:rPr>
+          <m:t>[</m:t>
+        </m:r>
+        <m:r>
+          <m:rPr>
+            <m:sty m:val="p"/>
+          </m:rPr>
+          <m:t>C</m:t>
+        </m:r>
+        <m:r>
+          <m:rPr>
+            <m:sty m:val="p"/>
+          </m:rPr>
+          <m:t>O</m:t>
+        </m:r>
+        <m:r>
+          <m:rPr>
+            <m:sty m:val="p"/>
+          </m:rPr>
+          <m:t>(</m:t>
+        </m:r>
+        <m:r>
+          <m:rPr>
+            <m:sty m:val="p"/>
+          </m:rPr>
+          <m:t>a</m:t>
+        </m:r>
+        <m:r>
+          <m:rPr>
+            <m:sty m:val="p"/>
+          </m:rPr>
+          <m:t>q</m:t>
+        </m:r>
+        <m:r>
+          <m:rPr>
+            <m:sty m:val="p"/>
+          </m:rPr>
+          <m:t>)</m:t>
+        </m:r>
+        <m:r>
+          <m:rPr>
+            <m:sty m:val="p"/>
+          </m:rPr>
+          <m:t>]</m:t>
+        </m:r>
+      </m:oMath>
+      <w:r>
+        <w:rPr>
+          <w:rFonts w:hint="eastAsia" w:ascii="Times New Roman" w:hAnsi="Times New Roman" w:eastAsia="Times New Roman" w:cs="Times New Roman"/>
+        </w:rPr>
+        <w:t>，</w:t>
+      </w:r>
+      <w:r>
+        <w:rPr>
+          <w:rFonts w:hint="eastAsia" w:ascii="Times New Roman" w:hAnsi="Times New Roman" w:eastAsia="FangSong" w:cs="Times New Roman"/>
+        </w:rPr>
+        <w:t>其对应过程</w:t>
+      </w:r>
+      <w:r>
+        <w:rPr>
+          <w:rFonts w:ascii="Times New Roman" w:hAnsi="Times New Roman" w:eastAsia="Times New Roman" w:cs="Times New Roman"/>
+        </w:rPr>
+        <w:t xml:space="preserve"> </w:t>
+      </w:r>
+      <m:oMath>
+        <m:oMathPr>
+          <m:ctrlPr>
+            <w:rPr>
+              <w:sz w:val="28"/>
+              <w:szCs w:val="28"/>
+            </w:rPr>
+          </m:ctrlPr>
+        </m:oMathPr>
+        <m:r>
+          <m:rPr>
+            <m:sty m:val="p"/>
+          </m:rPr>
+          <m:t>C</m:t>
+        </m:r>
+        <m:r>
+          <m:rPr>
+            <m:sty m:val="p"/>
+          </m:rPr>
+          <m:t>O</m:t>
+        </m:r>
+        <m:r>
+          <m:rPr>
+            <m:sty m:val="p"/>
+          </m:rPr>
+          <m:t>(</m:t>
+        </m:r>
+        <m:r>
+          <m:rPr>
+            <m:sty m:val="p"/>
+          </m:rPr>
+          <m:t>a</m:t>
+        </m:r>
+        <m:r>
+          <m:rPr>
+            <m:sty m:val="p"/>
+          </m:rPr>
+          <m:t>q</m:t>
+        </m:r>
+        <m:r>
+          <m:rPr>
+            <m:sty m:val="p"/>
+          </m:rPr>
+          <m:t>)</m:t>
+        </m:r>
+        <m:r>
+          <m:rPr>
+            <m:sty m:val="p"/>
+          </m:rPr>
+          <m:t>→</m:t>
+        </m:r>
+        <m:r>
+          <m:rPr>
+            <m:sty m:val="p"/>
+          </m:rPr>
+          <m:t>C</m:t>
+        </m:r>
+        <m:r>
+          <m:rPr>
+            <m:sty m:val="p"/>
+          </m:rPr>
+          <m:t>O</m:t>
+        </m:r>
+        <m:r>
+          <m:rPr>
+            <m:sty m:val="p"/>
+          </m:rPr>
+          <m:t>(</m:t>
+        </m:r>
+        <m:r>
+          <m:rPr>
+            <m:sty m:val="p"/>
+          </m:rPr>
+          <m:t>g</m:t>
+        </m:r>
+        <m:r>
+          <m:rPr>
+            <m:sty m:val="p"/>
+          </m:rPr>
+          <m:t>)</m:t>
+        </m:r>
+      </m:oMath>
+      <w:r>
+        <w:rPr>
+          <w:rFonts w:ascii="Times New Roman" w:hAnsi="Times New Roman" w:eastAsia="Times New Roman" w:cs="Times New Roman"/>
+        </w:rPr>
+        <w:t xml:space="preserve"> </w:t>
+      </w:r>
+      <w:r>
+        <w:rPr>
+          <w:rFonts w:hint="eastAsia" w:ascii="Times New Roman" w:hAnsi="Times New Roman" w:eastAsia="FangSong" w:cs="Times New Roman"/>
+        </w:rPr>
+        <w:t xml:space="preserve">的</w:t>
+      </w:r>
+      <w:r>
+        <w:rPr>
+          <w:rFonts w:ascii="Times New Roman" w:hAnsi="Times New Roman" w:eastAsia="Times New Roman" w:cs="Times New Roman"/>
+        </w:rPr>
+        <w:t xml:space="preserve"> </w:t>
+      </w:r>
+      <m:oMath>
+        <m:oMathPr>
+          <m:ctrlPr>
+            <w:rPr>
+              <w:sz w:val="28"/>
+              <w:szCs w:val="28"/>
+            </w:rPr>
+          </m:ctrlPr>
+        </m:oMathPr>
         <m:r>
           <m:rPr>
             <m:sty m:val="p"/>
@@ -59960,17 +61289,98 @@
           <m:rPr>
             <m:sty m:val="p"/>
           </m:rPr>
-          <m:t>&lt;</m:t>
-        </m:r>
-        <m:r>
-          <m:t>0</m:t>
-        </m:r>
+          <m:t>=</m:t>
+        </m:r>
+        <m:r>
+          <m:rPr>
+            <m:sty m:val="p"/>
+          </m:rPr>
+          <m:t>−</m:t>
+        </m:r>
+        <m:r>
+          <m:t>25</m:t>
+        </m:r>
+        <m:r>
+          <m:t> </m:t>
+        </m:r>
+        <m:r>
+          <m:rPr>
+            <m:sty m:val="p"/>
+          </m:rPr>
+          <m:t>k</m:t>
+        </m:r>
+        <m:r>
+          <m:rPr>
+            <m:sty m:val="p"/>
+          </m:rPr>
+          <m:t>J</m:t>
+        </m:r>
+        <m:r>
+          <m:rPr>
+            <m:sty m:val="p"/>
+          </m:rPr>
+          <m:t> </m:t>
+        </m:r>
+        <m:r>
+          <m:rPr>
+            <m:sty m:val="p"/>
+          </m:rPr>
+          <m:t>m</m:t>
+        </m:r>
+        <m:r>
+          <m:rPr>
+            <m:sty m:val="p"/>
+          </m:rPr>
+          <m:t>o</m:t>
+        </m:r>
+        <m:sSup>
+          <m:e>
+            <m:r>
+              <m:rPr>
+                <m:sty m:val="p"/>
+              </m:rPr>
+              <m:t>l</m:t>
+            </m:r>
+          </m:e>
+          <m:sup>
+            <m:r>
+              <m:rPr>
+                <m:sty m:val="p"/>
+              </m:rPr>
+              <m:t>−</m:t>
+            </m:r>
+            <m:r>
+              <m:rPr>
+                <m:sty m:val="p"/>
+              </m:rPr>
+              <m:t>1</m:t>
+            </m:r>
+          </m:sup>
+        </m:sSup>
       </m:oMath>
       <w:r>
         <w:rPr>
           <w:rFonts w:hint="eastAsia" w:ascii="Times New Roman" w:hAnsi="Times New Roman" w:eastAsia="Times New Roman" w:cs="Times New Roman"/>
         </w:rPr>
-        <w:t xml:space="preserve">：CO</w:t>
+        <w:t>（</w:t>
+      </w:r>
+      <w:r>
+        <w:rPr>
+          <w:rFonts w:hint="eastAsia" w:ascii="Times New Roman" w:hAnsi="Times New Roman" w:eastAsia="FangSong" w:cs="Times New Roman"/>
+        </w:rPr>
+        <w:t>等价于</w:t>
+      </w:r>
+      <w:r>
+        <w:rPr>
+          <w:rFonts w:ascii="Times New Roman" w:hAnsi="Times New Roman" w:eastAsia="Times New Roman" w:cs="Times New Roman"/>
+        </w:rPr>
+        <w:t xml:space="preserve"> CO </w:t>
+      </w:r>
+      <w:r>
+        <w:rPr>
+          <w:rFonts w:hint="eastAsia" w:ascii="Times New Roman" w:hAnsi="Times New Roman" w:eastAsia="FangSong" w:cs="Times New Roman"/>
+        </w:rPr>
+        <w:t xml:space="preserve">溶解</w:t>
       </w:r>
       <w:r>
         <w:rPr>
@@ -59978,11 +61388,425 @@
         </w:rPr>
         <w:t xml:space="preserve"> </w:t>
       </w:r>
-      <w:r>
-        <w:rPr>
-          <w:rFonts w:hint="eastAsia" w:ascii="Times New Roman" w:hAnsi="Times New Roman" w:eastAsia="FangSong" w:cs="Times New Roman"/>
-        </w:rPr>
-        <w:t>由气相进入液相</w:t>
+      <m:oMath>
+        <m:oMathPr>
+          <m:ctrlPr>
+            <w:rPr>
+              <w:sz w:val="28"/>
+              <w:szCs w:val="28"/>
+            </w:rPr>
+          </m:ctrlPr>
+        </m:oMathPr>
+        <m:r>
+          <m:rPr>
+            <m:sty m:val="p"/>
+          </m:rPr>
+          <m:t>C</m:t>
+        </m:r>
+        <m:r>
+          <m:rPr>
+            <m:sty m:val="p"/>
+          </m:rPr>
+          <m:t>O</m:t>
+        </m:r>
+        <m:r>
+          <m:rPr>
+            <m:sty m:val="p"/>
+          </m:rPr>
+          <m:t>(</m:t>
+        </m:r>
+        <m:r>
+          <m:rPr>
+            <m:sty m:val="p"/>
+          </m:rPr>
+          <m:t>g</m:t>
+        </m:r>
+        <m:r>
+          <m:rPr>
+            <m:sty m:val="p"/>
+          </m:rPr>
+          <m:t>)</m:t>
+        </m:r>
+        <m:r>
+          <m:rPr>
+            <m:sty m:val="p"/>
+          </m:rPr>
+          <m:t>→</m:t>
+        </m:r>
+        <m:r>
+          <m:rPr>
+            <m:sty m:val="p"/>
+          </m:rPr>
+          <m:t>C</m:t>
+        </m:r>
+        <m:r>
+          <m:rPr>
+            <m:sty m:val="p"/>
+          </m:rPr>
+          <m:t>O</m:t>
+        </m:r>
+        <m:r>
+          <m:rPr>
+            <m:sty m:val="p"/>
+          </m:rPr>
+          <m:t>(</m:t>
+        </m:r>
+        <m:r>
+          <m:rPr>
+            <m:sty m:val="p"/>
+          </m:rPr>
+          <m:t>a</m:t>
+        </m:r>
+        <m:r>
+          <m:rPr>
+            <m:sty m:val="p"/>
+          </m:rPr>
+          <m:t>q</m:t>
+        </m:r>
+        <m:r>
+          <m:rPr>
+            <m:sty m:val="p"/>
+          </m:rPr>
+          <m:t>)</m:t>
+        </m:r>
+      </m:oMath>
+      <w:r>
+        <w:rPr>
+          <w:rFonts w:ascii="Times New Roman" w:hAnsi="Times New Roman" w:eastAsia="Times New Roman" w:cs="Times New Roman"/>
+        </w:rPr>
+        <w:t xml:space="preserve"> </w:t>
+      </w:r>
+      <w:r>
+        <w:rPr>
+          <w:rFonts w:hint="eastAsia" w:ascii="Times New Roman" w:hAnsi="Times New Roman" w:eastAsia="FangSong" w:cs="Times New Roman"/>
+        </w:rPr>
+        <w:t xml:space="preserve">为</w:t>
+      </w:r>
+      <w:r>
+        <w:rPr>
+          <w:rFonts w:hint="eastAsia" w:ascii="Times New Roman" w:hAnsi="Times New Roman" w:eastAsia="FangSong" w:cs="Times New Roman"/>
+          <w:b/>
+          <w:bCs/>
+        </w:rPr>
+        <w:t xml:space="preserve">吸热</w:t>
+      </w:r>
+      <w:r>
+        <w:rPr>
+          <w:rFonts w:ascii="Times New Roman" w:hAnsi="Times New Roman" w:eastAsia="Times New Roman" w:cs="Times New Roman"/>
+        </w:rPr>
+        <w:t xml:space="preserve"> </w:t>
+      </w:r>
+      <m:oMath>
+        <m:oMathPr>
+          <m:ctrlPr>
+            <w:rPr>
+              <w:sz w:val="28"/>
+              <w:szCs w:val="28"/>
+            </w:rPr>
+          </m:ctrlPr>
+        </m:oMathPr>
+        <m:r>
+          <m:rPr>
+            <m:sty m:val="p"/>
+          </m:rPr>
+          <m:t>+</m:t>
+        </m:r>
+        <m:r>
+          <m:t>25</m:t>
+        </m:r>
+        <m:r>
+          <m:t> </m:t>
+        </m:r>
+        <m:r>
+          <m:rPr>
+            <m:sty m:val="p"/>
+          </m:rPr>
+          <m:t>k</m:t>
+        </m:r>
+        <m:r>
+          <m:rPr>
+            <m:sty m:val="p"/>
+          </m:rPr>
+          <m:t>J</m:t>
+        </m:r>
+        <m:r>
+          <m:rPr>
+            <m:sty m:val="p"/>
+          </m:rPr>
+          <m:t> </m:t>
+        </m:r>
+        <m:r>
+          <m:rPr>
+            <m:sty m:val="p"/>
+          </m:rPr>
+          <m:t>m</m:t>
+        </m:r>
+        <m:r>
+          <m:rPr>
+            <m:sty m:val="p"/>
+          </m:rPr>
+          <m:t>o</m:t>
+        </m:r>
+        <m:sSup>
+          <m:e>
+            <m:r>
+              <m:rPr>
+                <m:sty m:val="p"/>
+              </m:rPr>
+              <m:t>l</m:t>
+            </m:r>
+          </m:e>
+          <m:sup>
+            <m:r>
+              <m:rPr>
+                <m:sty m:val="p"/>
+              </m:rPr>
+              <m:t>−</m:t>
+            </m:r>
+            <m:r>
+              <m:rPr>
+                <m:sty m:val="p"/>
+              </m:rPr>
+              <m:t>1</m:t>
+            </m:r>
+          </m:sup>
+        </m:sSup>
+      </m:oMath>
+      <w:r>
+        <w:rPr>
+          <w:rFonts w:hint="eastAsia" w:ascii="Times New Roman" w:hAnsi="Times New Roman" w:eastAsia="Times New Roman" w:cs="Times New Roman"/>
+        </w:rPr>
+        <w:t>）。</w:t>
+      </w:r>
+      <w:r>
+        <w:rPr>
+          <w:rFonts w:hint="eastAsia" w:ascii="Times New Roman" w:hAnsi="Times New Roman" w:eastAsia="FangSong" w:cs="Times New Roman"/>
+        </w:rPr>
+        <w:t>官方评分标准按相反方向读斜率</w:t>
+      </w:r>
+      <w:r>
+        <w:rPr>
+          <w:rFonts w:hint="eastAsia" w:ascii="Times New Roman" w:hAnsi="Times New Roman" w:eastAsia="Times New Roman" w:cs="Times New Roman"/>
+        </w:rPr>
+        <w:t>，</w:t>
+      </w:r>
+      <w:r>
+        <w:rPr>
+          <w:rFonts w:hint="eastAsia" w:ascii="Times New Roman" w:hAnsi="Times New Roman" w:eastAsia="FangSong" w:cs="Times New Roman"/>
+        </w:rPr>
+        <w:t>给出</w:t>
+      </w:r>
+      <w:r>
+        <w:rPr>
+          <w:rFonts w:ascii="Times New Roman" w:hAnsi="Times New Roman" w:eastAsia="Times New Roman" w:cs="Times New Roman"/>
+        </w:rPr>
+        <w:t xml:space="preserve"> </w:t>
+      </w:r>
+      <m:oMath>
+        <m:oMathPr>
+          <m:ctrlPr>
+            <w:rPr>
+              <w:sz w:val="28"/>
+              <w:szCs w:val="28"/>
+            </w:rPr>
+          </m:ctrlPr>
+        </m:oMathPr>
+        <m:r>
+          <m:rPr>
+            <m:sty m:val="p"/>
+          </m:rPr>
+          <m:t>Δ</m:t>
+        </m:r>
+        <m:sSub>
+          <m:e>
+            <m:r>
+              <m:t>H</m:t>
+            </m:r>
+          </m:e>
+          <m:sub>
+            <m:r>
+              <m:t>D</m:t>
+            </m:r>
+          </m:sub>
+        </m:sSub>
+        <m:r>
+          <m:rPr>
+            <m:sty m:val="p"/>
+          </m:rPr>
+          <m:t>=</m:t>
+        </m:r>
+        <m:r>
+          <m:rPr>
+            <m:sty m:val="p"/>
+          </m:rPr>
+          <m:t>+</m:t>
+        </m:r>
+        <m:r>
+          <m:t>24</m:t>
+        </m:r>
+        <m:r>
+          <m:t> </m:t>
+        </m:r>
+        <m:r>
+          <m:rPr>
+            <m:sty m:val="p"/>
+          </m:rPr>
+          <m:t>k</m:t>
+        </m:r>
+        <m:r>
+          <m:rPr>
+            <m:sty m:val="p"/>
+          </m:rPr>
+          <m:t>J</m:t>
+        </m:r>
+        <m:r>
+          <m:rPr>
+            <m:sty m:val="p"/>
+          </m:rPr>
+          <m:t> </m:t>
+        </m:r>
+        <m:r>
+          <m:rPr>
+            <m:sty m:val="p"/>
+          </m:rPr>
+          <m:t>m</m:t>
+        </m:r>
+        <m:r>
+          <m:rPr>
+            <m:sty m:val="p"/>
+          </m:rPr>
+          <m:t>o</m:t>
+        </m:r>
+        <m:sSup>
+          <m:e>
+            <m:r>
+              <m:rPr>
+                <m:sty m:val="p"/>
+              </m:rPr>
+              <m:t>l</m:t>
+            </m:r>
+          </m:e>
+          <m:sup>
+            <m:r>
+              <m:rPr>
+                <m:sty m:val="p"/>
+              </m:rPr>
+              <m:t>−</m:t>
+            </m:r>
+            <m:r>
+              <m:rPr>
+                <m:sty m:val="p"/>
+              </m:rPr>
+              <m:t>1</m:t>
+            </m:r>
+          </m:sup>
+        </m:sSup>
+      </m:oMath>
+      <w:r>
+        <w:rPr>
+          <w:rFonts w:hint="eastAsia" w:ascii="Times New Roman" w:hAnsi="Times New Roman" w:eastAsia="Times New Roman" w:cs="Times New Roman"/>
+        </w:rPr>
+        <w:t>，</w:t>
+      </w:r>
+      <w:r>
+        <w:rPr>
+          <w:rFonts w:hint="eastAsia" w:ascii="Times New Roman" w:hAnsi="Times New Roman" w:eastAsia="FangSong" w:cs="Times New Roman"/>
+        </w:rPr>
+        <w:t>并注明</w:t>
+      </w:r>
+      <w:r>
+        <w:rPr>
+          <w:rFonts w:hint="eastAsia" w:ascii="Times New Roman" w:hAnsi="Times New Roman" w:eastAsia="Times New Roman" w:cs="Times New Roman"/>
+        </w:rPr>
+        <w:t>「</w:t>
+      </w:r>
+      <m:oMath>
+        <m:r>
+          <m:rPr>
+            <m:sty m:val="p"/>
+          </m:rPr>
+          <m:t>Δ</m:t>
+        </m:r>
+        <m:sSub>
+          <m:e>
+            <m:r>
+              <m:t>H</m:t>
+            </m:r>
+          </m:e>
+          <m:sub>
+            <m:r>
+              <m:t>D</m:t>
+            </m:r>
+          </m:sub>
+        </m:sSub>
+      </m:oMath>
+      <w:r>
+        <w:rPr>
+          <w:rFonts w:ascii="Times New Roman" w:hAnsi="Times New Roman" w:eastAsia="Times New Roman" w:cs="Times New Roman"/>
+        </w:rPr>
+        <w:t xml:space="preserve"> </w:t>
+      </w:r>
+      <w:r>
+        <w:rPr>
+          <w:rFonts w:hint="eastAsia" w:ascii="Times New Roman" w:hAnsi="Times New Roman" w:eastAsia="FangSong" w:cs="Times New Roman"/>
+        </w:rPr>
+        <w:t xml:space="preserve">符号相反扣</w:t>
+      </w:r>
+      <w:r>
+        <w:rPr>
+          <w:rFonts w:ascii="Times New Roman" w:hAnsi="Times New Roman" w:eastAsia="Times New Roman" w:cs="Times New Roman"/>
+        </w:rPr>
+        <w:t xml:space="preserve"> 1 </w:t>
+      </w:r>
+      <w:r>
+        <w:rPr>
+          <w:rFonts w:hint="eastAsia" w:ascii="Times New Roman" w:hAnsi="Times New Roman" w:eastAsia="FangSong" w:cs="Times New Roman"/>
+        </w:rPr>
+        <w:t>分</w:t>
+      </w:r>
+      <w:r>
+        <w:rPr>
+          <w:rFonts w:hint="eastAsia" w:ascii="Times New Roman" w:hAnsi="Times New Roman" w:eastAsia="Times New Roman" w:cs="Times New Roman"/>
+        </w:rPr>
+        <w:t>」——</w:t>
+      </w:r>
+      <w:r>
+        <w:rPr>
+          <w:rFonts w:hint="eastAsia" w:ascii="Times New Roman" w:hAnsi="Times New Roman" w:eastAsia="FangSong" w:cs="Times New Roman"/>
+        </w:rPr>
+        <w:t>作答前须核对原卷</w:t>
+      </w:r>
+      <w:r>
+        <w:rPr>
+          <w:rFonts w:ascii="Times New Roman" w:hAnsi="Times New Roman" w:eastAsia="Times New Roman" w:cs="Times New Roman"/>
+        </w:rPr>
+        <w:t xml:space="preserve"> </w:t>
+      </w:r>
+      <m:oMath>
+        <m:sSub>
+          <m:e>
+            <m:r>
+              <m:t>K</m:t>
+            </m:r>
+          </m:e>
+          <m:sub>
+            <m:r>
+              <m:t>D</m:t>
+            </m:r>
+          </m:sub>
+        </m:sSub>
+      </m:oMath>
+      <w:r>
+        <w:rPr>
+          <w:rFonts w:ascii="Times New Roman" w:hAnsi="Times New Roman" w:eastAsia="Times New Roman" w:cs="Times New Roman"/>
+        </w:rPr>
+        <w:t xml:space="preserve"> </w:t>
+      </w:r>
+      <w:r>
+        <w:rPr>
+          <w:rFonts w:hint="eastAsia" w:ascii="Times New Roman" w:hAnsi="Times New Roman" w:eastAsia="FangSong" w:cs="Times New Roman"/>
+        </w:rPr>
+        <w:t>的定义方向</w:t>
       </w:r>
       <w:r>
         <w:rPr>
@@ -59994,37 +61818,49 @@
         <w:rPr>
           <w:rFonts w:hint="eastAsia" w:ascii="Times New Roman" w:hAnsi="Times New Roman" w:eastAsia="FangSong" w:cs="Times New Roman"/>
         </w:rPr>
-        <w:t>溶解</w:t>
-      </w:r>
-      <w:r>
-        <w:rPr>
-          <w:rFonts w:hint="eastAsia" w:ascii="Times New Roman" w:hAnsi="Times New Roman" w:eastAsia="Times New Roman" w:cs="Times New Roman"/>
-        </w:rPr>
-        <w:t>）</w:t>
-      </w:r>
-      <w:r>
-        <w:rPr>
-          <w:rFonts w:hint="eastAsia" w:ascii="Times New Roman" w:hAnsi="Times New Roman" w:eastAsia="FangSong" w:cs="Times New Roman"/>
-        </w:rPr>
-        <w:t>放热</w:t>
-      </w:r>
-      <w:r>
-        <w:rPr>
-          <w:rFonts w:hint="eastAsia" w:ascii="Times New Roman" w:hAnsi="Times New Roman" w:eastAsia="Times New Roman" w:cs="Times New Roman"/>
-        </w:rPr>
-        <w:t>，</w:t>
-      </w:r>
-      <w:r>
-        <w:rPr>
-          <w:rFonts w:hint="eastAsia" w:ascii="Times New Roman" w:hAnsi="Times New Roman" w:eastAsia="FangSong" w:cs="Times New Roman"/>
-        </w:rPr>
-        <w:t>与物理直觉一致</w:t>
-      </w:r>
-      <w:r>
-        <w:rPr>
-          <w:rFonts w:hint="eastAsia" w:ascii="Times New Roman" w:hAnsi="Times New Roman" w:eastAsia="Times New Roman" w:cs="Times New Roman"/>
-        </w:rPr>
-        <w:t>。</w:t>
+        <w:t>详见</w:t>
+      </w:r>
+      <w:r>
+        <w:rPr>
+          <w:rFonts w:ascii="Times New Roman" w:hAnsi="Times New Roman" w:eastAsia="Times New Roman" w:cs="Times New Roman"/>
+        </w:rPr>
+        <w:t xml:space="preserve"> </w:t>
+      </w:r>
+      <w:r>
+        <w:rPr>
+          <w:rFonts w:hint="eastAsia" w:ascii="Times New Roman" w:hAnsi="Times New Roman" w:eastAsia="Times New Roman" w:cs="Times New Roman"/>
+        </w:rPr>
+        <w:t>§</w:t>
+      </w:r>
+      <w:r>
+        <w:rPr>
+          <w:rFonts w:hint="eastAsia" w:ascii="Times New Roman" w:hAnsi="Times New Roman" w:eastAsia="FangSong" w:cs="Times New Roman"/>
+        </w:rPr>
+        <w:t>题</w:t>
+      </w:r>
+      <w:r>
+        <w:rPr>
+          <w:rFonts w:hint="eastAsia" w:ascii="Times New Roman" w:hAnsi="Times New Roman" w:eastAsia="Times New Roman" w:cs="Times New Roman"/>
+        </w:rPr>
+        <w:t>21</w:t>
+      </w:r>
+      <w:r>
+        <w:rPr>
+          <w:rFonts w:ascii="Times New Roman" w:hAnsi="Times New Roman" w:eastAsia="Times New Roman" w:cs="Times New Roman"/>
+        </w:rPr>
+        <w:t xml:space="preserve"> </w:t>
+      </w:r>
+      <w:r>
+        <w:rPr>
+          <w:rFonts w:hint="eastAsia" w:ascii="Times New Roman" w:hAnsi="Times New Roman" w:eastAsia="FangSong" w:cs="Times New Roman"/>
+        </w:rPr>
+        <w:t>约定提示</w:t>
+      </w:r>
+      <w:r>
+        <w:rPr>
+          <w:rFonts w:hint="eastAsia" w:ascii="Times New Roman" w:hAnsi="Times New Roman" w:eastAsia="Times New Roman" w:cs="Times New Roman"/>
+        </w:rPr>
+        <w:t>）。</w:t>
       </w:r>
     </w:p>
     <w:p>
@@ -62578,7 +64414,7 @@
         <w:rPr>
           <w:rFonts w:ascii="Times New Roman" w:hAnsi="Times New Roman" w:eastAsia="Times New Roman" w:cs="Times New Roman"/>
         </w:rPr>
-        <w:t xml:space="preserve"> 75℃ </w:t>
+        <w:t xml:space="preserve"> 75 °C </w:t>
       </w:r>
       <w:r>
         <w:rPr>
